--- a/Docs/Scenarios.docx
+++ b/Docs/Scenarios.docx
@@ -26,10 +26,17 @@
           <w:bCs/>
         </w:rPr>
       </w:r>
+      <w:r>
+        <w:rPr>
+          <w:b/>
+          <w:bCs/>
+          <w:highlight w:val="none"/>
+        </w:rPr>
+      </w:r>
     </w:p>
     <w:p>
       <w:pPr>
-        <w:pStyle w:val="621"/>
+        <w:pStyle w:val="872"/>
         <w:numPr>
           <w:ilvl w:val="0"/>
           <w:numId w:val="1"/>
@@ -52,10 +59,15 @@
           <w:highlight w:val="none"/>
         </w:rPr>
       </w:r>
+      <w:r>
+        <w:rPr>
+          <w:highlight w:val="none"/>
+        </w:rPr>
+      </w:r>
     </w:p>
     <w:p>
       <w:pPr>
-        <w:pStyle w:val="621"/>
+        <w:pStyle w:val="872"/>
         <w:numPr>
           <w:ilvl w:val="0"/>
           <w:numId w:val="1"/>
@@ -78,10 +90,15 @@
           <w:highlight w:val="none"/>
         </w:rPr>
       </w:r>
+      <w:r>
+        <w:rPr>
+          <w:highlight w:val="none"/>
+        </w:rPr>
+      </w:r>
     </w:p>
     <w:p>
       <w:pPr>
-        <w:pStyle w:val="621"/>
+        <w:pStyle w:val="872"/>
         <w:numPr>
           <w:ilvl w:val="0"/>
           <w:numId w:val="1"/>
@@ -104,10 +121,15 @@
           <w:highlight w:val="none"/>
         </w:rPr>
       </w:r>
+      <w:r>
+        <w:rPr>
+          <w:highlight w:val="none"/>
+        </w:rPr>
+      </w:r>
     </w:p>
     <w:p>
       <w:pPr>
-        <w:pStyle w:val="621"/>
+        <w:pStyle w:val="872"/>
         <w:numPr>
           <w:ilvl w:val="0"/>
           <w:numId w:val="1"/>
@@ -131,7 +153,6 @@
         </w:rPr>
         <w:t xml:space="preserve">загруженному Уровню</w:t>
       </w:r>
-      <w:r/>
       <w:r>
         <w:rPr>
           <w:highlight w:val="none"/>
@@ -152,247 +173,6 @@
           <w:highlight w:val="none"/>
         </w:rPr>
       </w:pPr>
-      <w:r>
-        <w:rPr>
-          <w:highlight w:val="none"/>
-        </w:rPr>
-      </w:r>
-      <w:r>
-        <w:rPr>
-          <w:highlight w:val="none"/>
-        </w:rPr>
-      </w:r>
-    </w:p>
-    <w:p>
-      <w:pPr>
-        <w:pBdr/>
-        <w:spacing/>
-        <w:ind/>
-        <w:rPr>
-          <w:b/>
-          <w:bCs/>
-          <w:highlight w:val="none"/>
-        </w:rPr>
-      </w:pPr>
-      <w:r>
-        <w:rPr>
-          <w:b/>
-          <w:bCs/>
-          <w:highlight w:val="none"/>
-        </w:rPr>
-        <w:t xml:space="preserve">Сценарий «Перезапуск игры»</w:t>
-      </w:r>
-      <w:r>
-        <w:rPr>
-          <w:b/>
-          <w:bCs/>
-          <w:highlight w:val="none"/>
-        </w:rPr>
-      </w:r>
-    </w:p>
-    <w:p>
-      <w:pPr>
-        <w:pStyle w:val="621"/>
-        <w:numPr>
-          <w:ilvl w:val="0"/>
-          <w:numId w:val="2"/>
-        </w:numPr>
-        <w:pBdr/>
-        <w:spacing/>
-        <w:ind w:right="0" w:hanging="360" w:left="425"/>
-        <w:rPr>
-          <w:highlight w:val="none"/>
-        </w:rPr>
-      </w:pPr>
-      <w:r>
-        <w:rPr>
-          <w:highlight w:val="none"/>
-        </w:rPr>
-        <w:t xml:space="preserve">По указанию Пользователя, Игра инициирует перезапуск</w:t>
-      </w:r>
-      <w:r>
-        <w:rPr>
-          <w:highlight w:val="none"/>
-        </w:rPr>
-      </w:r>
-    </w:p>
-    <w:p>
-      <w:pPr>
-        <w:pStyle w:val="621"/>
-        <w:numPr>
-          <w:ilvl w:val="0"/>
-          <w:numId w:val="2"/>
-        </w:numPr>
-        <w:pBdr/>
-        <w:spacing/>
-        <w:ind w:right="0" w:hanging="360" w:left="425"/>
-        <w:rPr>
-          <w:highlight w:val="none"/>
-        </w:rPr>
-      </w:pPr>
-      <w:r>
-        <w:rPr>
-          <w:highlight w:val="none"/>
-        </w:rPr>
-        <w:t xml:space="preserve">Игра возвращает Шарики в заданные начальным состоянием Уровня Колбы</w:t>
-      </w:r>
-      <w:r>
-        <w:rPr>
-          <w:highlight w:val="none"/>
-        </w:rPr>
-      </w:r>
-    </w:p>
-    <w:p>
-      <w:pPr>
-        <w:pBdr/>
-        <w:spacing/>
-        <w:ind/>
-        <w:rPr>
-          <w:highlight w:val="none"/>
-        </w:rPr>
-      </w:pPr>
-      <w:r>
-        <w:rPr>
-          <w:highlight w:val="none"/>
-        </w:rPr>
-      </w:r>
-      <w:r>
-        <w:rPr>
-          <w:highlight w:val="none"/>
-        </w:rPr>
-      </w:r>
-    </w:p>
-    <w:p>
-      <w:pPr>
-        <w:pBdr/>
-        <w:spacing/>
-        <w:ind/>
-        <w:rPr>
-          <w:b/>
-          <w:bCs/>
-          <w:highlight w:val="none"/>
-        </w:rPr>
-      </w:pPr>
-      <w:r>
-        <w:rPr>
-          <w:b/>
-          <w:bCs/>
-          <w:highlight w:val="none"/>
-        </w:rPr>
-        <w:t xml:space="preserve">Сценарий «Успешный выбор первой колбы»</w:t>
-      </w:r>
-      <w:r>
-        <w:rPr>
-          <w:b/>
-          <w:bCs/>
-          <w:highlight w:val="none"/>
-        </w:rPr>
-      </w:r>
-    </w:p>
-    <w:p>
-      <w:pPr>
-        <w:pBdr/>
-        <w:spacing/>
-        <w:ind/>
-        <w:rPr>
-          <w:b w:val="0"/>
-          <w:bCs w:val="0"/>
-          <w:highlight w:val="none"/>
-        </w:rPr>
-      </w:pPr>
-      <w:r>
-        <w:rPr>
-          <w:b w:val="0"/>
-          <w:bCs w:val="0"/>
-          <w:highlight w:val="none"/>
-        </w:rPr>
-        <w:t xml:space="preserve">Предусловие: Колба не пуста.</w:t>
-      </w:r>
-      <w:r>
-        <w:rPr>
-          <w:b w:val="0"/>
-          <w:bCs w:val="0"/>
-          <w:highlight w:val="none"/>
-        </w:rPr>
-      </w:r>
-    </w:p>
-    <w:p>
-      <w:pPr>
-        <w:pStyle w:val="621"/>
-        <w:numPr>
-          <w:ilvl w:val="0"/>
-          <w:numId w:val="3"/>
-        </w:numPr>
-        <w:pBdr/>
-        <w:spacing/>
-        <w:ind/>
-        <w:rPr>
-          <w:highlight w:val="none"/>
-        </w:rPr>
-      </w:pPr>
-      <w:r>
-        <w:rPr>
-          <w:highlight w:val="none"/>
-        </w:rPr>
-        <w:t xml:space="preserve">Пользователь выбирает Колбу</w:t>
-      </w:r>
-      <w:r>
-        <w:rPr>
-          <w:highlight w:val="none"/>
-        </w:rPr>
-      </w:r>
-    </w:p>
-    <w:p>
-      <w:pPr>
-        <w:pStyle w:val="621"/>
-        <w:numPr>
-          <w:ilvl w:val="0"/>
-          <w:numId w:val="3"/>
-        </w:numPr>
-        <w:pBdr/>
-        <w:spacing/>
-        <w:ind/>
-        <w:rPr>
-          <w:highlight w:val="none"/>
-        </w:rPr>
-      </w:pPr>
-      <w:r>
-        <w:rPr>
-          <w:highlight w:val="none"/>
-        </w:rPr>
-        <w:t xml:space="preserve">Игра отмечает Колбу как выбранную</w:t>
-      </w:r>
-      <w:r>
-        <w:rPr>
-          <w:highlight w:val="none"/>
-        </w:rPr>
-      </w:r>
-    </w:p>
-    <w:p>
-      <w:pPr>
-        <w:pStyle w:val="621"/>
-        <w:numPr>
-          <w:ilvl w:val="0"/>
-          <w:numId w:val="3"/>
-        </w:numPr>
-        <w:pBdr/>
-        <w:spacing/>
-        <w:ind/>
-        <w:rPr>
-          <w:highlight w:val="none"/>
-        </w:rPr>
-      </w:pPr>
-      <w:r>
-        <w:rPr>
-          <w:highlight w:val="none"/>
-        </w:rPr>
-        <w:t xml:space="preserve">Игра ожидает выбора второй Колбы</w:t>
-      </w:r>
-      <w:r>
-        <w:rPr>
-          <w:highlight w:val="none"/>
-        </w:rPr>
-      </w:r>
       <w:r>
         <w:rPr>
           <w:highlight w:val="none"/>
@@ -413,11 +193,298 @@
       <w:pPr>
         <w:pBdr/>
         <w:spacing/>
+        <w:ind/>
+        <w:rPr>
+          <w:b/>
+          <w:bCs/>
+          <w:highlight w:val="none"/>
+        </w:rPr>
+      </w:pPr>
+      <w:r>
+        <w:rPr>
+          <w:b/>
+          <w:bCs/>
+          <w:highlight w:val="none"/>
+        </w:rPr>
+        <w:t xml:space="preserve">Сценарий «Перезапуск игры»</w:t>
+      </w:r>
+      <w:r>
+        <w:rPr>
+          <w:b/>
+          <w:bCs/>
+          <w:highlight w:val="none"/>
+        </w:rPr>
+      </w:r>
+      <w:r>
+        <w:rPr>
+          <w:b/>
+          <w:bCs/>
+          <w:highlight w:val="none"/>
+        </w:rPr>
+      </w:r>
+    </w:p>
+    <w:p>
+      <w:pPr>
+        <w:pStyle w:val="872"/>
+        <w:numPr>
+          <w:ilvl w:val="0"/>
+          <w:numId w:val="2"/>
+        </w:numPr>
+        <w:pBdr/>
+        <w:spacing/>
+        <w:ind w:right="0" w:hanging="360" w:left="425"/>
+        <w:rPr>
+          <w:highlight w:val="none"/>
+        </w:rPr>
+      </w:pPr>
+      <w:r>
+        <w:rPr>
+          <w:highlight w:val="none"/>
+        </w:rPr>
+        <w:t xml:space="preserve">По указанию Пользователя, Игра инициирует перезапуск</w:t>
+      </w:r>
+      <w:r>
+        <w:rPr>
+          <w:highlight w:val="none"/>
+        </w:rPr>
+      </w:r>
+      <w:r>
+        <w:rPr>
+          <w:highlight w:val="none"/>
+        </w:rPr>
+      </w:r>
+    </w:p>
+    <w:p>
+      <w:pPr>
+        <w:pStyle w:val="872"/>
+        <w:numPr>
+          <w:ilvl w:val="0"/>
+          <w:numId w:val="2"/>
+        </w:numPr>
+        <w:pBdr/>
+        <w:spacing/>
+        <w:ind w:right="0" w:hanging="360" w:left="425"/>
+        <w:rPr>
+          <w:highlight w:val="none"/>
+        </w:rPr>
+      </w:pPr>
+      <w:r>
+        <w:rPr>
+          <w:highlight w:val="none"/>
+        </w:rPr>
+        <w:t xml:space="preserve">Игра возвращает Шарики в заданные начальным состоянием Уровня Колбы</w:t>
+      </w:r>
+      <w:r>
+        <w:rPr>
+          <w:highlight w:val="none"/>
+        </w:rPr>
+      </w:r>
+      <w:r>
+        <w:rPr>
+          <w:highlight w:val="none"/>
+        </w:rPr>
+      </w:r>
+    </w:p>
+    <w:p>
+      <w:pPr>
+        <w:pBdr/>
+        <w:spacing/>
+        <w:ind/>
+        <w:rPr>
+          <w:highlight w:val="none"/>
+        </w:rPr>
+      </w:pPr>
+      <w:r>
+        <w:rPr>
+          <w:highlight w:val="none"/>
+        </w:rPr>
+      </w:r>
+      <w:r>
+        <w:rPr>
+          <w:highlight w:val="none"/>
+        </w:rPr>
+      </w:r>
+      <w:r>
+        <w:rPr>
+          <w:highlight w:val="none"/>
+        </w:rPr>
+      </w:r>
+    </w:p>
+    <w:p>
+      <w:pPr>
+        <w:pBdr/>
+        <w:spacing/>
+        <w:ind/>
+        <w:rPr>
+          <w:b/>
+          <w:bCs/>
+          <w:highlight w:val="none"/>
+        </w:rPr>
+      </w:pPr>
+      <w:r>
+        <w:rPr>
+          <w:b/>
+          <w:bCs/>
+          <w:highlight w:val="none"/>
+        </w:rPr>
+        <w:t xml:space="preserve">Сценарий «Успешный выбор первой колбы»</w:t>
+      </w:r>
+      <w:r>
+        <w:rPr>
+          <w:b/>
+          <w:bCs/>
+          <w:highlight w:val="none"/>
+        </w:rPr>
+      </w:r>
+      <w:r>
+        <w:rPr>
+          <w:b/>
+          <w:bCs/>
+          <w:highlight w:val="none"/>
+        </w:rPr>
+      </w:r>
+    </w:p>
+    <w:p>
+      <w:pPr>
+        <w:pBdr/>
+        <w:spacing/>
+        <w:ind/>
+        <w:rPr>
+          <w:b w:val="0"/>
+          <w:bCs w:val="0"/>
+          <w:highlight w:val="none"/>
+        </w:rPr>
+      </w:pPr>
+      <w:r>
+        <w:rPr>
+          <w:b w:val="0"/>
+          <w:bCs w:val="0"/>
+          <w:highlight w:val="none"/>
+        </w:rPr>
+        <w:t xml:space="preserve">Предусловие: Колба не пуста.</w:t>
+      </w:r>
+      <w:r>
+        <w:rPr>
+          <w:b w:val="0"/>
+          <w:bCs w:val="0"/>
+          <w:highlight w:val="none"/>
+        </w:rPr>
+      </w:r>
+      <w:r>
+        <w:rPr>
+          <w:b w:val="0"/>
+          <w:bCs w:val="0"/>
+          <w:highlight w:val="none"/>
+        </w:rPr>
+      </w:r>
+    </w:p>
+    <w:p>
+      <w:pPr>
+        <w:pStyle w:val="872"/>
+        <w:numPr>
+          <w:ilvl w:val="0"/>
+          <w:numId w:val="3"/>
+        </w:numPr>
+        <w:pBdr/>
+        <w:spacing/>
+        <w:ind/>
+        <w:rPr>
+          <w:highlight w:val="none"/>
+        </w:rPr>
+      </w:pPr>
+      <w:r>
+        <w:rPr>
+          <w:highlight w:val="none"/>
+        </w:rPr>
+        <w:t xml:space="preserve">Пользователь выбирает Колбу</w:t>
+      </w:r>
+      <w:r>
+        <w:rPr>
+          <w:highlight w:val="none"/>
+        </w:rPr>
+      </w:r>
+      <w:r>
+        <w:rPr>
+          <w:highlight w:val="none"/>
+        </w:rPr>
+      </w:r>
+    </w:p>
+    <w:p>
+      <w:pPr>
+        <w:pStyle w:val="872"/>
+        <w:numPr>
+          <w:ilvl w:val="0"/>
+          <w:numId w:val="3"/>
+        </w:numPr>
+        <w:pBdr/>
+        <w:spacing/>
+        <w:ind/>
+        <w:rPr>
+          <w:highlight w:val="none"/>
+        </w:rPr>
+      </w:pPr>
+      <w:r>
+        <w:rPr>
+          <w:highlight w:val="none"/>
+        </w:rPr>
+        <w:t xml:space="preserve">Игра отмечает Колбу как выбранную</w:t>
+      </w:r>
+      <w:r>
+        <w:rPr>
+          <w:highlight w:val="none"/>
+        </w:rPr>
+      </w:r>
+      <w:r>
+        <w:rPr>
+          <w:highlight w:val="none"/>
+        </w:rPr>
+      </w:r>
+    </w:p>
+    <w:p>
+      <w:pPr>
+        <w:pStyle w:val="872"/>
+        <w:numPr>
+          <w:ilvl w:val="0"/>
+          <w:numId w:val="3"/>
+        </w:numPr>
+        <w:pBdr/>
+        <w:spacing/>
+        <w:ind/>
+        <w:rPr>
+          <w:highlight w:val="none"/>
+        </w:rPr>
+      </w:pPr>
+      <w:r>
+        <w:rPr>
+          <w:highlight w:val="none"/>
+        </w:rPr>
+        <w:t xml:space="preserve">Игра ожидает выбора второй Колбы</w:t>
+      </w:r>
+      <w:r>
+        <w:rPr>
+          <w:highlight w:val="none"/>
+        </w:rPr>
+      </w:r>
+      <w:r>
+        <w:rPr>
+          <w:highlight w:val="none"/>
+        </w:rPr>
+      </w:r>
+    </w:p>
+    <w:p>
+      <w:pPr>
+        <w:pBdr/>
+        <w:spacing/>
         <w:ind w:firstLine="0" w:left="0"/>
         <w:rPr>
           <w:highlight w:val="none"/>
         </w:rPr>
       </w:pPr>
+      <w:r>
+        <w:rPr>
+          <w:highlight w:val="none"/>
+        </w:rPr>
+      </w:r>
       <w:r>
         <w:rPr>
           <w:highlight w:val="none"/>
@@ -499,7 +566,7 @@
     </w:p>
     <w:p>
       <w:pPr>
-        <w:pStyle w:val="621"/>
+        <w:pStyle w:val="872"/>
         <w:numPr>
           <w:ilvl w:val="0"/>
           <w:numId w:val="9"/>
@@ -530,7 +597,7 @@
     </w:p>
     <w:p>
       <w:pPr>
-        <w:pStyle w:val="621"/>
+        <w:pStyle w:val="872"/>
         <w:numPr>
           <w:ilvl w:val="0"/>
           <w:numId w:val="9"/>
@@ -553,10 +620,15 @@
           <w:highlight w:val="none"/>
         </w:rPr>
       </w:r>
+      <w:r>
+        <w:rPr>
+          <w:highlight w:val="none"/>
+        </w:rPr>
+      </w:r>
     </w:p>
     <w:p>
       <w:pPr>
-        <w:pStyle w:val="621"/>
+        <w:pStyle w:val="872"/>
         <w:numPr>
           <w:ilvl w:val="0"/>
           <w:numId w:val="9"/>
@@ -594,6 +666,11 @@
           <w:highlight w:val="none"/>
         </w:rPr>
       </w:pPr>
+      <w:r>
+        <w:rPr>
+          <w:highlight w:val="none"/>
+        </w:rPr>
+      </w:r>
       <w:r>
         <w:rPr>
           <w:highlight w:val="none"/>
@@ -667,7 +744,7 @@
     </w:p>
     <w:p>
       <w:pPr>
-        <w:pStyle w:val="621"/>
+        <w:pStyle w:val="872"/>
         <w:numPr>
           <w:ilvl w:val="0"/>
           <w:numId w:val="12"/>
@@ -698,7 +775,7 @@
     </w:p>
     <w:p>
       <w:pPr>
-        <w:pStyle w:val="621"/>
+        <w:pStyle w:val="872"/>
         <w:numPr>
           <w:ilvl w:val="0"/>
           <w:numId w:val="12"/>
@@ -721,10 +798,15 @@
           <w:highlight w:val="none"/>
         </w:rPr>
       </w:r>
+      <w:r>
+        <w:rPr>
+          <w:highlight w:val="none"/>
+        </w:rPr>
+      </w:r>
     </w:p>
     <w:p>
       <w:pPr>
-        <w:pStyle w:val="621"/>
+        <w:pStyle w:val="872"/>
         <w:numPr>
           <w:ilvl w:val="0"/>
           <w:numId w:val="12"/>
@@ -747,17 +829,26 @@
         </w:rPr>
         <w:t xml:space="preserve">Игра ожидает выбора первой Колбы</w:t>
       </w:r>
-      <w:r/>
-    </w:p>
-    <w:p>
-      <w:pPr>
-        <w:pBdr/>
-        <w:spacing/>
-        <w:ind/>
+      <w:r>
         <w:rPr>
           <w:highlight w:val="none"/>
         </w:rPr>
-      </w:pPr>
+      </w:r>
+    </w:p>
+    <w:p>
+      <w:pPr>
+        <w:pBdr/>
+        <w:spacing/>
+        <w:ind/>
+        <w:rPr>
+          <w:highlight w:val="none"/>
+        </w:rPr>
+      </w:pPr>
+      <w:r>
+        <w:rPr>
+          <w:highlight w:val="none"/>
+        </w:rPr>
+      </w:r>
       <w:r>
         <w:rPr>
           <w:highlight w:val="none"/>
@@ -795,8 +886,6 @@
       </w:r>
       <w:r>
         <w:rPr>
-          <w:b/>
-          <w:bCs/>
           <w:highlight w:val="none"/>
         </w:rPr>
       </w:r>
@@ -821,10 +910,15 @@
           <w:highlight w:val="none"/>
         </w:rPr>
       </w:r>
+      <w:r>
+        <w:rPr>
+          <w:highlight w:val="none"/>
+        </w:rPr>
+      </w:r>
     </w:p>
     <w:p>
       <w:pPr>
-        <w:pStyle w:val="621"/>
+        <w:pStyle w:val="872"/>
         <w:numPr>
           <w:ilvl w:val="0"/>
           <w:numId w:val="4"/>
@@ -855,7 +949,7 @@
     </w:p>
     <w:p>
       <w:pPr>
-        <w:pStyle w:val="621"/>
+        <w:pStyle w:val="872"/>
         <w:numPr>
           <w:ilvl w:val="0"/>
           <w:numId w:val="4"/>
@@ -878,16 +972,26 @@
           <w:highlight w:val="none"/>
         </w:rPr>
       </w:r>
-    </w:p>
-    <w:p>
-      <w:pPr>
-        <w:pBdr/>
-        <w:spacing/>
-        <w:ind/>
+      <w:r>
         <w:rPr>
           <w:highlight w:val="none"/>
         </w:rPr>
-      </w:pPr>
+      </w:r>
+    </w:p>
+    <w:p>
+      <w:pPr>
+        <w:pBdr/>
+        <w:spacing/>
+        <w:ind/>
+        <w:rPr>
+          <w:highlight w:val="none"/>
+        </w:rPr>
+      </w:pPr>
+      <w:r>
+        <w:rPr>
+          <w:highlight w:val="none"/>
+        </w:rPr>
+      </w:r>
       <w:r>
         <w:rPr>
           <w:highlight w:val="none"/>
@@ -961,7 +1065,7 @@
     </w:p>
     <w:p>
       <w:pPr>
-        <w:pStyle w:val="621"/>
+        <w:pStyle w:val="872"/>
         <w:numPr>
           <w:ilvl w:val="0"/>
           <w:numId w:val="11"/>
@@ -992,7 +1096,7 @@
     </w:p>
     <w:p>
       <w:pPr>
-        <w:pStyle w:val="621"/>
+        <w:pStyle w:val="872"/>
         <w:numPr>
           <w:ilvl w:val="0"/>
           <w:numId w:val="11"/>
@@ -1023,7 +1127,7 @@
     </w:p>
     <w:p>
       <w:pPr>
-        <w:pStyle w:val="621"/>
+        <w:pStyle w:val="872"/>
         <w:numPr>
           <w:ilvl w:val="0"/>
           <w:numId w:val="11"/>
@@ -1088,8 +1192,6 @@
       </w:r>
       <w:r>
         <w:rPr>
-          <w:b/>
-          <w:bCs/>
           <w:highlight w:val="none"/>
         </w:rPr>
       </w:r>
@@ -1115,7 +1217,6 @@
         </w:rPr>
         <w:t xml:space="preserve">кроме одного</w:t>
       </w:r>
-      <w:r/>
       <w:r>
         <w:rPr>
           <w:highlight w:val="none"/>
@@ -1140,27 +1241,6 @@
           <w:highlight w:val="none"/>
         </w:rPr>
       </w:r>
-    </w:p>
-    <w:p>
-      <w:pPr>
-        <w:pStyle w:val="621"/>
-        <w:numPr>
-          <w:ilvl w:val="0"/>
-          <w:numId w:val="6"/>
-        </w:numPr>
-        <w:pBdr/>
-        <w:spacing/>
-        <w:ind/>
-        <w:rPr>
-          <w:highlight w:val="none"/>
-        </w:rPr>
-      </w:pPr>
-      <w:r>
-        <w:rPr>
-          <w:highlight w:val="none"/>
-        </w:rPr>
-        <w:t xml:space="preserve">Пользователь перемещает последний Шарик в Колбу, в соответствие с Правилами</w:t>
-      </w:r>
       <w:r>
         <w:rPr>
           <w:highlight w:val="none"/>
@@ -1169,7 +1249,7 @@
     </w:p>
     <w:p>
       <w:pPr>
-        <w:pStyle w:val="621"/>
+        <w:pStyle w:val="872"/>
         <w:numPr>
           <w:ilvl w:val="0"/>
           <w:numId w:val="6"/>
@@ -1185,49 +1265,8 @@
         <w:rPr>
           <w:highlight w:val="none"/>
         </w:rPr>
-        <w:t xml:space="preserve">Игра завершена</w:t>
+        <w:t xml:space="preserve">Пользователь перемещает последний Шарик в Колбу, в соответствие с Правилами</w:t>
       </w:r>
-      <w:r>
-        <w:rPr>
-          <w:highlight w:val="none"/>
-        </w:rPr>
-      </w:r>
-    </w:p>
-    <w:p>
-      <w:pPr>
-        <w:pStyle w:val="621"/>
-        <w:numPr>
-          <w:ilvl w:val="0"/>
-          <w:numId w:val="6"/>
-        </w:numPr>
-        <w:pBdr/>
-        <w:spacing/>
-        <w:ind/>
-        <w:rPr>
-          <w:highlight w:val="none"/>
-        </w:rPr>
-      </w:pPr>
-      <w:r>
-        <w:rPr>
-          <w:highlight w:val="none"/>
-        </w:rPr>
-        <w:t xml:space="preserve">Пользователю показывается сообщение о победе</w:t>
-      </w:r>
-      <w:r>
-        <w:rPr>
-          <w:highlight w:val="none"/>
-        </w:rPr>
-      </w:r>
-    </w:p>
-    <w:p>
-      <w:pPr>
-        <w:pBdr/>
-        <w:spacing/>
-        <w:ind/>
-        <w:rPr>
-          <w:highlight w:val="none"/>
-        </w:rPr>
-      </w:pPr>
       <w:r>
         <w:rPr>
           <w:highlight w:val="none"/>
@@ -1241,11 +1280,75 @@
     </w:p>
     <w:p>
       <w:pPr>
-        <w:pBdr/>
-        <w:spacing/>
-        <w:ind/>
-        <w:rPr/>
-      </w:pPr>
+        <w:pStyle w:val="872"/>
+        <w:numPr>
+          <w:ilvl w:val="0"/>
+          <w:numId w:val="6"/>
+        </w:numPr>
+        <w:pBdr/>
+        <w:spacing/>
+        <w:ind/>
+        <w:rPr>
+          <w:highlight w:val="none"/>
+        </w:rPr>
+      </w:pPr>
+      <w:r>
+        <w:rPr>
+          <w:highlight w:val="none"/>
+        </w:rPr>
+        <w:t xml:space="preserve">Игра завершена</w:t>
+      </w:r>
+      <w:r>
+        <w:rPr>
+          <w:highlight w:val="none"/>
+        </w:rPr>
+      </w:r>
+      <w:r>
+        <w:rPr>
+          <w:highlight w:val="none"/>
+        </w:rPr>
+      </w:r>
+    </w:p>
+    <w:p>
+      <w:pPr>
+        <w:pStyle w:val="872"/>
+        <w:numPr>
+          <w:ilvl w:val="0"/>
+          <w:numId w:val="6"/>
+        </w:numPr>
+        <w:pBdr/>
+        <w:spacing/>
+        <w:ind/>
+        <w:rPr>
+          <w:highlight w:val="none"/>
+        </w:rPr>
+      </w:pPr>
+      <w:r>
+        <w:rPr>
+          <w:highlight w:val="none"/>
+        </w:rPr>
+        <w:t xml:space="preserve">Пользователю показывается сообщение о победе</w:t>
+      </w:r>
+      <w:r>
+        <w:rPr>
+          <w:highlight w:val="none"/>
+        </w:rPr>
+      </w:r>
+      <w:r>
+        <w:rPr>
+          <w:highlight w:val="none"/>
+        </w:rPr>
+      </w:r>
+      <w:r>
+        <w:rPr>
+          <w:highlight w:val="none"/>
+        </w:rPr>
+      </w:r>
+      <w:r>
+        <w:rPr>
+          <w:highlight w:val="none"/>
+        </w:rPr>
+      </w:r>
       <w:r>
         <w:rPr>
           <w:highlight w:val="none"/>
@@ -1279,7 +1382,6 @@
         <w:ind/>
         <w:rPr/>
       </w:pPr>
-      <w:r/>
       <w:r>
         <w:separator/>
       </w:r>
@@ -1294,7 +1396,6 @@
         <w:ind/>
         <w:rPr/>
       </w:pPr>
-      <w:r/>
       <w:r>
         <w:continuationSeparator/>
       </w:r>
@@ -1314,7 +1415,6 @@
         <w:ind/>
         <w:rPr/>
       </w:pPr>
-      <w:r/>
       <w:r>
         <w:separator/>
       </w:r>
@@ -1329,7 +1429,6 @@
         <w:ind/>
         <w:rPr/>
       </w:pPr>
-      <w:r/>
       <w:r>
         <w:continuationSeparator/>
       </w:r>
@@ -2999,6 +3098,262 @@
         <w:pBdr/>
         <w:spacing/>
         <w:ind w:hanging="1440" w:left="4320"/>
+      </w:pPr>
+      <w:rPr/>
+      <w:start w:val="1"/>
+      <w:suff w:val="tab"/>
+    </w:lvl>
+  </w:abstractNum>
+  <w:abstractNum w:abstractNumId="13">
+    <w:lvl w:ilvl="0">
+      <w:isLgl w:val="false"/>
+      <w:lvlJc w:val="left"/>
+      <w:lvlText w:val="%1)"/>
+      <w:numFmt w:val="decimal"/>
+      <w:pPr>
+        <w:pBdr/>
+        <w:spacing/>
+        <w:ind w:hanging="360" w:left="709"/>
+      </w:pPr>
+      <w:rPr/>
+      <w:start w:val="1"/>
+      <w:suff w:val="tab"/>
+    </w:lvl>
+    <w:lvl w:ilvl="1">
+      <w:isLgl w:val="false"/>
+      <w:lvlJc w:val="left"/>
+      <w:lvlText w:val="%2."/>
+      <w:numFmt w:val="lowerLetter"/>
+      <w:pPr>
+        <w:pBdr/>
+        <w:spacing/>
+        <w:ind w:hanging="360" w:left="1429"/>
+      </w:pPr>
+      <w:rPr/>
+      <w:start w:val="1"/>
+      <w:suff w:val="tab"/>
+    </w:lvl>
+    <w:lvl w:ilvl="2">
+      <w:isLgl w:val="false"/>
+      <w:lvlJc w:val="right"/>
+      <w:lvlText w:val="%3."/>
+      <w:numFmt w:val="lowerRoman"/>
+      <w:pPr>
+        <w:pBdr/>
+        <w:spacing/>
+        <w:ind w:hanging="180" w:left="2149"/>
+      </w:pPr>
+      <w:rPr/>
+      <w:start w:val="1"/>
+      <w:suff w:val="tab"/>
+    </w:lvl>
+    <w:lvl w:ilvl="3">
+      <w:isLgl w:val="false"/>
+      <w:lvlJc w:val="left"/>
+      <w:lvlText w:val="%4."/>
+      <w:numFmt w:val="decimal"/>
+      <w:pPr>
+        <w:pBdr/>
+        <w:spacing/>
+        <w:ind w:hanging="360" w:left="2869"/>
+      </w:pPr>
+      <w:rPr/>
+      <w:start w:val="1"/>
+      <w:suff w:val="tab"/>
+    </w:lvl>
+    <w:lvl w:ilvl="4">
+      <w:isLgl w:val="false"/>
+      <w:lvlJc w:val="left"/>
+      <w:lvlText w:val="%5."/>
+      <w:numFmt w:val="lowerLetter"/>
+      <w:pPr>
+        <w:pBdr/>
+        <w:spacing/>
+        <w:ind w:hanging="360" w:left="3589"/>
+      </w:pPr>
+      <w:rPr/>
+      <w:start w:val="1"/>
+      <w:suff w:val="tab"/>
+    </w:lvl>
+    <w:lvl w:ilvl="5">
+      <w:isLgl w:val="false"/>
+      <w:lvlJc w:val="right"/>
+      <w:lvlText w:val="%6."/>
+      <w:numFmt w:val="lowerRoman"/>
+      <w:pPr>
+        <w:pBdr/>
+        <w:spacing/>
+        <w:ind w:hanging="180" w:left="4309"/>
+      </w:pPr>
+      <w:rPr/>
+      <w:start w:val="1"/>
+      <w:suff w:val="tab"/>
+    </w:lvl>
+    <w:lvl w:ilvl="6">
+      <w:isLgl w:val="false"/>
+      <w:lvlJc w:val="left"/>
+      <w:lvlText w:val="%7."/>
+      <w:numFmt w:val="decimal"/>
+      <w:pPr>
+        <w:pBdr/>
+        <w:spacing/>
+        <w:ind w:hanging="360" w:left="5029"/>
+      </w:pPr>
+      <w:rPr/>
+      <w:start w:val="1"/>
+      <w:suff w:val="tab"/>
+    </w:lvl>
+    <w:lvl w:ilvl="7">
+      <w:isLgl w:val="false"/>
+      <w:lvlJc w:val="left"/>
+      <w:lvlText w:val="%8."/>
+      <w:numFmt w:val="lowerLetter"/>
+      <w:pPr>
+        <w:pBdr/>
+        <w:spacing/>
+        <w:ind w:hanging="360" w:left="5749"/>
+      </w:pPr>
+      <w:rPr/>
+      <w:start w:val="1"/>
+      <w:suff w:val="tab"/>
+    </w:lvl>
+    <w:lvl w:ilvl="8">
+      <w:isLgl w:val="false"/>
+      <w:lvlJc w:val="right"/>
+      <w:lvlText w:val="%9."/>
+      <w:numFmt w:val="lowerRoman"/>
+      <w:pPr>
+        <w:pBdr/>
+        <w:spacing/>
+        <w:ind w:hanging="180" w:left="6469"/>
+      </w:pPr>
+      <w:rPr/>
+      <w:start w:val="1"/>
+      <w:suff w:val="tab"/>
+    </w:lvl>
+  </w:abstractNum>
+  <w:abstractNum w:abstractNumId="14">
+    <w:lvl w:ilvl="0">
+      <w:isLgl w:val="false"/>
+      <w:lvlJc w:val="left"/>
+      <w:lvlText w:val="%1)"/>
+      <w:numFmt w:val="decimal"/>
+      <w:pPr>
+        <w:pBdr/>
+        <w:spacing/>
+        <w:ind w:hanging="360" w:left="709"/>
+      </w:pPr>
+      <w:rPr/>
+      <w:start w:val="1"/>
+      <w:suff w:val="tab"/>
+    </w:lvl>
+    <w:lvl w:ilvl="1">
+      <w:isLgl w:val="false"/>
+      <w:lvlJc w:val="left"/>
+      <w:lvlText w:val="%2."/>
+      <w:numFmt w:val="lowerLetter"/>
+      <w:pPr>
+        <w:pBdr/>
+        <w:spacing/>
+        <w:ind w:hanging="360" w:left="1429"/>
+      </w:pPr>
+      <w:rPr/>
+      <w:start w:val="1"/>
+      <w:suff w:val="tab"/>
+    </w:lvl>
+    <w:lvl w:ilvl="2">
+      <w:isLgl w:val="false"/>
+      <w:lvlJc w:val="right"/>
+      <w:lvlText w:val="%3."/>
+      <w:numFmt w:val="lowerRoman"/>
+      <w:pPr>
+        <w:pBdr/>
+        <w:spacing/>
+        <w:ind w:hanging="180" w:left="2149"/>
+      </w:pPr>
+      <w:rPr/>
+      <w:start w:val="1"/>
+      <w:suff w:val="tab"/>
+    </w:lvl>
+    <w:lvl w:ilvl="3">
+      <w:isLgl w:val="false"/>
+      <w:lvlJc w:val="left"/>
+      <w:lvlText w:val="%4."/>
+      <w:numFmt w:val="decimal"/>
+      <w:pPr>
+        <w:pBdr/>
+        <w:spacing/>
+        <w:ind w:hanging="360" w:left="2869"/>
+      </w:pPr>
+      <w:rPr/>
+      <w:start w:val="1"/>
+      <w:suff w:val="tab"/>
+    </w:lvl>
+    <w:lvl w:ilvl="4">
+      <w:isLgl w:val="false"/>
+      <w:lvlJc w:val="left"/>
+      <w:lvlText w:val="%5."/>
+      <w:numFmt w:val="lowerLetter"/>
+      <w:pPr>
+        <w:pBdr/>
+        <w:spacing/>
+        <w:ind w:hanging="360" w:left="3589"/>
+      </w:pPr>
+      <w:rPr/>
+      <w:start w:val="1"/>
+      <w:suff w:val="tab"/>
+    </w:lvl>
+    <w:lvl w:ilvl="5">
+      <w:isLgl w:val="false"/>
+      <w:lvlJc w:val="right"/>
+      <w:lvlText w:val="%6."/>
+      <w:numFmt w:val="lowerRoman"/>
+      <w:pPr>
+        <w:pBdr/>
+        <w:spacing/>
+        <w:ind w:hanging="180" w:left="4309"/>
+      </w:pPr>
+      <w:rPr/>
+      <w:start w:val="1"/>
+      <w:suff w:val="tab"/>
+    </w:lvl>
+    <w:lvl w:ilvl="6">
+      <w:isLgl w:val="false"/>
+      <w:lvlJc w:val="left"/>
+      <w:lvlText w:val="%7."/>
+      <w:numFmt w:val="decimal"/>
+      <w:pPr>
+        <w:pBdr/>
+        <w:spacing/>
+        <w:ind w:hanging="360" w:left="5029"/>
+      </w:pPr>
+      <w:rPr/>
+      <w:start w:val="1"/>
+      <w:suff w:val="tab"/>
+    </w:lvl>
+    <w:lvl w:ilvl="7">
+      <w:isLgl w:val="false"/>
+      <w:lvlJc w:val="left"/>
+      <w:lvlText w:val="%8."/>
+      <w:numFmt w:val="lowerLetter"/>
+      <w:pPr>
+        <w:pBdr/>
+        <w:spacing/>
+        <w:ind w:hanging="360" w:left="5749"/>
+      </w:pPr>
+      <w:rPr/>
+      <w:start w:val="1"/>
+      <w:suff w:val="tab"/>
+    </w:lvl>
+    <w:lvl w:ilvl="8">
+      <w:isLgl w:val="false"/>
+      <w:lvlJc w:val="right"/>
+      <w:lvlText w:val="%9."/>
+      <w:numFmt w:val="lowerRoman"/>
+      <w:pPr>
+        <w:pBdr/>
+        <w:spacing/>
+        <w:ind w:hanging="180" w:left="6469"/>
       </w:pPr>
       <w:rPr/>
       <w:start w:val="1"/>
@@ -3043,6 +3398,12 @@
   </w:num>
   <w:num w:numId="13">
     <w:abstractNumId w:val="12"/>
+  </w:num>
+  <w:num w:numId="14">
+    <w:abstractNumId w:val="13"/>
+  </w:num>
+  <w:num w:numId="15">
+    <w:abstractNumId w:val="14"/>
   </w:num>
 </w:numbering>
 </file>
@@ -3205,11 +3566,140 @@
     <w:lsdException w:name="Bibliography" w:uiPriority="37"/>
     <w:lsdException w:name="TOC Heading" w:uiPriority="39" w:qFormat="1"/>
   </w:latentStyles>
-  <w:style w:type="paragraph" w:styleId="13">
+  <w:style w:type="character" w:styleId="165">
+    <w:name w:val="Intense Emphasis"/>
+    <w:basedOn w:val="873"/>
+    <w:uiPriority w:val="21"/>
+    <w:qFormat/>
+    <w:pPr>
+      <w:pBdr/>
+      <w:spacing/>
+      <w:ind/>
+    </w:pPr>
+    <w:rPr>
+      <w:i/>
+      <w:iCs/>
+      <w:color w:val="0f4761" w:themeColor="accent1" w:themeShade="BF"/>
+    </w:rPr>
+  </w:style>
+  <w:style w:type="character" w:styleId="168">
+    <w:name w:val="Intense Reference"/>
+    <w:basedOn w:val="873"/>
+    <w:uiPriority w:val="32"/>
+    <w:qFormat/>
+    <w:pPr>
+      <w:pBdr/>
+      <w:spacing/>
+      <w:ind/>
+    </w:pPr>
+    <w:rPr>
+      <w:b/>
+      <w:bCs/>
+      <w:smallCaps/>
+      <w:color w:val="0f4761" w:themeColor="accent1" w:themeShade="BF"/>
+      <w:spacing w:val="5"/>
+    </w:rPr>
+  </w:style>
+  <w:style w:type="character" w:styleId="170">
+    <w:name w:val="Subtle Emphasis"/>
+    <w:basedOn w:val="873"/>
+    <w:uiPriority w:val="19"/>
+    <w:qFormat/>
+    <w:pPr>
+      <w:pBdr/>
+      <w:spacing/>
+      <w:ind/>
+    </w:pPr>
+    <w:rPr>
+      <w:i/>
+      <w:iCs/>
+      <w:color w:val="404040" w:themeColor="text1" w:themeTint="BF"/>
+    </w:rPr>
+  </w:style>
+  <w:style w:type="character" w:styleId="171">
+    <w:name w:val="Emphasis"/>
+    <w:basedOn w:val="873"/>
+    <w:uiPriority w:val="20"/>
+    <w:qFormat/>
+    <w:pPr>
+      <w:pBdr/>
+      <w:spacing/>
+      <w:ind/>
+    </w:pPr>
+    <w:rPr>
+      <w:i/>
+      <w:iCs/>
+    </w:rPr>
+  </w:style>
+  <w:style w:type="character" w:styleId="172">
+    <w:name w:val="Strong"/>
+    <w:basedOn w:val="873"/>
+    <w:uiPriority w:val="22"/>
+    <w:qFormat/>
+    <w:pPr>
+      <w:pBdr/>
+      <w:spacing/>
+      <w:ind/>
+    </w:pPr>
+    <w:rPr>
+      <w:b/>
+      <w:bCs/>
+    </w:rPr>
+  </w:style>
+  <w:style w:type="character" w:styleId="173">
+    <w:name w:val="Subtle Reference"/>
+    <w:basedOn w:val="873"/>
+    <w:uiPriority w:val="31"/>
+    <w:qFormat/>
+    <w:pPr>
+      <w:pBdr/>
+      <w:spacing/>
+      <w:ind/>
+    </w:pPr>
+    <w:rPr>
+      <w:smallCaps/>
+      <w:color w:val="5a5a5a" w:themeColor="text1" w:themeTint="A5"/>
+    </w:rPr>
+  </w:style>
+  <w:style w:type="character" w:styleId="174">
+    <w:name w:val="Book Title"/>
+    <w:basedOn w:val="873"/>
+    <w:uiPriority w:val="33"/>
+    <w:qFormat/>
+    <w:pPr>
+      <w:pBdr/>
+      <w:spacing/>
+      <w:ind/>
+    </w:pPr>
+    <w:rPr>
+      <w:b/>
+      <w:bCs/>
+      <w:i/>
+      <w:iCs/>
+      <w:spacing w:val="5"/>
+    </w:rPr>
+  </w:style>
+  <w:style w:type="character" w:styleId="187">
+    <w:name w:val="FollowedHyperlink"/>
+    <w:basedOn w:val="873"/>
+    <w:uiPriority w:val="99"/>
+    <w:semiHidden/>
+    <w:unhideWhenUsed/>
+    <w:pPr>
+      <w:pBdr/>
+      <w:spacing/>
+      <w:ind/>
+    </w:pPr>
+    <w:rPr>
+      <w:color w:val="954f72" w:themeColor="followedHyperlink"/>
+      <w:u w:val="single"/>
+    </w:rPr>
+  </w:style>
+  <w:style w:type="paragraph" w:styleId="692">
     <w:name w:val="Heading 1"/>
-    <w:basedOn w:val="617"/>
-    <w:next w:val="617"/>
-    <w:link w:val="14"/>
+    <w:basedOn w:val="868"/>
+    <w:next w:val="868"/>
+    <w:link w:val="693"/>
     <w:uiPriority w:val="9"/>
     <w:qFormat/>
     <w:pPr>
@@ -3226,10 +3716,9 @@
       <w:szCs w:val="40"/>
     </w:rPr>
   </w:style>
-  <w:style w:type="character" w:styleId="14">
+  <w:style w:type="character" w:styleId="693">
     <w:name w:val="Heading 1 Char"/>
-    <w:basedOn w:val="11"/>
-    <w:link w:val="13"/>
+    <w:link w:val="692"/>
     <w:uiPriority w:val="9"/>
     <w:pPr>
       <w:pBdr/>
@@ -3242,11 +3731,11 @@
       <w:szCs w:val="40"/>
     </w:rPr>
   </w:style>
-  <w:style w:type="paragraph" w:styleId="15">
+  <w:style w:type="paragraph" w:styleId="694">
     <w:name w:val="Heading 2"/>
-    <w:basedOn w:val="617"/>
-    <w:next w:val="617"/>
-    <w:link w:val="16"/>
+    <w:basedOn w:val="868"/>
+    <w:next w:val="868"/>
+    <w:link w:val="695"/>
     <w:uiPriority w:val="9"/>
     <w:unhideWhenUsed/>
     <w:qFormat/>
@@ -3263,10 +3752,9 @@
       <w:sz w:val="34"/>
     </w:rPr>
   </w:style>
-  <w:style w:type="character" w:styleId="16">
+  <w:style w:type="character" w:styleId="695">
     <w:name w:val="Heading 2 Char"/>
-    <w:basedOn w:val="11"/>
-    <w:link w:val="15"/>
+    <w:link w:val="694"/>
     <w:uiPriority w:val="9"/>
     <w:pPr>
       <w:pBdr/>
@@ -3278,11 +3766,11 @@
       <w:sz w:val="34"/>
     </w:rPr>
   </w:style>
-  <w:style w:type="paragraph" w:styleId="17">
+  <w:style w:type="paragraph" w:styleId="696">
     <w:name w:val="Heading 3"/>
-    <w:basedOn w:val="617"/>
-    <w:next w:val="617"/>
-    <w:link w:val="18"/>
+    <w:basedOn w:val="868"/>
+    <w:next w:val="868"/>
+    <w:link w:val="697"/>
     <w:uiPriority w:val="9"/>
     <w:unhideWhenUsed/>
     <w:qFormat/>
@@ -3300,10 +3788,9 @@
       <w:szCs w:val="30"/>
     </w:rPr>
   </w:style>
-  <w:style w:type="character" w:styleId="18">
+  <w:style w:type="character" w:styleId="697">
     <w:name w:val="Heading 3 Char"/>
-    <w:basedOn w:val="11"/>
-    <w:link w:val="17"/>
+    <w:link w:val="696"/>
     <w:uiPriority w:val="9"/>
     <w:pPr>
       <w:pBdr/>
@@ -3316,11 +3803,11 @@
       <w:szCs w:val="30"/>
     </w:rPr>
   </w:style>
-  <w:style w:type="paragraph" w:styleId="19">
+  <w:style w:type="paragraph" w:styleId="698">
     <w:name w:val="Heading 4"/>
-    <w:basedOn w:val="617"/>
-    <w:next w:val="617"/>
-    <w:link w:val="20"/>
+    <w:basedOn w:val="868"/>
+    <w:next w:val="868"/>
+    <w:link w:val="699"/>
     <w:uiPriority w:val="9"/>
     <w:unhideWhenUsed/>
     <w:qFormat/>
@@ -3340,10 +3827,9 @@
       <w:szCs w:val="26"/>
     </w:rPr>
   </w:style>
-  <w:style w:type="character" w:styleId="20">
+  <w:style w:type="character" w:styleId="699">
     <w:name w:val="Heading 4 Char"/>
-    <w:basedOn w:val="11"/>
-    <w:link w:val="19"/>
+    <w:link w:val="698"/>
     <w:uiPriority w:val="9"/>
     <w:pPr>
       <w:pBdr/>
@@ -3358,11 +3844,11 @@
       <w:szCs w:val="26"/>
     </w:rPr>
   </w:style>
-  <w:style w:type="paragraph" w:styleId="21">
+  <w:style w:type="paragraph" w:styleId="700">
     <w:name w:val="Heading 5"/>
-    <w:basedOn w:val="617"/>
-    <w:next w:val="617"/>
-    <w:link w:val="22"/>
+    <w:basedOn w:val="868"/>
+    <w:next w:val="868"/>
+    <w:link w:val="701"/>
     <w:uiPriority w:val="9"/>
     <w:unhideWhenUsed/>
     <w:qFormat/>
@@ -3382,10 +3868,9 @@
       <w:szCs w:val="24"/>
     </w:rPr>
   </w:style>
-  <w:style w:type="character" w:styleId="22">
+  <w:style w:type="character" w:styleId="701">
     <w:name w:val="Heading 5 Char"/>
-    <w:basedOn w:val="11"/>
-    <w:link w:val="21"/>
+    <w:link w:val="700"/>
     <w:uiPriority w:val="9"/>
     <w:pPr>
       <w:pBdr/>
@@ -3400,11 +3885,11 @@
       <w:szCs w:val="24"/>
     </w:rPr>
   </w:style>
-  <w:style w:type="paragraph" w:styleId="23">
+  <w:style w:type="paragraph" w:styleId="702">
     <w:name w:val="Heading 6"/>
-    <w:basedOn w:val="617"/>
-    <w:next w:val="617"/>
-    <w:link w:val="24"/>
+    <w:basedOn w:val="868"/>
+    <w:next w:val="868"/>
+    <w:link w:val="703"/>
     <w:uiPriority w:val="9"/>
     <w:unhideWhenUsed/>
     <w:qFormat/>
@@ -3424,10 +3909,9 @@
       <w:szCs w:val="22"/>
     </w:rPr>
   </w:style>
-  <w:style w:type="character" w:styleId="24">
+  <w:style w:type="character" w:styleId="703">
     <w:name w:val="Heading 6 Char"/>
-    <w:basedOn w:val="11"/>
-    <w:link w:val="23"/>
+    <w:link w:val="702"/>
     <w:uiPriority w:val="9"/>
     <w:pPr>
       <w:pBdr/>
@@ -3442,11 +3926,11 @@
       <w:szCs w:val="22"/>
     </w:rPr>
   </w:style>
-  <w:style w:type="paragraph" w:styleId="25">
+  <w:style w:type="paragraph" w:styleId="704">
     <w:name w:val="Heading 7"/>
-    <w:basedOn w:val="617"/>
-    <w:next w:val="617"/>
-    <w:link w:val="26"/>
+    <w:basedOn w:val="868"/>
+    <w:next w:val="868"/>
+    <w:link w:val="705"/>
     <w:uiPriority w:val="9"/>
     <w:unhideWhenUsed/>
     <w:qFormat/>
@@ -3468,10 +3952,9 @@
       <w:szCs w:val="22"/>
     </w:rPr>
   </w:style>
-  <w:style w:type="character" w:styleId="26">
+  <w:style w:type="character" w:styleId="705">
     <w:name w:val="Heading 7 Char"/>
-    <w:basedOn w:val="11"/>
-    <w:link w:val="25"/>
+    <w:link w:val="704"/>
     <w:uiPriority w:val="9"/>
     <w:pPr>
       <w:pBdr/>
@@ -3488,11 +3971,11 @@
       <w:szCs w:val="22"/>
     </w:rPr>
   </w:style>
-  <w:style w:type="paragraph" w:styleId="27">
+  <w:style w:type="paragraph" w:styleId="706">
     <w:name w:val="Heading 8"/>
-    <w:basedOn w:val="617"/>
-    <w:next w:val="617"/>
-    <w:link w:val="28"/>
+    <w:basedOn w:val="868"/>
+    <w:next w:val="868"/>
+    <w:link w:val="707"/>
     <w:uiPriority w:val="9"/>
     <w:unhideWhenUsed/>
     <w:qFormat/>
@@ -3512,10 +3995,9 @@
       <w:szCs w:val="22"/>
     </w:rPr>
   </w:style>
-  <w:style w:type="character" w:styleId="28">
+  <w:style w:type="character" w:styleId="707">
     <w:name w:val="Heading 8 Char"/>
-    <w:basedOn w:val="11"/>
-    <w:link w:val="27"/>
+    <w:link w:val="706"/>
     <w:uiPriority w:val="9"/>
     <w:pPr>
       <w:pBdr/>
@@ -3530,11 +4012,11 @@
       <w:szCs w:val="22"/>
     </w:rPr>
   </w:style>
-  <w:style w:type="paragraph" w:styleId="29">
+  <w:style w:type="paragraph" w:styleId="708">
     <w:name w:val="Heading 9"/>
-    <w:basedOn w:val="617"/>
-    <w:next w:val="617"/>
-    <w:link w:val="30"/>
+    <w:basedOn w:val="868"/>
+    <w:next w:val="868"/>
+    <w:link w:val="709"/>
     <w:uiPriority w:val="9"/>
     <w:unhideWhenUsed/>
     <w:qFormat/>
@@ -3554,10 +4036,9 @@
       <w:szCs w:val="21"/>
     </w:rPr>
   </w:style>
-  <w:style w:type="character" w:styleId="30">
+  <w:style w:type="character" w:styleId="709">
     <w:name w:val="Heading 9 Char"/>
-    <w:basedOn w:val="11"/>
-    <w:link w:val="29"/>
+    <w:link w:val="708"/>
     <w:uiPriority w:val="9"/>
     <w:pPr>
       <w:pBdr/>
@@ -3572,11 +4053,11 @@
       <w:szCs w:val="21"/>
     </w:rPr>
   </w:style>
-  <w:style w:type="paragraph" w:styleId="34">
+  <w:style w:type="paragraph" w:styleId="710">
     <w:name w:val="Title"/>
-    <w:basedOn w:val="617"/>
-    <w:next w:val="617"/>
-    <w:link w:val="35"/>
+    <w:basedOn w:val="868"/>
+    <w:next w:val="868"/>
+    <w:link w:val="711"/>
     <w:uiPriority w:val="10"/>
     <w:qFormat/>
     <w:pPr>
@@ -3590,10 +4071,9 @@
       <w:szCs w:val="48"/>
     </w:rPr>
   </w:style>
-  <w:style w:type="character" w:styleId="35">
+  <w:style w:type="character" w:styleId="711">
     <w:name w:val="Title Char"/>
-    <w:basedOn w:val="11"/>
-    <w:link w:val="34"/>
+    <w:link w:val="710"/>
     <w:uiPriority w:val="10"/>
     <w:pPr>
       <w:pBdr/>
@@ -3605,11 +4085,11 @@
       <w:szCs w:val="48"/>
     </w:rPr>
   </w:style>
-  <w:style w:type="paragraph" w:styleId="36">
+  <w:style w:type="paragraph" w:styleId="712">
     <w:name w:val="Subtitle"/>
-    <w:basedOn w:val="617"/>
-    <w:next w:val="617"/>
-    <w:link w:val="37"/>
+    <w:basedOn w:val="868"/>
+    <w:next w:val="868"/>
+    <w:link w:val="713"/>
     <w:uiPriority w:val="11"/>
     <w:qFormat/>
     <w:pPr>
@@ -3622,10 +4102,9 @@
       <w:szCs w:val="24"/>
     </w:rPr>
   </w:style>
-  <w:style w:type="character" w:styleId="37">
+  <w:style w:type="character" w:styleId="713">
     <w:name w:val="Subtitle Char"/>
-    <w:basedOn w:val="11"/>
-    <w:link w:val="36"/>
+    <w:link w:val="712"/>
     <w:uiPriority w:val="11"/>
     <w:pPr>
       <w:pBdr/>
@@ -3637,11 +4116,11 @@
       <w:szCs w:val="24"/>
     </w:rPr>
   </w:style>
-  <w:style w:type="paragraph" w:styleId="38">
+  <w:style w:type="paragraph" w:styleId="714">
     <w:name w:val="Quote"/>
-    <w:basedOn w:val="617"/>
-    <w:next w:val="617"/>
-    <w:link w:val="39"/>
+    <w:basedOn w:val="868"/>
+    <w:next w:val="868"/>
+    <w:link w:val="715"/>
     <w:uiPriority w:val="29"/>
     <w:qFormat/>
     <w:pPr>
@@ -3653,9 +4132,9 @@
       <w:i/>
     </w:rPr>
   </w:style>
-  <w:style w:type="character" w:styleId="39">
+  <w:style w:type="character" w:styleId="715">
     <w:name w:val="Quote Char"/>
-    <w:link w:val="38"/>
+    <w:link w:val="714"/>
     <w:uiPriority w:val="29"/>
     <w:pPr>
       <w:pBdr/>
@@ -3666,11 +4145,11 @@
       <w:i/>
     </w:rPr>
   </w:style>
-  <w:style w:type="paragraph" w:styleId="40">
+  <w:style w:type="paragraph" w:styleId="716">
     <w:name w:val="Intense Quote"/>
-    <w:basedOn w:val="617"/>
-    <w:next w:val="617"/>
-    <w:link w:val="41"/>
+    <w:basedOn w:val="868"/>
+    <w:next w:val="868"/>
+    <w:link w:val="717"/>
     <w:uiPriority w:val="30"/>
     <w:qFormat/>
     <w:pPr>
@@ -3689,9 +4168,9 @@
       <w:i/>
     </w:rPr>
   </w:style>
-  <w:style w:type="character" w:styleId="41">
+  <w:style w:type="character" w:styleId="717">
     <w:name w:val="Intense Quote Char"/>
-    <w:link w:val="40"/>
+    <w:link w:val="716"/>
     <w:uiPriority w:val="30"/>
     <w:pPr>
       <w:pBdr/>
@@ -3702,10 +4181,10 @@
       <w:i/>
     </w:rPr>
   </w:style>
-  <w:style w:type="paragraph" w:styleId="42">
+  <w:style w:type="paragraph" w:styleId="718">
     <w:name w:val="Header"/>
-    <w:basedOn w:val="617"/>
-    <w:link w:val="43"/>
+    <w:basedOn w:val="868"/>
+    <w:link w:val="719"/>
     <w:uiPriority w:val="99"/>
     <w:unhideWhenUsed/>
     <w:pPr>
@@ -3718,10 +4197,9 @@
       <w:ind/>
     </w:pPr>
   </w:style>
-  <w:style w:type="character" w:styleId="43">
+  <w:style w:type="character" w:styleId="719">
     <w:name w:val="Header Char"/>
-    <w:basedOn w:val="11"/>
-    <w:link w:val="42"/>
+    <w:link w:val="718"/>
     <w:uiPriority w:val="99"/>
     <w:pPr>
       <w:pBdr/>
@@ -3729,10 +4207,10 @@
       <w:ind/>
     </w:pPr>
   </w:style>
-  <w:style w:type="paragraph" w:styleId="44">
+  <w:style w:type="paragraph" w:styleId="720">
     <w:name w:val="Footer"/>
-    <w:basedOn w:val="617"/>
-    <w:link w:val="47"/>
+    <w:basedOn w:val="868"/>
+    <w:link w:val="723"/>
     <w:uiPriority w:val="99"/>
     <w:unhideWhenUsed/>
     <w:pPr>
@@ -3745,10 +4223,9 @@
       <w:ind/>
     </w:pPr>
   </w:style>
-  <w:style w:type="character" w:styleId="45">
+  <w:style w:type="character" w:styleId="721">
     <w:name w:val="Footer Char"/>
-    <w:basedOn w:val="11"/>
-    <w:link w:val="44"/>
+    <w:link w:val="720"/>
     <w:uiPriority w:val="99"/>
     <w:pPr>
       <w:pBdr/>
@@ -3756,10 +4233,10 @@
       <w:ind/>
     </w:pPr>
   </w:style>
-  <w:style w:type="paragraph" w:styleId="46">
+  <w:style w:type="paragraph" w:styleId="722">
     <w:name w:val="Caption"/>
-    <w:basedOn w:val="617"/>
-    <w:next w:val="617"/>
+    <w:basedOn w:val="868"/>
+    <w:next w:val="868"/>
     <w:uiPriority w:val="35"/>
     <w:semiHidden/>
     <w:unhideWhenUsed/>
@@ -3777,10 +4254,10 @@
       <w:szCs w:val="18"/>
     </w:rPr>
   </w:style>
-  <w:style w:type="character" w:styleId="47">
+  <w:style w:type="character" w:styleId="723">
     <w:name w:val="Caption Char"/>
-    <w:basedOn w:val="46"/>
-    <w:link w:val="44"/>
+    <w:basedOn w:val="722"/>
+    <w:link w:val="720"/>
     <w:uiPriority w:val="99"/>
     <w:pPr>
       <w:pBdr/>
@@ -3788,9 +4265,9 @@
       <w:ind/>
     </w:pPr>
   </w:style>
-  <w:style w:type="table" w:styleId="48">
+  <w:style w:type="table" w:styleId="724">
     <w:name w:val="Table Grid"/>
-    <w:basedOn w:val="618"/>
+    <w:basedOn w:val="869"/>
     <w:uiPriority w:val="59"/>
     <w:pPr>
       <w:pBdr/>
@@ -3987,9 +4464,9 @@
       </w:tcPr>
     </w:tblStylePr>
   </w:style>
-  <w:style w:type="table" w:styleId="49">
+  <w:style w:type="table" w:styleId="725">
     <w:name w:val="Table Grid Light"/>
-    <w:basedOn w:val="618"/>
+    <w:basedOn w:val="869"/>
     <w:uiPriority w:val="59"/>
     <w:pPr>
       <w:pBdr/>
@@ -4186,9 +4663,9 @@
       </w:tcPr>
     </w:tblStylePr>
   </w:style>
-  <w:style w:type="table" w:styleId="50">
+  <w:style w:type="table" w:styleId="726">
     <w:name w:val="Plain Table 1"/>
-    <w:basedOn w:val="618"/>
+    <w:basedOn w:val="869"/>
     <w:uiPriority w:val="59"/>
     <w:pPr>
       <w:pBdr/>
@@ -4411,9 +4888,9 @@
       </w:tcPr>
     </w:tblStylePr>
   </w:style>
-  <w:style w:type="table" w:styleId="51">
+  <w:style w:type="table" w:styleId="727">
     <w:name w:val="Plain Table 2"/>
-    <w:basedOn w:val="618"/>
+    <w:basedOn w:val="869"/>
     <w:uiPriority w:val="59"/>
     <w:pPr>
       <w:pBdr/>
@@ -4644,9 +5121,9 @@
       </w:tcPr>
     </w:tblStylePr>
   </w:style>
-  <w:style w:type="table" w:styleId="52">
+  <w:style w:type="table" w:styleId="728">
     <w:name w:val="Plain Table 3"/>
-    <w:basedOn w:val="618"/>
+    <w:basedOn w:val="869"/>
     <w:uiPriority w:val="99"/>
     <w:pPr>
       <w:pBdr/>
@@ -4874,9 +5351,9 @@
       </w:tcPr>
     </w:tblStylePr>
   </w:style>
-  <w:style w:type="table" w:styleId="53">
+  <w:style w:type="table" w:styleId="729">
     <w:name w:val="Plain Table 4"/>
-    <w:basedOn w:val="618"/>
+    <w:basedOn w:val="869"/>
     <w:uiPriority w:val="99"/>
     <w:pPr>
       <w:pBdr/>
@@ -5090,9 +5567,9 @@
       </w:tcPr>
     </w:tblStylePr>
   </w:style>
-  <w:style w:type="table" w:styleId="54">
+  <w:style w:type="table" w:styleId="730">
     <w:name w:val="Plain Table 5"/>
-    <w:basedOn w:val="618"/>
+    <w:basedOn w:val="869"/>
     <w:uiPriority w:val="99"/>
     <w:pPr>
       <w:pBdr/>
@@ -5323,9 +5800,9 @@
       </w:tcPr>
     </w:tblStylePr>
   </w:style>
-  <w:style w:type="table" w:styleId="55">
+  <w:style w:type="table" w:styleId="731">
     <w:name w:val="Grid Table 1 Light"/>
-    <w:basedOn w:val="618"/>
+    <w:basedOn w:val="869"/>
     <w:uiPriority w:val="99"/>
     <w:pPr>
       <w:pBdr/>
@@ -5546,9 +6023,9 @@
       </w:tcPr>
     </w:tblStylePr>
   </w:style>
-  <w:style w:type="table" w:styleId="56">
+  <w:style w:type="table" w:styleId="732">
     <w:name w:val="Grid Table 1 Light - Accent 1"/>
-    <w:basedOn w:val="618"/>
+    <w:basedOn w:val="869"/>
     <w:uiPriority w:val="99"/>
     <w:pPr>
       <w:pBdr/>
@@ -5769,9 +6246,9 @@
       </w:tcPr>
     </w:tblStylePr>
   </w:style>
-  <w:style w:type="table" w:styleId="57">
+  <w:style w:type="table" w:styleId="733">
     <w:name w:val="Grid Table 1 Light - Accent 2"/>
-    <w:basedOn w:val="618"/>
+    <w:basedOn w:val="869"/>
     <w:uiPriority w:val="99"/>
     <w:pPr>
       <w:pBdr/>
@@ -5992,9 +6469,9 @@
       </w:tcPr>
     </w:tblStylePr>
   </w:style>
-  <w:style w:type="table" w:styleId="58">
+  <w:style w:type="table" w:styleId="734">
     <w:name w:val="Grid Table 1 Light - Accent 3"/>
-    <w:basedOn w:val="618"/>
+    <w:basedOn w:val="869"/>
     <w:uiPriority w:val="99"/>
     <w:pPr>
       <w:pBdr/>
@@ -6215,9 +6692,9 @@
       </w:tcPr>
     </w:tblStylePr>
   </w:style>
-  <w:style w:type="table" w:styleId="59">
+  <w:style w:type="table" w:styleId="735">
     <w:name w:val="Grid Table 1 Light - Accent 4"/>
-    <w:basedOn w:val="618"/>
+    <w:basedOn w:val="869"/>
     <w:uiPriority w:val="99"/>
     <w:pPr>
       <w:pBdr/>
@@ -6438,9 +6915,9 @@
       </w:tcPr>
     </w:tblStylePr>
   </w:style>
-  <w:style w:type="table" w:styleId="60">
+  <w:style w:type="table" w:styleId="736">
     <w:name w:val="Grid Table 1 Light - Accent 5"/>
-    <w:basedOn w:val="618"/>
+    <w:basedOn w:val="869"/>
     <w:uiPriority w:val="99"/>
     <w:pPr>
       <w:pBdr/>
@@ -6661,9 +7138,9 @@
       </w:tcPr>
     </w:tblStylePr>
   </w:style>
-  <w:style w:type="table" w:styleId="61">
+  <w:style w:type="table" w:styleId="737">
     <w:name w:val="Grid Table 1 Light - Accent 6"/>
-    <w:basedOn w:val="618"/>
+    <w:basedOn w:val="869"/>
     <w:uiPriority w:val="99"/>
     <w:pPr>
       <w:pBdr/>
@@ -6884,9 +7361,9 @@
       </w:tcPr>
     </w:tblStylePr>
   </w:style>
-  <w:style w:type="table" w:styleId="62">
+  <w:style w:type="table" w:styleId="738">
     <w:name w:val="Grid Table 2"/>
-    <w:basedOn w:val="618"/>
+    <w:basedOn w:val="869"/>
     <w:uiPriority w:val="99"/>
     <w:pPr>
       <w:pBdr/>
@@ -7116,9 +7593,9 @@
       </w:tcPr>
     </w:tblStylePr>
   </w:style>
-  <w:style w:type="table" w:styleId="63">
+  <w:style w:type="table" w:styleId="739">
     <w:name w:val="Grid Table 2 - Accent 1"/>
-    <w:basedOn w:val="618"/>
+    <w:basedOn w:val="869"/>
     <w:uiPriority w:val="99"/>
     <w:pPr>
       <w:pBdr/>
@@ -7348,9 +7825,9 @@
       </w:tcPr>
     </w:tblStylePr>
   </w:style>
-  <w:style w:type="table" w:styleId="64">
+  <w:style w:type="table" w:styleId="740">
     <w:name w:val="Grid Table 2 - Accent 2"/>
-    <w:basedOn w:val="618"/>
+    <w:basedOn w:val="869"/>
     <w:uiPriority w:val="99"/>
     <w:pPr>
       <w:pBdr/>
@@ -7580,9 +8057,9 @@
       </w:tcPr>
     </w:tblStylePr>
   </w:style>
-  <w:style w:type="table" w:styleId="65">
+  <w:style w:type="table" w:styleId="741">
     <w:name w:val="Grid Table 2 - Accent 3"/>
-    <w:basedOn w:val="618"/>
+    <w:basedOn w:val="869"/>
     <w:uiPriority w:val="99"/>
     <w:pPr>
       <w:pBdr/>
@@ -7812,9 +8289,9 @@
       </w:tcPr>
     </w:tblStylePr>
   </w:style>
-  <w:style w:type="table" w:styleId="66">
+  <w:style w:type="table" w:styleId="742">
     <w:name w:val="Grid Table 2 - Accent 4"/>
-    <w:basedOn w:val="618"/>
+    <w:basedOn w:val="869"/>
     <w:uiPriority w:val="99"/>
     <w:pPr>
       <w:pBdr/>
@@ -8044,9 +8521,9 @@
       </w:tcPr>
     </w:tblStylePr>
   </w:style>
-  <w:style w:type="table" w:styleId="67">
+  <w:style w:type="table" w:styleId="743">
     <w:name w:val="Grid Table 2 - Accent 5"/>
-    <w:basedOn w:val="618"/>
+    <w:basedOn w:val="869"/>
     <w:uiPriority w:val="99"/>
     <w:pPr>
       <w:pBdr/>
@@ -8276,9 +8753,9 @@
       </w:tcPr>
     </w:tblStylePr>
   </w:style>
-  <w:style w:type="table" w:styleId="68">
+  <w:style w:type="table" w:styleId="744">
     <w:name w:val="Grid Table 2 - Accent 6"/>
-    <w:basedOn w:val="618"/>
+    <w:basedOn w:val="869"/>
     <w:uiPriority w:val="99"/>
     <w:pPr>
       <w:pBdr/>
@@ -8508,9 +8985,9 @@
       </w:tcPr>
     </w:tblStylePr>
   </w:style>
-  <w:style w:type="table" w:styleId="69">
+  <w:style w:type="table" w:styleId="745">
     <w:name w:val="Grid Table 3"/>
-    <w:basedOn w:val="618"/>
+    <w:basedOn w:val="869"/>
     <w:uiPriority w:val="99"/>
     <w:pPr>
       <w:pBdr/>
@@ -8609,29 +9086,6 @@
         <w:tblBorders/>
       </w:tblPr>
       <w:tcPr>
-        <w:shd w:color="ffffff"/>
-        <w:tcBorders>
-          <w:top w:val="none" w:color="000000" w:sz="4" w:space="0"/>
-          <w:left w:val="none" w:color="000000" w:sz="4" w:space="0"/>
-          <w:bottom w:val="none" w:color="000000" w:sz="4" w:space="0"/>
-          <w:right w:val="none" w:color="000000" w:sz="4" w:space="0"/>
-        </w:tcBorders>
-      </w:tcPr>
-    </w:tblStylePr>
-    <w:tblStylePr w:type="firstRow">
-      <w:rPr>
-        <w:b/>
-        <w:color w:val="404040"/>
-      </w:rPr>
-      <w:pPr>
-        <w:pBdr/>
-        <w:spacing/>
-        <w:ind/>
-      </w:pPr>
-      <w:tblPr>
-        <w:tblBorders/>
-      </w:tblPr>
-      <w:tcPr>
         <w:shd w:val="clear" w:color="ffffff"/>
         <w:tcBorders>
           <w:top w:val="none" w:color="000000" w:sz="4" w:space="0"/>
@@ -8641,30 +9095,7 @@
         </w:tcBorders>
       </w:tcPr>
     </w:tblStylePr>
-    <w:tblStylePr w:type="lastCol">
-      <w:rPr>
-        <w:i/>
-        <w:color w:val="404040"/>
-      </w:rPr>
-      <w:pPr>
-        <w:pBdr/>
-        <w:spacing/>
-        <w:ind/>
-      </w:pPr>
-      <w:tblPr>
-        <w:tblBorders/>
-      </w:tblPr>
-      <w:tcPr>
-        <w:shd w:color="ffffff"/>
-        <w:tcBorders>
-          <w:top w:val="none" w:color="000000" w:sz="4" w:space="0"/>
-          <w:left w:val="none" w:color="000000" w:sz="4" w:space="0"/>
-          <w:bottom w:val="none" w:color="000000" w:sz="4" w:space="0"/>
-          <w:right w:val="none" w:color="000000" w:sz="4" w:space="0"/>
-        </w:tcBorders>
-      </w:tcPr>
-    </w:tblStylePr>
-    <w:tblStylePr w:type="lastRow">
+    <w:tblStylePr w:type="firstRow">
       <w:rPr>
         <w:b/>
         <w:color w:val="404040"/>
@@ -8687,6 +9118,52 @@
         </w:tcBorders>
       </w:tcPr>
     </w:tblStylePr>
+    <w:tblStylePr w:type="lastCol">
+      <w:rPr>
+        <w:i/>
+        <w:color w:val="404040"/>
+      </w:rPr>
+      <w:pPr>
+        <w:pBdr/>
+        <w:spacing/>
+        <w:ind/>
+      </w:pPr>
+      <w:tblPr>
+        <w:tblBorders/>
+      </w:tblPr>
+      <w:tcPr>
+        <w:shd w:val="clear" w:color="ffffff"/>
+        <w:tcBorders>
+          <w:top w:val="none" w:color="000000" w:sz="4" w:space="0"/>
+          <w:left w:val="none" w:color="000000" w:sz="4" w:space="0"/>
+          <w:bottom w:val="none" w:color="000000" w:sz="4" w:space="0"/>
+          <w:right w:val="none" w:color="000000" w:sz="4" w:space="0"/>
+        </w:tcBorders>
+      </w:tcPr>
+    </w:tblStylePr>
+    <w:tblStylePr w:type="lastRow">
+      <w:rPr>
+        <w:b/>
+        <w:color w:val="404040"/>
+      </w:rPr>
+      <w:pPr>
+        <w:pBdr/>
+        <w:spacing/>
+        <w:ind/>
+      </w:pPr>
+      <w:tblPr>
+        <w:tblBorders/>
+      </w:tblPr>
+      <w:tcPr>
+        <w:shd w:val="clear" w:color="ffffff"/>
+        <w:tcBorders>
+          <w:top w:val="none" w:color="000000" w:sz="4" w:space="0"/>
+          <w:left w:val="none" w:color="000000" w:sz="4" w:space="0"/>
+          <w:bottom w:val="none" w:color="000000" w:sz="4" w:space="0"/>
+          <w:right w:val="none" w:color="000000" w:sz="4" w:space="0"/>
+        </w:tcBorders>
+      </w:tcPr>
+    </w:tblStylePr>
     <w:tblStylePr w:type="nwCell">
       <w:pPr>
         <w:pBdr/>
@@ -8753,9 +9230,9 @@
       </w:tcPr>
     </w:tblStylePr>
   </w:style>
-  <w:style w:type="table" w:styleId="70">
+  <w:style w:type="table" w:styleId="746">
     <w:name w:val="Grid Table 3 - Accent 1"/>
-    <w:basedOn w:val="618"/>
+    <w:basedOn w:val="869"/>
     <w:uiPriority w:val="99"/>
     <w:pPr>
       <w:pBdr/>
@@ -8854,29 +9331,6 @@
         <w:tblBorders/>
       </w:tblPr>
       <w:tcPr>
-        <w:shd w:color="ffffff"/>
-        <w:tcBorders>
-          <w:top w:val="none" w:color="000000" w:sz="4" w:space="0"/>
-          <w:left w:val="none" w:color="000000" w:sz="4" w:space="0"/>
-          <w:bottom w:val="none" w:color="000000" w:sz="4" w:space="0"/>
-          <w:right w:val="none" w:color="000000" w:sz="4" w:space="0"/>
-        </w:tcBorders>
-      </w:tcPr>
-    </w:tblStylePr>
-    <w:tblStylePr w:type="firstRow">
-      <w:rPr>
-        <w:b/>
-        <w:color w:val="404040"/>
-      </w:rPr>
-      <w:pPr>
-        <w:pBdr/>
-        <w:spacing/>
-        <w:ind/>
-      </w:pPr>
-      <w:tblPr>
-        <w:tblBorders/>
-      </w:tblPr>
-      <w:tcPr>
         <w:shd w:val="clear" w:color="ffffff"/>
         <w:tcBorders>
           <w:top w:val="none" w:color="000000" w:sz="4" w:space="0"/>
@@ -8886,30 +9340,7 @@
         </w:tcBorders>
       </w:tcPr>
     </w:tblStylePr>
-    <w:tblStylePr w:type="lastCol">
-      <w:rPr>
-        <w:i/>
-        <w:color w:val="404040"/>
-      </w:rPr>
-      <w:pPr>
-        <w:pBdr/>
-        <w:spacing/>
-        <w:ind/>
-      </w:pPr>
-      <w:tblPr>
-        <w:tblBorders/>
-      </w:tblPr>
-      <w:tcPr>
-        <w:shd w:color="ffffff"/>
-        <w:tcBorders>
-          <w:top w:val="none" w:color="000000" w:sz="4" w:space="0"/>
-          <w:left w:val="none" w:color="000000" w:sz="4" w:space="0"/>
-          <w:bottom w:val="none" w:color="000000" w:sz="4" w:space="0"/>
-          <w:right w:val="none" w:color="000000" w:sz="4" w:space="0"/>
-        </w:tcBorders>
-      </w:tcPr>
-    </w:tblStylePr>
-    <w:tblStylePr w:type="lastRow">
+    <w:tblStylePr w:type="firstRow">
       <w:rPr>
         <w:b/>
         <w:color w:val="404040"/>
@@ -8932,6 +9363,52 @@
         </w:tcBorders>
       </w:tcPr>
     </w:tblStylePr>
+    <w:tblStylePr w:type="lastCol">
+      <w:rPr>
+        <w:i/>
+        <w:color w:val="404040"/>
+      </w:rPr>
+      <w:pPr>
+        <w:pBdr/>
+        <w:spacing/>
+        <w:ind/>
+      </w:pPr>
+      <w:tblPr>
+        <w:tblBorders/>
+      </w:tblPr>
+      <w:tcPr>
+        <w:shd w:val="clear" w:color="ffffff"/>
+        <w:tcBorders>
+          <w:top w:val="none" w:color="000000" w:sz="4" w:space="0"/>
+          <w:left w:val="none" w:color="000000" w:sz="4" w:space="0"/>
+          <w:bottom w:val="none" w:color="000000" w:sz="4" w:space="0"/>
+          <w:right w:val="none" w:color="000000" w:sz="4" w:space="0"/>
+        </w:tcBorders>
+      </w:tcPr>
+    </w:tblStylePr>
+    <w:tblStylePr w:type="lastRow">
+      <w:rPr>
+        <w:b/>
+        <w:color w:val="404040"/>
+      </w:rPr>
+      <w:pPr>
+        <w:pBdr/>
+        <w:spacing/>
+        <w:ind/>
+      </w:pPr>
+      <w:tblPr>
+        <w:tblBorders/>
+      </w:tblPr>
+      <w:tcPr>
+        <w:shd w:val="clear" w:color="ffffff"/>
+        <w:tcBorders>
+          <w:top w:val="none" w:color="000000" w:sz="4" w:space="0"/>
+          <w:left w:val="none" w:color="000000" w:sz="4" w:space="0"/>
+          <w:bottom w:val="none" w:color="000000" w:sz="4" w:space="0"/>
+          <w:right w:val="none" w:color="000000" w:sz="4" w:space="0"/>
+        </w:tcBorders>
+      </w:tcPr>
+    </w:tblStylePr>
     <w:tblStylePr w:type="nwCell">
       <w:pPr>
         <w:pBdr/>
@@ -8998,9 +9475,9 @@
       </w:tcPr>
     </w:tblStylePr>
   </w:style>
-  <w:style w:type="table" w:styleId="71">
+  <w:style w:type="table" w:styleId="747">
     <w:name w:val="Grid Table 3 - Accent 2"/>
-    <w:basedOn w:val="618"/>
+    <w:basedOn w:val="869"/>
     <w:uiPriority w:val="99"/>
     <w:pPr>
       <w:pBdr/>
@@ -9099,29 +9576,6 @@
         <w:tblBorders/>
       </w:tblPr>
       <w:tcPr>
-        <w:shd w:color="ffffff"/>
-        <w:tcBorders>
-          <w:top w:val="none" w:color="000000" w:sz="4" w:space="0"/>
-          <w:left w:val="none" w:color="000000" w:sz="4" w:space="0"/>
-          <w:bottom w:val="none" w:color="000000" w:sz="4" w:space="0"/>
-          <w:right w:val="none" w:color="000000" w:sz="4" w:space="0"/>
-        </w:tcBorders>
-      </w:tcPr>
-    </w:tblStylePr>
-    <w:tblStylePr w:type="firstRow">
-      <w:rPr>
-        <w:b/>
-        <w:color w:val="404040"/>
-      </w:rPr>
-      <w:pPr>
-        <w:pBdr/>
-        <w:spacing/>
-        <w:ind/>
-      </w:pPr>
-      <w:tblPr>
-        <w:tblBorders/>
-      </w:tblPr>
-      <w:tcPr>
         <w:shd w:val="clear" w:color="ffffff"/>
         <w:tcBorders>
           <w:top w:val="none" w:color="000000" w:sz="4" w:space="0"/>
@@ -9131,30 +9585,7 @@
         </w:tcBorders>
       </w:tcPr>
     </w:tblStylePr>
-    <w:tblStylePr w:type="lastCol">
-      <w:rPr>
-        <w:i/>
-        <w:color w:val="404040"/>
-      </w:rPr>
-      <w:pPr>
-        <w:pBdr/>
-        <w:spacing/>
-        <w:ind/>
-      </w:pPr>
-      <w:tblPr>
-        <w:tblBorders/>
-      </w:tblPr>
-      <w:tcPr>
-        <w:shd w:color="ffffff"/>
-        <w:tcBorders>
-          <w:top w:val="none" w:color="000000" w:sz="4" w:space="0"/>
-          <w:left w:val="none" w:color="000000" w:sz="4" w:space="0"/>
-          <w:bottom w:val="none" w:color="000000" w:sz="4" w:space="0"/>
-          <w:right w:val="none" w:color="000000" w:sz="4" w:space="0"/>
-        </w:tcBorders>
-      </w:tcPr>
-    </w:tblStylePr>
-    <w:tblStylePr w:type="lastRow">
+    <w:tblStylePr w:type="firstRow">
       <w:rPr>
         <w:b/>
         <w:color w:val="404040"/>
@@ -9177,6 +9608,52 @@
         </w:tcBorders>
       </w:tcPr>
     </w:tblStylePr>
+    <w:tblStylePr w:type="lastCol">
+      <w:rPr>
+        <w:i/>
+        <w:color w:val="404040"/>
+      </w:rPr>
+      <w:pPr>
+        <w:pBdr/>
+        <w:spacing/>
+        <w:ind/>
+      </w:pPr>
+      <w:tblPr>
+        <w:tblBorders/>
+      </w:tblPr>
+      <w:tcPr>
+        <w:shd w:val="clear" w:color="ffffff"/>
+        <w:tcBorders>
+          <w:top w:val="none" w:color="000000" w:sz="4" w:space="0"/>
+          <w:left w:val="none" w:color="000000" w:sz="4" w:space="0"/>
+          <w:bottom w:val="none" w:color="000000" w:sz="4" w:space="0"/>
+          <w:right w:val="none" w:color="000000" w:sz="4" w:space="0"/>
+        </w:tcBorders>
+      </w:tcPr>
+    </w:tblStylePr>
+    <w:tblStylePr w:type="lastRow">
+      <w:rPr>
+        <w:b/>
+        <w:color w:val="404040"/>
+      </w:rPr>
+      <w:pPr>
+        <w:pBdr/>
+        <w:spacing/>
+        <w:ind/>
+      </w:pPr>
+      <w:tblPr>
+        <w:tblBorders/>
+      </w:tblPr>
+      <w:tcPr>
+        <w:shd w:val="clear" w:color="ffffff"/>
+        <w:tcBorders>
+          <w:top w:val="none" w:color="000000" w:sz="4" w:space="0"/>
+          <w:left w:val="none" w:color="000000" w:sz="4" w:space="0"/>
+          <w:bottom w:val="none" w:color="000000" w:sz="4" w:space="0"/>
+          <w:right w:val="none" w:color="000000" w:sz="4" w:space="0"/>
+        </w:tcBorders>
+      </w:tcPr>
+    </w:tblStylePr>
     <w:tblStylePr w:type="nwCell">
       <w:pPr>
         <w:pBdr/>
@@ -9243,9 +9720,9 @@
       </w:tcPr>
     </w:tblStylePr>
   </w:style>
-  <w:style w:type="table" w:styleId="72">
+  <w:style w:type="table" w:styleId="748">
     <w:name w:val="Grid Table 3 - Accent 3"/>
-    <w:basedOn w:val="618"/>
+    <w:basedOn w:val="869"/>
     <w:uiPriority w:val="99"/>
     <w:pPr>
       <w:pBdr/>
@@ -9344,29 +9821,6 @@
         <w:tblBorders/>
       </w:tblPr>
       <w:tcPr>
-        <w:shd w:color="ffffff"/>
-        <w:tcBorders>
-          <w:top w:val="none" w:color="000000" w:sz="4" w:space="0"/>
-          <w:left w:val="none" w:color="000000" w:sz="4" w:space="0"/>
-          <w:bottom w:val="none" w:color="000000" w:sz="4" w:space="0"/>
-          <w:right w:val="none" w:color="000000" w:sz="4" w:space="0"/>
-        </w:tcBorders>
-      </w:tcPr>
-    </w:tblStylePr>
-    <w:tblStylePr w:type="firstRow">
-      <w:rPr>
-        <w:b/>
-        <w:color w:val="404040"/>
-      </w:rPr>
-      <w:pPr>
-        <w:pBdr/>
-        <w:spacing/>
-        <w:ind/>
-      </w:pPr>
-      <w:tblPr>
-        <w:tblBorders/>
-      </w:tblPr>
-      <w:tcPr>
         <w:shd w:val="clear" w:color="ffffff"/>
         <w:tcBorders>
           <w:top w:val="none" w:color="000000" w:sz="4" w:space="0"/>
@@ -9376,30 +9830,7 @@
         </w:tcBorders>
       </w:tcPr>
     </w:tblStylePr>
-    <w:tblStylePr w:type="lastCol">
-      <w:rPr>
-        <w:i/>
-        <w:color w:val="404040"/>
-      </w:rPr>
-      <w:pPr>
-        <w:pBdr/>
-        <w:spacing/>
-        <w:ind/>
-      </w:pPr>
-      <w:tblPr>
-        <w:tblBorders/>
-      </w:tblPr>
-      <w:tcPr>
-        <w:shd w:color="ffffff"/>
-        <w:tcBorders>
-          <w:top w:val="none" w:color="000000" w:sz="4" w:space="0"/>
-          <w:left w:val="none" w:color="000000" w:sz="4" w:space="0"/>
-          <w:bottom w:val="none" w:color="000000" w:sz="4" w:space="0"/>
-          <w:right w:val="none" w:color="000000" w:sz="4" w:space="0"/>
-        </w:tcBorders>
-      </w:tcPr>
-    </w:tblStylePr>
-    <w:tblStylePr w:type="lastRow">
+    <w:tblStylePr w:type="firstRow">
       <w:rPr>
         <w:b/>
         <w:color w:val="404040"/>
@@ -9422,6 +9853,52 @@
         </w:tcBorders>
       </w:tcPr>
     </w:tblStylePr>
+    <w:tblStylePr w:type="lastCol">
+      <w:rPr>
+        <w:i/>
+        <w:color w:val="404040"/>
+      </w:rPr>
+      <w:pPr>
+        <w:pBdr/>
+        <w:spacing/>
+        <w:ind/>
+      </w:pPr>
+      <w:tblPr>
+        <w:tblBorders/>
+      </w:tblPr>
+      <w:tcPr>
+        <w:shd w:val="clear" w:color="ffffff"/>
+        <w:tcBorders>
+          <w:top w:val="none" w:color="000000" w:sz="4" w:space="0"/>
+          <w:left w:val="none" w:color="000000" w:sz="4" w:space="0"/>
+          <w:bottom w:val="none" w:color="000000" w:sz="4" w:space="0"/>
+          <w:right w:val="none" w:color="000000" w:sz="4" w:space="0"/>
+        </w:tcBorders>
+      </w:tcPr>
+    </w:tblStylePr>
+    <w:tblStylePr w:type="lastRow">
+      <w:rPr>
+        <w:b/>
+        <w:color w:val="404040"/>
+      </w:rPr>
+      <w:pPr>
+        <w:pBdr/>
+        <w:spacing/>
+        <w:ind/>
+      </w:pPr>
+      <w:tblPr>
+        <w:tblBorders/>
+      </w:tblPr>
+      <w:tcPr>
+        <w:shd w:val="clear" w:color="ffffff"/>
+        <w:tcBorders>
+          <w:top w:val="none" w:color="000000" w:sz="4" w:space="0"/>
+          <w:left w:val="none" w:color="000000" w:sz="4" w:space="0"/>
+          <w:bottom w:val="none" w:color="000000" w:sz="4" w:space="0"/>
+          <w:right w:val="none" w:color="000000" w:sz="4" w:space="0"/>
+        </w:tcBorders>
+      </w:tcPr>
+    </w:tblStylePr>
     <w:tblStylePr w:type="nwCell">
       <w:pPr>
         <w:pBdr/>
@@ -9488,9 +9965,9 @@
       </w:tcPr>
     </w:tblStylePr>
   </w:style>
-  <w:style w:type="table" w:styleId="73">
+  <w:style w:type="table" w:styleId="749">
     <w:name w:val="Grid Table 3 - Accent 4"/>
-    <w:basedOn w:val="618"/>
+    <w:basedOn w:val="869"/>
     <w:uiPriority w:val="99"/>
     <w:pPr>
       <w:pBdr/>
@@ -9589,29 +10066,6 @@
         <w:tblBorders/>
       </w:tblPr>
       <w:tcPr>
-        <w:shd w:color="ffffff"/>
-        <w:tcBorders>
-          <w:top w:val="none" w:color="000000" w:sz="4" w:space="0"/>
-          <w:left w:val="none" w:color="000000" w:sz="4" w:space="0"/>
-          <w:bottom w:val="none" w:color="000000" w:sz="4" w:space="0"/>
-          <w:right w:val="none" w:color="000000" w:sz="4" w:space="0"/>
-        </w:tcBorders>
-      </w:tcPr>
-    </w:tblStylePr>
-    <w:tblStylePr w:type="firstRow">
-      <w:rPr>
-        <w:b/>
-        <w:color w:val="404040"/>
-      </w:rPr>
-      <w:pPr>
-        <w:pBdr/>
-        <w:spacing/>
-        <w:ind/>
-      </w:pPr>
-      <w:tblPr>
-        <w:tblBorders/>
-      </w:tblPr>
-      <w:tcPr>
         <w:shd w:val="clear" w:color="ffffff"/>
         <w:tcBorders>
           <w:top w:val="none" w:color="000000" w:sz="4" w:space="0"/>
@@ -9621,30 +10075,7 @@
         </w:tcBorders>
       </w:tcPr>
     </w:tblStylePr>
-    <w:tblStylePr w:type="lastCol">
-      <w:rPr>
-        <w:i/>
-        <w:color w:val="404040"/>
-      </w:rPr>
-      <w:pPr>
-        <w:pBdr/>
-        <w:spacing/>
-        <w:ind/>
-      </w:pPr>
-      <w:tblPr>
-        <w:tblBorders/>
-      </w:tblPr>
-      <w:tcPr>
-        <w:shd w:color="ffffff"/>
-        <w:tcBorders>
-          <w:top w:val="none" w:color="000000" w:sz="4" w:space="0"/>
-          <w:left w:val="none" w:color="000000" w:sz="4" w:space="0"/>
-          <w:bottom w:val="none" w:color="000000" w:sz="4" w:space="0"/>
-          <w:right w:val="none" w:color="000000" w:sz="4" w:space="0"/>
-        </w:tcBorders>
-      </w:tcPr>
-    </w:tblStylePr>
-    <w:tblStylePr w:type="lastRow">
+    <w:tblStylePr w:type="firstRow">
       <w:rPr>
         <w:b/>
         <w:color w:val="404040"/>
@@ -9667,6 +10098,52 @@
         </w:tcBorders>
       </w:tcPr>
     </w:tblStylePr>
+    <w:tblStylePr w:type="lastCol">
+      <w:rPr>
+        <w:i/>
+        <w:color w:val="404040"/>
+      </w:rPr>
+      <w:pPr>
+        <w:pBdr/>
+        <w:spacing/>
+        <w:ind/>
+      </w:pPr>
+      <w:tblPr>
+        <w:tblBorders/>
+      </w:tblPr>
+      <w:tcPr>
+        <w:shd w:val="clear" w:color="ffffff"/>
+        <w:tcBorders>
+          <w:top w:val="none" w:color="000000" w:sz="4" w:space="0"/>
+          <w:left w:val="none" w:color="000000" w:sz="4" w:space="0"/>
+          <w:bottom w:val="none" w:color="000000" w:sz="4" w:space="0"/>
+          <w:right w:val="none" w:color="000000" w:sz="4" w:space="0"/>
+        </w:tcBorders>
+      </w:tcPr>
+    </w:tblStylePr>
+    <w:tblStylePr w:type="lastRow">
+      <w:rPr>
+        <w:b/>
+        <w:color w:val="404040"/>
+      </w:rPr>
+      <w:pPr>
+        <w:pBdr/>
+        <w:spacing/>
+        <w:ind/>
+      </w:pPr>
+      <w:tblPr>
+        <w:tblBorders/>
+      </w:tblPr>
+      <w:tcPr>
+        <w:shd w:val="clear" w:color="ffffff"/>
+        <w:tcBorders>
+          <w:top w:val="none" w:color="000000" w:sz="4" w:space="0"/>
+          <w:left w:val="none" w:color="000000" w:sz="4" w:space="0"/>
+          <w:bottom w:val="none" w:color="000000" w:sz="4" w:space="0"/>
+          <w:right w:val="none" w:color="000000" w:sz="4" w:space="0"/>
+        </w:tcBorders>
+      </w:tcPr>
+    </w:tblStylePr>
     <w:tblStylePr w:type="nwCell">
       <w:pPr>
         <w:pBdr/>
@@ -9733,9 +10210,9 @@
       </w:tcPr>
     </w:tblStylePr>
   </w:style>
-  <w:style w:type="table" w:styleId="74">
+  <w:style w:type="table" w:styleId="750">
     <w:name w:val="Grid Table 3 - Accent 5"/>
-    <w:basedOn w:val="618"/>
+    <w:basedOn w:val="869"/>
     <w:uiPriority w:val="99"/>
     <w:pPr>
       <w:pBdr/>
@@ -9834,29 +10311,6 @@
         <w:tblBorders/>
       </w:tblPr>
       <w:tcPr>
-        <w:shd w:color="ffffff"/>
-        <w:tcBorders>
-          <w:top w:val="none" w:color="000000" w:sz="4" w:space="0"/>
-          <w:left w:val="none" w:color="000000" w:sz="4" w:space="0"/>
-          <w:bottom w:val="none" w:color="000000" w:sz="4" w:space="0"/>
-          <w:right w:val="none" w:color="000000" w:sz="4" w:space="0"/>
-        </w:tcBorders>
-      </w:tcPr>
-    </w:tblStylePr>
-    <w:tblStylePr w:type="firstRow">
-      <w:rPr>
-        <w:b/>
-        <w:color w:val="404040"/>
-      </w:rPr>
-      <w:pPr>
-        <w:pBdr/>
-        <w:spacing/>
-        <w:ind/>
-      </w:pPr>
-      <w:tblPr>
-        <w:tblBorders/>
-      </w:tblPr>
-      <w:tcPr>
         <w:shd w:val="clear" w:color="ffffff"/>
         <w:tcBorders>
           <w:top w:val="none" w:color="000000" w:sz="4" w:space="0"/>
@@ -9866,30 +10320,7 @@
         </w:tcBorders>
       </w:tcPr>
     </w:tblStylePr>
-    <w:tblStylePr w:type="lastCol">
-      <w:rPr>
-        <w:i/>
-        <w:color w:val="404040"/>
-      </w:rPr>
-      <w:pPr>
-        <w:pBdr/>
-        <w:spacing/>
-        <w:ind/>
-      </w:pPr>
-      <w:tblPr>
-        <w:tblBorders/>
-      </w:tblPr>
-      <w:tcPr>
-        <w:shd w:color="ffffff"/>
-        <w:tcBorders>
-          <w:top w:val="none" w:color="000000" w:sz="4" w:space="0"/>
-          <w:left w:val="none" w:color="000000" w:sz="4" w:space="0"/>
-          <w:bottom w:val="none" w:color="000000" w:sz="4" w:space="0"/>
-          <w:right w:val="none" w:color="000000" w:sz="4" w:space="0"/>
-        </w:tcBorders>
-      </w:tcPr>
-    </w:tblStylePr>
-    <w:tblStylePr w:type="lastRow">
+    <w:tblStylePr w:type="firstRow">
       <w:rPr>
         <w:b/>
         <w:color w:val="404040"/>
@@ -9912,6 +10343,52 @@
         </w:tcBorders>
       </w:tcPr>
     </w:tblStylePr>
+    <w:tblStylePr w:type="lastCol">
+      <w:rPr>
+        <w:i/>
+        <w:color w:val="404040"/>
+      </w:rPr>
+      <w:pPr>
+        <w:pBdr/>
+        <w:spacing/>
+        <w:ind/>
+      </w:pPr>
+      <w:tblPr>
+        <w:tblBorders/>
+      </w:tblPr>
+      <w:tcPr>
+        <w:shd w:val="clear" w:color="ffffff"/>
+        <w:tcBorders>
+          <w:top w:val="none" w:color="000000" w:sz="4" w:space="0"/>
+          <w:left w:val="none" w:color="000000" w:sz="4" w:space="0"/>
+          <w:bottom w:val="none" w:color="000000" w:sz="4" w:space="0"/>
+          <w:right w:val="none" w:color="000000" w:sz="4" w:space="0"/>
+        </w:tcBorders>
+      </w:tcPr>
+    </w:tblStylePr>
+    <w:tblStylePr w:type="lastRow">
+      <w:rPr>
+        <w:b/>
+        <w:color w:val="404040"/>
+      </w:rPr>
+      <w:pPr>
+        <w:pBdr/>
+        <w:spacing/>
+        <w:ind/>
+      </w:pPr>
+      <w:tblPr>
+        <w:tblBorders/>
+      </w:tblPr>
+      <w:tcPr>
+        <w:shd w:val="clear" w:color="ffffff"/>
+        <w:tcBorders>
+          <w:top w:val="none" w:color="000000" w:sz="4" w:space="0"/>
+          <w:left w:val="none" w:color="000000" w:sz="4" w:space="0"/>
+          <w:bottom w:val="none" w:color="000000" w:sz="4" w:space="0"/>
+          <w:right w:val="none" w:color="000000" w:sz="4" w:space="0"/>
+        </w:tcBorders>
+      </w:tcPr>
+    </w:tblStylePr>
     <w:tblStylePr w:type="nwCell">
       <w:pPr>
         <w:pBdr/>
@@ -9978,9 +10455,9 @@
       </w:tcPr>
     </w:tblStylePr>
   </w:style>
-  <w:style w:type="table" w:styleId="75">
+  <w:style w:type="table" w:styleId="751">
     <w:name w:val="Grid Table 3 - Accent 6"/>
-    <w:basedOn w:val="618"/>
+    <w:basedOn w:val="869"/>
     <w:uiPriority w:val="99"/>
     <w:pPr>
       <w:pBdr/>
@@ -10079,29 +10556,6 @@
         <w:tblBorders/>
       </w:tblPr>
       <w:tcPr>
-        <w:shd w:color="ffffff"/>
-        <w:tcBorders>
-          <w:top w:val="none" w:color="000000" w:sz="4" w:space="0"/>
-          <w:left w:val="none" w:color="000000" w:sz="4" w:space="0"/>
-          <w:bottom w:val="none" w:color="000000" w:sz="4" w:space="0"/>
-          <w:right w:val="none" w:color="000000" w:sz="4" w:space="0"/>
-        </w:tcBorders>
-      </w:tcPr>
-    </w:tblStylePr>
-    <w:tblStylePr w:type="firstRow">
-      <w:rPr>
-        <w:b/>
-        <w:color w:val="404040"/>
-      </w:rPr>
-      <w:pPr>
-        <w:pBdr/>
-        <w:spacing/>
-        <w:ind/>
-      </w:pPr>
-      <w:tblPr>
-        <w:tblBorders/>
-      </w:tblPr>
-      <w:tcPr>
         <w:shd w:val="clear" w:color="ffffff"/>
         <w:tcBorders>
           <w:top w:val="none" w:color="000000" w:sz="4" w:space="0"/>
@@ -10111,30 +10565,7 @@
         </w:tcBorders>
       </w:tcPr>
     </w:tblStylePr>
-    <w:tblStylePr w:type="lastCol">
-      <w:rPr>
-        <w:i/>
-        <w:color w:val="404040"/>
-      </w:rPr>
-      <w:pPr>
-        <w:pBdr/>
-        <w:spacing/>
-        <w:ind/>
-      </w:pPr>
-      <w:tblPr>
-        <w:tblBorders/>
-      </w:tblPr>
-      <w:tcPr>
-        <w:shd w:color="ffffff"/>
-        <w:tcBorders>
-          <w:top w:val="none" w:color="000000" w:sz="4" w:space="0"/>
-          <w:left w:val="none" w:color="000000" w:sz="4" w:space="0"/>
-          <w:bottom w:val="none" w:color="000000" w:sz="4" w:space="0"/>
-          <w:right w:val="none" w:color="000000" w:sz="4" w:space="0"/>
-        </w:tcBorders>
-      </w:tcPr>
-    </w:tblStylePr>
-    <w:tblStylePr w:type="lastRow">
+    <w:tblStylePr w:type="firstRow">
       <w:rPr>
         <w:b/>
         <w:color w:val="404040"/>
@@ -10157,6 +10588,52 @@
         </w:tcBorders>
       </w:tcPr>
     </w:tblStylePr>
+    <w:tblStylePr w:type="lastCol">
+      <w:rPr>
+        <w:i/>
+        <w:color w:val="404040"/>
+      </w:rPr>
+      <w:pPr>
+        <w:pBdr/>
+        <w:spacing/>
+        <w:ind/>
+      </w:pPr>
+      <w:tblPr>
+        <w:tblBorders/>
+      </w:tblPr>
+      <w:tcPr>
+        <w:shd w:val="clear" w:color="ffffff"/>
+        <w:tcBorders>
+          <w:top w:val="none" w:color="000000" w:sz="4" w:space="0"/>
+          <w:left w:val="none" w:color="000000" w:sz="4" w:space="0"/>
+          <w:bottom w:val="none" w:color="000000" w:sz="4" w:space="0"/>
+          <w:right w:val="none" w:color="000000" w:sz="4" w:space="0"/>
+        </w:tcBorders>
+      </w:tcPr>
+    </w:tblStylePr>
+    <w:tblStylePr w:type="lastRow">
+      <w:rPr>
+        <w:b/>
+        <w:color w:val="404040"/>
+      </w:rPr>
+      <w:pPr>
+        <w:pBdr/>
+        <w:spacing/>
+        <w:ind/>
+      </w:pPr>
+      <w:tblPr>
+        <w:tblBorders/>
+      </w:tblPr>
+      <w:tcPr>
+        <w:shd w:val="clear" w:color="ffffff"/>
+        <w:tcBorders>
+          <w:top w:val="none" w:color="000000" w:sz="4" w:space="0"/>
+          <w:left w:val="none" w:color="000000" w:sz="4" w:space="0"/>
+          <w:bottom w:val="none" w:color="000000" w:sz="4" w:space="0"/>
+          <w:right w:val="none" w:color="000000" w:sz="4" w:space="0"/>
+        </w:tcBorders>
+      </w:tcPr>
+    </w:tblStylePr>
     <w:tblStylePr w:type="nwCell">
       <w:pPr>
         <w:pBdr/>
@@ -10223,9 +10700,9 @@
       </w:tcPr>
     </w:tblStylePr>
   </w:style>
-  <w:style w:type="table" w:styleId="76">
+  <w:style w:type="table" w:styleId="752">
     <w:name w:val="Grid Table 4"/>
-    <w:basedOn w:val="618"/>
+    <w:basedOn w:val="869"/>
     <w:uiPriority w:val="59"/>
     <w:pPr>
       <w:pBdr/>
@@ -10456,9 +10933,9 @@
       </w:tcPr>
     </w:tblStylePr>
   </w:style>
-  <w:style w:type="table" w:styleId="77">
+  <w:style w:type="table" w:styleId="753">
     <w:name w:val="Grid Table 4 - Accent 1"/>
-    <w:basedOn w:val="618"/>
+    <w:basedOn w:val="869"/>
     <w:uiPriority w:val="59"/>
     <w:pPr>
       <w:pBdr/>
@@ -10689,9 +11166,9 @@
       </w:tcPr>
     </w:tblStylePr>
   </w:style>
-  <w:style w:type="table" w:styleId="78">
+  <w:style w:type="table" w:styleId="754">
     <w:name w:val="Grid Table 4 - Accent 2"/>
-    <w:basedOn w:val="618"/>
+    <w:basedOn w:val="869"/>
     <w:uiPriority w:val="59"/>
     <w:pPr>
       <w:pBdr/>
@@ -10922,9 +11399,9 @@
       </w:tcPr>
     </w:tblStylePr>
   </w:style>
-  <w:style w:type="table" w:styleId="79">
+  <w:style w:type="table" w:styleId="755">
     <w:name w:val="Grid Table 4 - Accent 3"/>
-    <w:basedOn w:val="618"/>
+    <w:basedOn w:val="869"/>
     <w:uiPriority w:val="59"/>
     <w:pPr>
       <w:pBdr/>
@@ -11155,9 +11632,9 @@
       </w:tcPr>
     </w:tblStylePr>
   </w:style>
-  <w:style w:type="table" w:styleId="80">
+  <w:style w:type="table" w:styleId="756">
     <w:name w:val="Grid Table 4 - Accent 4"/>
-    <w:basedOn w:val="618"/>
+    <w:basedOn w:val="869"/>
     <w:uiPriority w:val="59"/>
     <w:pPr>
       <w:pBdr/>
@@ -11388,9 +11865,9 @@
       </w:tcPr>
     </w:tblStylePr>
   </w:style>
-  <w:style w:type="table" w:styleId="81">
+  <w:style w:type="table" w:styleId="757">
     <w:name w:val="Grid Table 4 - Accent 5"/>
-    <w:basedOn w:val="618"/>
+    <w:basedOn w:val="869"/>
     <w:uiPriority w:val="59"/>
     <w:pPr>
       <w:pBdr/>
@@ -11621,9 +12098,9 @@
       </w:tcPr>
     </w:tblStylePr>
   </w:style>
-  <w:style w:type="table" w:styleId="82">
+  <w:style w:type="table" w:styleId="758">
     <w:name w:val="Grid Table 4 - Accent 6"/>
-    <w:basedOn w:val="618"/>
+    <w:basedOn w:val="869"/>
     <w:uiPriority w:val="59"/>
     <w:pPr>
       <w:pBdr/>
@@ -11854,9 +12331,9 @@
       </w:tcPr>
     </w:tblStylePr>
   </w:style>
-  <w:style w:type="table" w:styleId="83">
+  <w:style w:type="table" w:styleId="759">
     <w:name w:val="Grid Table 5 Dark"/>
-    <w:basedOn w:val="618"/>
+    <w:basedOn w:val="869"/>
     <w:uiPriority w:val="99"/>
     <w:pPr>
       <w:pBdr/>
@@ -12082,9 +12559,9 @@
       </w:tcPr>
     </w:tblStylePr>
   </w:style>
-  <w:style w:type="table" w:styleId="84">
+  <w:style w:type="table" w:styleId="760">
     <w:name w:val="Grid Table 5 Dark- Accent 1"/>
-    <w:basedOn w:val="618"/>
+    <w:basedOn w:val="869"/>
     <w:uiPriority w:val="99"/>
     <w:pPr>
       <w:pBdr/>
@@ -12310,9 +12787,9 @@
       </w:tcPr>
     </w:tblStylePr>
   </w:style>
-  <w:style w:type="table" w:styleId="85">
+  <w:style w:type="table" w:styleId="761">
     <w:name w:val="Grid Table 5 Dark - Accent 2"/>
-    <w:basedOn w:val="618"/>
+    <w:basedOn w:val="869"/>
     <w:uiPriority w:val="99"/>
     <w:pPr>
       <w:pBdr/>
@@ -12538,9 +13015,9 @@
       </w:tcPr>
     </w:tblStylePr>
   </w:style>
-  <w:style w:type="table" w:styleId="86">
+  <w:style w:type="table" w:styleId="762">
     <w:name w:val="Grid Table 5 Dark - Accent 3"/>
-    <w:basedOn w:val="618"/>
+    <w:basedOn w:val="869"/>
     <w:uiPriority w:val="99"/>
     <w:pPr>
       <w:pBdr/>
@@ -12766,9 +13243,9 @@
       </w:tcPr>
     </w:tblStylePr>
   </w:style>
-  <w:style w:type="table" w:styleId="87">
+  <w:style w:type="table" w:styleId="763">
     <w:name w:val="Grid Table 5 Dark- Accent 4"/>
-    <w:basedOn w:val="618"/>
+    <w:basedOn w:val="869"/>
     <w:uiPriority w:val="99"/>
     <w:pPr>
       <w:pBdr/>
@@ -12994,9 +13471,9 @@
       </w:tcPr>
     </w:tblStylePr>
   </w:style>
-  <w:style w:type="table" w:styleId="88">
+  <w:style w:type="table" w:styleId="764">
     <w:name w:val="Grid Table 5 Dark - Accent 5"/>
-    <w:basedOn w:val="618"/>
+    <w:basedOn w:val="869"/>
     <w:uiPriority w:val="99"/>
     <w:pPr>
       <w:pBdr/>
@@ -13222,9 +13699,9 @@
       </w:tcPr>
     </w:tblStylePr>
   </w:style>
-  <w:style w:type="table" w:styleId="89">
+  <w:style w:type="table" w:styleId="765">
     <w:name w:val="Grid Table 5 Dark - Accent 6"/>
-    <w:basedOn w:val="618"/>
+    <w:basedOn w:val="869"/>
     <w:uiPriority w:val="99"/>
     <w:pPr>
       <w:pBdr/>
@@ -13450,9 +13927,9 @@
       </w:tcPr>
     </w:tblStylePr>
   </w:style>
-  <w:style w:type="table" w:styleId="90">
+  <w:style w:type="table" w:styleId="766">
     <w:name w:val="Grid Table 6 Colorful"/>
-    <w:basedOn w:val="618"/>
+    <w:basedOn w:val="869"/>
     <w:uiPriority w:val="99"/>
     <w:pPr>
       <w:pBdr/>
@@ -13680,9 +14157,9 @@
       </w:tcPr>
     </w:tblStylePr>
   </w:style>
-  <w:style w:type="table" w:styleId="91">
+  <w:style w:type="table" w:styleId="767">
     <w:name w:val="Grid Table 6 Colorful - Accent 1"/>
-    <w:basedOn w:val="618"/>
+    <w:basedOn w:val="869"/>
     <w:uiPriority w:val="99"/>
     <w:pPr>
       <w:pBdr/>
@@ -13910,9 +14387,9 @@
       </w:tcPr>
     </w:tblStylePr>
   </w:style>
-  <w:style w:type="table" w:styleId="92">
+  <w:style w:type="table" w:styleId="768">
     <w:name w:val="Grid Table 6 Colorful - Accent 2"/>
-    <w:basedOn w:val="618"/>
+    <w:basedOn w:val="869"/>
     <w:uiPriority w:val="99"/>
     <w:pPr>
       <w:pBdr/>
@@ -14140,9 +14617,9 @@
       </w:tcPr>
     </w:tblStylePr>
   </w:style>
-  <w:style w:type="table" w:styleId="93">
+  <w:style w:type="table" w:styleId="769">
     <w:name w:val="Grid Table 6 Colorful - Accent 3"/>
-    <w:basedOn w:val="618"/>
+    <w:basedOn w:val="869"/>
     <w:uiPriority w:val="99"/>
     <w:pPr>
       <w:pBdr/>
@@ -14370,9 +14847,9 @@
       </w:tcPr>
     </w:tblStylePr>
   </w:style>
-  <w:style w:type="table" w:styleId="94">
+  <w:style w:type="table" w:styleId="770">
     <w:name w:val="Grid Table 6 Colorful - Accent 4"/>
-    <w:basedOn w:val="618"/>
+    <w:basedOn w:val="869"/>
     <w:uiPriority w:val="99"/>
     <w:pPr>
       <w:pBdr/>
@@ -14600,9 +15077,9 @@
       </w:tcPr>
     </w:tblStylePr>
   </w:style>
-  <w:style w:type="table" w:styleId="95">
+  <w:style w:type="table" w:styleId="771">
     <w:name w:val="Grid Table 6 Colorful - Accent 5"/>
-    <w:basedOn w:val="618"/>
+    <w:basedOn w:val="869"/>
     <w:uiPriority w:val="99"/>
     <w:pPr>
       <w:pBdr/>
@@ -14830,9 +15307,9 @@
       </w:tcPr>
     </w:tblStylePr>
   </w:style>
-  <w:style w:type="table" w:styleId="96">
+  <w:style w:type="table" w:styleId="772">
     <w:name w:val="Grid Table 6 Colorful - Accent 6"/>
-    <w:basedOn w:val="618"/>
+    <w:basedOn w:val="869"/>
     <w:uiPriority w:val="99"/>
     <w:pPr>
       <w:pBdr/>
@@ -15060,9 +15537,9 @@
       </w:tcPr>
     </w:tblStylePr>
   </w:style>
-  <w:style w:type="table" w:styleId="97">
+  <w:style w:type="table" w:styleId="773">
     <w:name w:val="Grid Table 7 Colorful"/>
-    <w:basedOn w:val="618"/>
+    <w:basedOn w:val="869"/>
     <w:uiPriority w:val="99"/>
     <w:pPr>
       <w:pBdr/>
@@ -15164,11 +15641,11 @@
         <w:tblBorders/>
       </w:tblPr>
       <w:tcPr>
-        <w:shd w:color="ffffff"/>
+        <w:shd w:val="clear" w:color="ffffff"/>
         <w:tcBorders>
-          <w:top w:val="none"/>
-          <w:left w:val="none"/>
-          <w:bottom w:val="none"/>
+          <w:top w:val="none" w:color="000000" w:sz="4" w:space="0"/>
+          <w:left w:val="none" w:color="000000" w:sz="4" w:space="0"/>
+          <w:bottom w:val="none" w:color="000000" w:sz="4" w:space="0"/>
           <w:right w:val="single" w:color="000000" w:themeColor="text1" w:themeTint="80" w:sz="4" w:space="0"/>
         </w:tcBorders>
       </w:tcPr>
@@ -15191,10 +15668,10 @@
       <w:tcPr>
         <w:shd w:val="clear" w:color="ffffff" w:themeColor="light1" w:fill="ffffff" w:themeFill="light1"/>
         <w:tcBorders>
-          <w:top w:val="none"/>
-          <w:left w:val="none"/>
+          <w:top w:val="none" w:color="000000" w:sz="4" w:space="0"/>
+          <w:left w:val="none" w:color="000000" w:sz="4" w:space="0"/>
           <w:bottom w:val="single" w:color="000000" w:themeColor="text1" w:themeTint="80" w:sz="4" w:space="0"/>
-          <w:right w:val="none"/>
+          <w:right w:val="none" w:color="000000" w:sz="4" w:space="0"/>
         </w:tcBorders>
       </w:tcPr>
     </w:tblStylePr>
@@ -15214,12 +15691,12 @@
         <w:tblBorders/>
       </w:tblPr>
       <w:tcPr>
-        <w:shd w:color="ffffff"/>
+        <w:shd w:val="clear" w:color="ffffff"/>
         <w:tcBorders>
-          <w:top w:val="none"/>
+          <w:top w:val="none" w:color="000000" w:sz="4" w:space="0"/>
           <w:left w:val="single" w:color="000000" w:themeColor="text1" w:themeTint="80" w:sz="4" w:space="0"/>
-          <w:bottom w:val="none"/>
-          <w:right w:val="none"/>
+          <w:bottom w:val="none" w:color="000000" w:sz="4" w:space="0"/>
+          <w:right w:val="none" w:color="000000" w:sz="4" w:space="0"/>
         </w:tcBorders>
       </w:tcPr>
     </w:tblStylePr>
@@ -15242,9 +15719,9 @@
         <w:shd w:val="clear" w:color="ffffff" w:themeColor="light1" w:fill="ffffff" w:themeFill="light1"/>
         <w:tcBorders>
           <w:top w:val="single" w:color="000000" w:themeColor="text1" w:themeTint="80" w:sz="4" w:space="0"/>
-          <w:left w:val="none"/>
-          <w:bottom w:val="none"/>
-          <w:right w:val="none"/>
+          <w:left w:val="none" w:color="000000" w:sz="4" w:space="0"/>
+          <w:bottom w:val="none" w:color="000000" w:sz="4" w:space="0"/>
+          <w:right w:val="none" w:color="000000" w:sz="4" w:space="0"/>
         </w:tcBorders>
       </w:tcPr>
     </w:tblStylePr>
@@ -15314,9 +15791,9 @@
       </w:tcPr>
     </w:tblStylePr>
   </w:style>
-  <w:style w:type="table" w:styleId="98">
+  <w:style w:type="table" w:styleId="774">
     <w:name w:val="Grid Table 7 Colorful - Accent 1"/>
-    <w:basedOn w:val="618"/>
+    <w:basedOn w:val="869"/>
     <w:uiPriority w:val="99"/>
     <w:pPr>
       <w:pBdr/>
@@ -15418,11 +15895,11 @@
         <w:tblBorders/>
       </w:tblPr>
       <w:tcPr>
-        <w:shd w:color="ffffff"/>
+        <w:shd w:val="clear" w:color="ffffff"/>
         <w:tcBorders>
-          <w:top w:val="none"/>
-          <w:left w:val="none"/>
-          <w:bottom w:val="none"/>
+          <w:top w:val="none" w:color="000000" w:sz="4" w:space="0"/>
+          <w:left w:val="none" w:color="000000" w:sz="4" w:space="0"/>
+          <w:bottom w:val="none" w:color="000000" w:sz="4" w:space="0"/>
           <w:right w:val="single" w:color="000000" w:themeColor="accent1" w:themeTint="80" w:sz="4" w:space="0"/>
         </w:tcBorders>
       </w:tcPr>
@@ -15445,10 +15922,10 @@
       <w:tcPr>
         <w:shd w:val="clear" w:color="ffffff" w:themeColor="light1" w:fill="ffffff" w:themeFill="light1"/>
         <w:tcBorders>
-          <w:top w:val="none"/>
-          <w:left w:val="none"/>
+          <w:top w:val="none" w:color="000000" w:sz="4" w:space="0"/>
+          <w:left w:val="none" w:color="000000" w:sz="4" w:space="0"/>
           <w:bottom w:val="single" w:color="000000" w:themeColor="accent1" w:themeTint="80" w:sz="4" w:space="0"/>
-          <w:right w:val="none"/>
+          <w:right w:val="none" w:color="000000" w:sz="4" w:space="0"/>
         </w:tcBorders>
       </w:tcPr>
     </w:tblStylePr>
@@ -15468,12 +15945,12 @@
         <w:tblBorders/>
       </w:tblPr>
       <w:tcPr>
-        <w:shd w:color="ffffff"/>
+        <w:shd w:val="clear" w:color="ffffff"/>
         <w:tcBorders>
-          <w:top w:val="none"/>
+          <w:top w:val="none" w:color="000000" w:sz="4" w:space="0"/>
           <w:left w:val="single" w:color="000000" w:themeColor="accent1" w:themeTint="80" w:sz="4" w:space="0"/>
-          <w:bottom w:val="none"/>
-          <w:right w:val="none"/>
+          <w:bottom w:val="none" w:color="000000" w:sz="4" w:space="0"/>
+          <w:right w:val="none" w:color="000000" w:sz="4" w:space="0"/>
         </w:tcBorders>
       </w:tcPr>
     </w:tblStylePr>
@@ -15496,9 +15973,9 @@
         <w:shd w:val="clear" w:color="ffffff" w:themeColor="light1" w:fill="ffffff" w:themeFill="light1"/>
         <w:tcBorders>
           <w:top w:val="single" w:color="000000" w:themeColor="accent1" w:themeTint="80" w:sz="4" w:space="0"/>
-          <w:left w:val="none"/>
-          <w:bottom w:val="none"/>
-          <w:right w:val="none"/>
+          <w:left w:val="none" w:color="000000" w:sz="4" w:space="0"/>
+          <w:bottom w:val="none" w:color="000000" w:sz="4" w:space="0"/>
+          <w:right w:val="none" w:color="000000" w:sz="4" w:space="0"/>
         </w:tcBorders>
       </w:tcPr>
     </w:tblStylePr>
@@ -15568,9 +16045,9 @@
       </w:tcPr>
     </w:tblStylePr>
   </w:style>
-  <w:style w:type="table" w:styleId="99">
+  <w:style w:type="table" w:styleId="775">
     <w:name w:val="Grid Table 7 Colorful - Accent 2"/>
-    <w:basedOn w:val="618"/>
+    <w:basedOn w:val="869"/>
     <w:uiPriority w:val="99"/>
     <w:pPr>
       <w:pBdr/>
@@ -15672,11 +16149,11 @@
         <w:tblBorders/>
       </w:tblPr>
       <w:tcPr>
-        <w:shd w:color="ffffff"/>
+        <w:shd w:val="clear" w:color="ffffff"/>
         <w:tcBorders>
-          <w:top w:val="none"/>
-          <w:left w:val="none"/>
-          <w:bottom w:val="none"/>
+          <w:top w:val="none" w:color="000000" w:sz="4" w:space="0"/>
+          <w:left w:val="none" w:color="000000" w:sz="4" w:space="0"/>
+          <w:bottom w:val="none" w:color="000000" w:sz="4" w:space="0"/>
           <w:right w:val="single" w:color="000000" w:themeColor="accent2" w:themeTint="97" w:sz="4" w:space="0"/>
         </w:tcBorders>
       </w:tcPr>
@@ -15699,10 +16176,10 @@
       <w:tcPr>
         <w:shd w:val="clear" w:color="ffffff" w:themeColor="light1" w:fill="ffffff" w:themeFill="light1"/>
         <w:tcBorders>
-          <w:top w:val="none"/>
-          <w:left w:val="none"/>
+          <w:top w:val="none" w:color="000000" w:sz="4" w:space="0"/>
+          <w:left w:val="none" w:color="000000" w:sz="4" w:space="0"/>
           <w:bottom w:val="single" w:color="000000" w:themeColor="accent2" w:themeTint="97" w:sz="4" w:space="0"/>
-          <w:right w:val="none"/>
+          <w:right w:val="none" w:color="000000" w:sz="4" w:space="0"/>
         </w:tcBorders>
       </w:tcPr>
     </w:tblStylePr>
@@ -15722,12 +16199,12 @@
         <w:tblBorders/>
       </w:tblPr>
       <w:tcPr>
-        <w:shd w:color="ffffff"/>
+        <w:shd w:val="clear" w:color="ffffff"/>
         <w:tcBorders>
-          <w:top w:val="none"/>
+          <w:top w:val="none" w:color="000000" w:sz="4" w:space="0"/>
           <w:left w:val="single" w:color="000000" w:themeColor="accent2" w:themeTint="97" w:sz="4" w:space="0"/>
-          <w:bottom w:val="none"/>
-          <w:right w:val="none"/>
+          <w:bottom w:val="none" w:color="000000" w:sz="4" w:space="0"/>
+          <w:right w:val="none" w:color="000000" w:sz="4" w:space="0"/>
         </w:tcBorders>
       </w:tcPr>
     </w:tblStylePr>
@@ -15750,9 +16227,9 @@
         <w:shd w:val="clear" w:color="ffffff" w:themeColor="light1" w:fill="ffffff" w:themeFill="light1"/>
         <w:tcBorders>
           <w:top w:val="single" w:color="000000" w:themeColor="accent2" w:themeTint="97" w:sz="4" w:space="0"/>
-          <w:left w:val="none"/>
-          <w:bottom w:val="none"/>
-          <w:right w:val="none"/>
+          <w:left w:val="none" w:color="000000" w:sz="4" w:space="0"/>
+          <w:bottom w:val="none" w:color="000000" w:sz="4" w:space="0"/>
+          <w:right w:val="none" w:color="000000" w:sz="4" w:space="0"/>
         </w:tcBorders>
       </w:tcPr>
     </w:tblStylePr>
@@ -15822,9 +16299,9 @@
       </w:tcPr>
     </w:tblStylePr>
   </w:style>
-  <w:style w:type="table" w:styleId="100">
+  <w:style w:type="table" w:styleId="776">
     <w:name w:val="Grid Table 7 Colorful - Accent 3"/>
-    <w:basedOn w:val="618"/>
+    <w:basedOn w:val="869"/>
     <w:uiPriority w:val="99"/>
     <w:pPr>
       <w:pBdr/>
@@ -15926,11 +16403,11 @@
         <w:tblBorders/>
       </w:tblPr>
       <w:tcPr>
-        <w:shd w:color="ffffff"/>
+        <w:shd w:val="clear" w:color="ffffff"/>
         <w:tcBorders>
-          <w:top w:val="none"/>
-          <w:left w:val="none"/>
-          <w:bottom w:val="none"/>
+          <w:top w:val="none" w:color="000000" w:sz="4" w:space="0"/>
+          <w:left w:val="none" w:color="000000" w:sz="4" w:space="0"/>
+          <w:bottom w:val="none" w:color="000000" w:sz="4" w:space="0"/>
           <w:right w:val="single" w:color="000000" w:themeColor="accent3" w:themeTint="FE" w:sz="4" w:space="0"/>
         </w:tcBorders>
       </w:tcPr>
@@ -15953,10 +16430,10 @@
       <w:tcPr>
         <w:shd w:val="clear" w:color="ffffff" w:themeColor="light1" w:fill="ffffff" w:themeFill="light1"/>
         <w:tcBorders>
-          <w:top w:val="none"/>
-          <w:left w:val="none"/>
+          <w:top w:val="none" w:color="000000" w:sz="4" w:space="0"/>
+          <w:left w:val="none" w:color="000000" w:sz="4" w:space="0"/>
           <w:bottom w:val="single" w:color="000000" w:themeColor="accent3" w:themeTint="FE" w:sz="4" w:space="0"/>
-          <w:right w:val="none"/>
+          <w:right w:val="none" w:color="000000" w:sz="4" w:space="0"/>
         </w:tcBorders>
       </w:tcPr>
     </w:tblStylePr>
@@ -15976,12 +16453,12 @@
         <w:tblBorders/>
       </w:tblPr>
       <w:tcPr>
-        <w:shd w:color="ffffff"/>
+        <w:shd w:val="clear" w:color="ffffff"/>
         <w:tcBorders>
-          <w:top w:val="none"/>
+          <w:top w:val="none" w:color="000000" w:sz="4" w:space="0"/>
           <w:left w:val="single" w:color="000000" w:themeColor="accent3" w:themeTint="FE" w:sz="4" w:space="0"/>
-          <w:bottom w:val="none"/>
-          <w:right w:val="none"/>
+          <w:bottom w:val="none" w:color="000000" w:sz="4" w:space="0"/>
+          <w:right w:val="none" w:color="000000" w:sz="4" w:space="0"/>
         </w:tcBorders>
       </w:tcPr>
     </w:tblStylePr>
@@ -16004,9 +16481,9 @@
         <w:shd w:val="clear" w:color="ffffff" w:themeColor="light1" w:fill="ffffff" w:themeFill="light1"/>
         <w:tcBorders>
           <w:top w:val="single" w:color="000000" w:themeColor="accent3" w:themeTint="FE" w:sz="4" w:space="0"/>
-          <w:left w:val="none"/>
-          <w:bottom w:val="none"/>
-          <w:right w:val="none"/>
+          <w:left w:val="none" w:color="000000" w:sz="4" w:space="0"/>
+          <w:bottom w:val="none" w:color="000000" w:sz="4" w:space="0"/>
+          <w:right w:val="none" w:color="000000" w:sz="4" w:space="0"/>
         </w:tcBorders>
       </w:tcPr>
     </w:tblStylePr>
@@ -16076,9 +16553,9 @@
       </w:tcPr>
     </w:tblStylePr>
   </w:style>
-  <w:style w:type="table" w:styleId="101">
+  <w:style w:type="table" w:styleId="777">
     <w:name w:val="Grid Table 7 Colorful - Accent 4"/>
-    <w:basedOn w:val="618"/>
+    <w:basedOn w:val="869"/>
     <w:uiPriority w:val="99"/>
     <w:pPr>
       <w:pBdr/>
@@ -16180,11 +16657,11 @@
         <w:tblBorders/>
       </w:tblPr>
       <w:tcPr>
-        <w:shd w:color="ffffff"/>
+        <w:shd w:val="clear" w:color="ffffff"/>
         <w:tcBorders>
-          <w:top w:val="none"/>
-          <w:left w:val="none"/>
-          <w:bottom w:val="none"/>
+          <w:top w:val="none" w:color="000000" w:sz="4" w:space="0"/>
+          <w:left w:val="none" w:color="000000" w:sz="4" w:space="0"/>
+          <w:bottom w:val="none" w:color="000000" w:sz="4" w:space="0"/>
           <w:right w:val="single" w:color="000000" w:themeColor="accent4" w:themeTint="9A" w:sz="4" w:space="0"/>
         </w:tcBorders>
       </w:tcPr>
@@ -16207,10 +16684,10 @@
       <w:tcPr>
         <w:shd w:val="clear" w:color="ffffff" w:themeColor="light1" w:fill="ffffff" w:themeFill="light1"/>
         <w:tcBorders>
-          <w:top w:val="none"/>
-          <w:left w:val="none"/>
+          <w:top w:val="none" w:color="000000" w:sz="4" w:space="0"/>
+          <w:left w:val="none" w:color="000000" w:sz="4" w:space="0"/>
           <w:bottom w:val="single" w:color="000000" w:themeColor="accent4" w:themeTint="9A" w:sz="4" w:space="0"/>
-          <w:right w:val="none"/>
+          <w:right w:val="none" w:color="000000" w:sz="4" w:space="0"/>
         </w:tcBorders>
       </w:tcPr>
     </w:tblStylePr>
@@ -16230,12 +16707,12 @@
         <w:tblBorders/>
       </w:tblPr>
       <w:tcPr>
-        <w:shd w:color="ffffff"/>
+        <w:shd w:val="clear" w:color="ffffff"/>
         <w:tcBorders>
-          <w:top w:val="none"/>
+          <w:top w:val="none" w:color="000000" w:sz="4" w:space="0"/>
           <w:left w:val="single" w:color="000000" w:themeColor="accent4" w:themeTint="9A" w:sz="4" w:space="0"/>
-          <w:bottom w:val="none"/>
-          <w:right w:val="none"/>
+          <w:bottom w:val="none" w:color="000000" w:sz="4" w:space="0"/>
+          <w:right w:val="none" w:color="000000" w:sz="4" w:space="0"/>
         </w:tcBorders>
       </w:tcPr>
     </w:tblStylePr>
@@ -16258,9 +16735,9 @@
         <w:shd w:val="clear" w:color="ffffff" w:themeColor="light1" w:fill="ffffff" w:themeFill="light1"/>
         <w:tcBorders>
           <w:top w:val="single" w:color="000000" w:themeColor="accent4" w:themeTint="9A" w:sz="4" w:space="0"/>
-          <w:left w:val="none"/>
-          <w:bottom w:val="none"/>
-          <w:right w:val="none"/>
+          <w:left w:val="none" w:color="000000" w:sz="4" w:space="0"/>
+          <w:bottom w:val="none" w:color="000000" w:sz="4" w:space="0"/>
+          <w:right w:val="none" w:color="000000" w:sz="4" w:space="0"/>
         </w:tcBorders>
       </w:tcPr>
     </w:tblStylePr>
@@ -16330,9 +16807,9 @@
       </w:tcPr>
     </w:tblStylePr>
   </w:style>
-  <w:style w:type="table" w:styleId="102">
+  <w:style w:type="table" w:styleId="778">
     <w:name w:val="Grid Table 7 Colorful - Accent 5"/>
-    <w:basedOn w:val="618"/>
+    <w:basedOn w:val="869"/>
     <w:uiPriority w:val="99"/>
     <w:pPr>
       <w:pBdr/>
@@ -16434,11 +16911,11 @@
         <w:tblBorders/>
       </w:tblPr>
       <w:tcPr>
-        <w:shd w:color="ffffff"/>
+        <w:shd w:val="clear" w:color="ffffff"/>
         <w:tcBorders>
-          <w:top w:val="none"/>
-          <w:left w:val="none"/>
-          <w:bottom w:val="none"/>
+          <w:top w:val="none" w:color="000000" w:sz="4" w:space="0"/>
+          <w:left w:val="none" w:color="000000" w:sz="4" w:space="0"/>
+          <w:bottom w:val="none" w:color="000000" w:sz="4" w:space="0"/>
           <w:right w:val="single" w:color="000000" w:themeColor="accent5" w:themeTint="90" w:sz="4" w:space="0"/>
         </w:tcBorders>
       </w:tcPr>
@@ -16461,10 +16938,10 @@
       <w:tcPr>
         <w:shd w:val="clear" w:color="ffffff" w:themeColor="light1" w:fill="ffffff" w:themeFill="light1"/>
         <w:tcBorders>
-          <w:top w:val="none"/>
-          <w:left w:val="none"/>
+          <w:top w:val="none" w:color="000000" w:sz="4" w:space="0"/>
+          <w:left w:val="none" w:color="000000" w:sz="4" w:space="0"/>
           <w:bottom w:val="single" w:color="000000" w:themeColor="accent5" w:themeTint="90" w:sz="4" w:space="0"/>
-          <w:right w:val="none"/>
+          <w:right w:val="none" w:color="000000" w:sz="4" w:space="0"/>
         </w:tcBorders>
       </w:tcPr>
     </w:tblStylePr>
@@ -16484,12 +16961,12 @@
         <w:tblBorders/>
       </w:tblPr>
       <w:tcPr>
-        <w:shd w:color="ffffff"/>
+        <w:shd w:val="clear" w:color="ffffff"/>
         <w:tcBorders>
-          <w:top w:val="none"/>
+          <w:top w:val="none" w:color="000000" w:sz="4" w:space="0"/>
           <w:left w:val="single" w:color="000000" w:themeColor="accent5" w:themeTint="90" w:sz="4" w:space="0"/>
-          <w:bottom w:val="none"/>
-          <w:right w:val="none"/>
+          <w:bottom w:val="none" w:color="000000" w:sz="4" w:space="0"/>
+          <w:right w:val="none" w:color="000000" w:sz="4" w:space="0"/>
         </w:tcBorders>
       </w:tcPr>
     </w:tblStylePr>
@@ -16512,9 +16989,9 @@
         <w:shd w:val="clear" w:color="ffffff" w:themeColor="light1" w:fill="ffffff" w:themeFill="light1"/>
         <w:tcBorders>
           <w:top w:val="single" w:color="000000" w:themeColor="accent5" w:themeTint="90" w:sz="4" w:space="0"/>
-          <w:left w:val="none"/>
-          <w:bottom w:val="none"/>
-          <w:right w:val="none"/>
+          <w:left w:val="none" w:color="000000" w:sz="4" w:space="0"/>
+          <w:bottom w:val="none" w:color="000000" w:sz="4" w:space="0"/>
+          <w:right w:val="none" w:color="000000" w:sz="4" w:space="0"/>
         </w:tcBorders>
       </w:tcPr>
     </w:tblStylePr>
@@ -16584,9 +17061,9 @@
       </w:tcPr>
     </w:tblStylePr>
   </w:style>
-  <w:style w:type="table" w:styleId="103">
+  <w:style w:type="table" w:styleId="779">
     <w:name w:val="Grid Table 7 Colorful - Accent 6"/>
-    <w:basedOn w:val="618"/>
+    <w:basedOn w:val="869"/>
     <w:uiPriority w:val="99"/>
     <w:pPr>
       <w:pBdr/>
@@ -16688,11 +17165,11 @@
         <w:tblBorders/>
       </w:tblPr>
       <w:tcPr>
-        <w:shd w:color="ffffff"/>
+        <w:shd w:val="clear" w:color="ffffff"/>
         <w:tcBorders>
-          <w:top w:val="none"/>
-          <w:left w:val="none"/>
-          <w:bottom w:val="none"/>
+          <w:top w:val="none" w:color="000000" w:sz="4" w:space="0"/>
+          <w:left w:val="none" w:color="000000" w:sz="4" w:space="0"/>
+          <w:bottom w:val="none" w:color="000000" w:sz="4" w:space="0"/>
           <w:right w:val="single" w:color="000000" w:themeColor="accent6" w:themeTint="90" w:sz="4" w:space="0"/>
         </w:tcBorders>
       </w:tcPr>
@@ -16715,10 +17192,10 @@
       <w:tcPr>
         <w:shd w:val="clear" w:color="ffffff" w:themeColor="light1" w:fill="ffffff" w:themeFill="light1"/>
         <w:tcBorders>
-          <w:top w:val="none"/>
-          <w:left w:val="none"/>
+          <w:top w:val="none" w:color="000000" w:sz="4" w:space="0"/>
+          <w:left w:val="none" w:color="000000" w:sz="4" w:space="0"/>
           <w:bottom w:val="single" w:color="000000" w:themeColor="accent6" w:themeTint="90" w:sz="4" w:space="0"/>
-          <w:right w:val="none"/>
+          <w:right w:val="none" w:color="000000" w:sz="4" w:space="0"/>
         </w:tcBorders>
       </w:tcPr>
     </w:tblStylePr>
@@ -16738,12 +17215,12 @@
         <w:tblBorders/>
       </w:tblPr>
       <w:tcPr>
-        <w:shd w:color="ffffff"/>
+        <w:shd w:val="clear" w:color="ffffff"/>
         <w:tcBorders>
-          <w:top w:val="none"/>
+          <w:top w:val="none" w:color="000000" w:sz="4" w:space="0"/>
           <w:left w:val="single" w:color="000000" w:themeColor="accent6" w:themeTint="90" w:sz="4" w:space="0"/>
-          <w:bottom w:val="none"/>
-          <w:right w:val="none"/>
+          <w:bottom w:val="none" w:color="000000" w:sz="4" w:space="0"/>
+          <w:right w:val="none" w:color="000000" w:sz="4" w:space="0"/>
         </w:tcBorders>
       </w:tcPr>
     </w:tblStylePr>
@@ -16766,9 +17243,9 @@
         <w:shd w:val="clear" w:color="ffffff" w:themeColor="light1" w:fill="ffffff" w:themeFill="light1"/>
         <w:tcBorders>
           <w:top w:val="single" w:color="000000" w:themeColor="accent6" w:themeTint="90" w:sz="4" w:space="0"/>
-          <w:left w:val="none"/>
-          <w:bottom w:val="none"/>
-          <w:right w:val="none"/>
+          <w:left w:val="none" w:color="000000" w:sz="4" w:space="0"/>
+          <w:bottom w:val="none" w:color="000000" w:sz="4" w:space="0"/>
+          <w:right w:val="none" w:color="000000" w:sz="4" w:space="0"/>
         </w:tcBorders>
       </w:tcPr>
     </w:tblStylePr>
@@ -16838,9 +17315,9 @@
       </w:tcPr>
     </w:tblStylePr>
   </w:style>
-  <w:style w:type="table" w:styleId="104">
+  <w:style w:type="table" w:styleId="780">
     <w:name w:val="List Table 1 Light"/>
-    <w:basedOn w:val="618"/>
+    <w:basedOn w:val="869"/>
     <w:uiPriority w:val="99"/>
     <w:pPr>
       <w:pBdr/>
@@ -17054,9 +17531,9 @@
       </w:tcPr>
     </w:tblStylePr>
   </w:style>
-  <w:style w:type="table" w:styleId="105">
+  <w:style w:type="table" w:styleId="781">
     <w:name w:val="List Table 1 Light - Accent 1"/>
-    <w:basedOn w:val="618"/>
+    <w:basedOn w:val="869"/>
     <w:uiPriority w:val="99"/>
     <w:pPr>
       <w:pBdr/>
@@ -17270,9 +17747,9 @@
       </w:tcPr>
     </w:tblStylePr>
   </w:style>
-  <w:style w:type="table" w:styleId="106">
+  <w:style w:type="table" w:styleId="782">
     <w:name w:val="List Table 1 Light - Accent 2"/>
-    <w:basedOn w:val="618"/>
+    <w:basedOn w:val="869"/>
     <w:uiPriority w:val="99"/>
     <w:pPr>
       <w:pBdr/>
@@ -17486,9 +17963,9 @@
       </w:tcPr>
     </w:tblStylePr>
   </w:style>
-  <w:style w:type="table" w:styleId="107">
+  <w:style w:type="table" w:styleId="783">
     <w:name w:val="List Table 1 Light - Accent 3"/>
-    <w:basedOn w:val="618"/>
+    <w:basedOn w:val="869"/>
     <w:uiPriority w:val="99"/>
     <w:pPr>
       <w:pBdr/>
@@ -17702,9 +18179,9 @@
       </w:tcPr>
     </w:tblStylePr>
   </w:style>
-  <w:style w:type="table" w:styleId="108">
+  <w:style w:type="table" w:styleId="784">
     <w:name w:val="List Table 1 Light - Accent 4"/>
-    <w:basedOn w:val="618"/>
+    <w:basedOn w:val="869"/>
     <w:uiPriority w:val="99"/>
     <w:pPr>
       <w:pBdr/>
@@ -17918,9 +18395,9 @@
       </w:tcPr>
     </w:tblStylePr>
   </w:style>
-  <w:style w:type="table" w:styleId="109">
+  <w:style w:type="table" w:styleId="785">
     <w:name w:val="List Table 1 Light - Accent 5"/>
-    <w:basedOn w:val="618"/>
+    <w:basedOn w:val="869"/>
     <w:uiPriority w:val="99"/>
     <w:pPr>
       <w:pBdr/>
@@ -18134,9 +18611,9 @@
       </w:tcPr>
     </w:tblStylePr>
   </w:style>
-  <w:style w:type="table" w:styleId="110">
+  <w:style w:type="table" w:styleId="786">
     <w:name w:val="List Table 1 Light - Accent 6"/>
-    <w:basedOn w:val="618"/>
+    <w:basedOn w:val="869"/>
     <w:uiPriority w:val="99"/>
     <w:pPr>
       <w:pBdr/>
@@ -18350,9 +18827,9 @@
       </w:tcPr>
     </w:tblStylePr>
   </w:style>
-  <w:style w:type="table" w:styleId="111">
+  <w:style w:type="table" w:styleId="787">
     <w:name w:val="List Table 2"/>
-    <w:basedOn w:val="618"/>
+    <w:basedOn w:val="869"/>
     <w:uiPriority w:val="99"/>
     <w:pPr>
       <w:pBdr/>
@@ -18588,9 +19065,9 @@
       </w:tcPr>
     </w:tblStylePr>
   </w:style>
-  <w:style w:type="table" w:styleId="112">
+  <w:style w:type="table" w:styleId="788">
     <w:name w:val="List Table 2 - Accent 1"/>
-    <w:basedOn w:val="618"/>
+    <w:basedOn w:val="869"/>
     <w:uiPriority w:val="99"/>
     <w:pPr>
       <w:pBdr/>
@@ -18826,9 +19303,9 @@
       </w:tcPr>
     </w:tblStylePr>
   </w:style>
-  <w:style w:type="table" w:styleId="113">
+  <w:style w:type="table" w:styleId="789">
     <w:name w:val="List Table 2 - Accent 2"/>
-    <w:basedOn w:val="618"/>
+    <w:basedOn w:val="869"/>
     <w:uiPriority w:val="99"/>
     <w:pPr>
       <w:pBdr/>
@@ -19064,9 +19541,9 @@
       </w:tcPr>
     </w:tblStylePr>
   </w:style>
-  <w:style w:type="table" w:styleId="114">
+  <w:style w:type="table" w:styleId="790">
     <w:name w:val="List Table 2 - Accent 3"/>
-    <w:basedOn w:val="618"/>
+    <w:basedOn w:val="869"/>
     <w:uiPriority w:val="99"/>
     <w:pPr>
       <w:pBdr/>
@@ -19302,9 +19779,9 @@
       </w:tcPr>
     </w:tblStylePr>
   </w:style>
-  <w:style w:type="table" w:styleId="115">
+  <w:style w:type="table" w:styleId="791">
     <w:name w:val="List Table 2 - Accent 4"/>
-    <w:basedOn w:val="618"/>
+    <w:basedOn w:val="869"/>
     <w:uiPriority w:val="99"/>
     <w:pPr>
       <w:pBdr/>
@@ -19540,9 +20017,9 @@
       </w:tcPr>
     </w:tblStylePr>
   </w:style>
-  <w:style w:type="table" w:styleId="116">
+  <w:style w:type="table" w:styleId="792">
     <w:name w:val="List Table 2 - Accent 5"/>
-    <w:basedOn w:val="618"/>
+    <w:basedOn w:val="869"/>
     <w:uiPriority w:val="99"/>
     <w:pPr>
       <w:pBdr/>
@@ -19778,9 +20255,9 @@
       </w:tcPr>
     </w:tblStylePr>
   </w:style>
-  <w:style w:type="table" w:styleId="117">
+  <w:style w:type="table" w:styleId="793">
     <w:name w:val="List Table 2 - Accent 6"/>
-    <w:basedOn w:val="618"/>
+    <w:basedOn w:val="869"/>
     <w:uiPriority w:val="99"/>
     <w:pPr>
       <w:pBdr/>
@@ -20016,9 +20493,9 @@
       </w:tcPr>
     </w:tblStylePr>
   </w:style>
-  <w:style w:type="table" w:styleId="118">
+  <w:style w:type="table" w:styleId="794">
     <w:name w:val="List Table 3"/>
-    <w:basedOn w:val="618"/>
+    <w:basedOn w:val="869"/>
     <w:uiPriority w:val="99"/>
     <w:pPr>
       <w:pBdr/>
@@ -20244,9 +20721,9 @@
       </w:tcPr>
     </w:tblStylePr>
   </w:style>
-  <w:style w:type="table" w:styleId="119">
+  <w:style w:type="table" w:styleId="795">
     <w:name w:val="List Table 3 - Accent 1"/>
-    <w:basedOn w:val="618"/>
+    <w:basedOn w:val="869"/>
     <w:uiPriority w:val="99"/>
     <w:pPr>
       <w:pBdr/>
@@ -20472,9 +20949,9 @@
       </w:tcPr>
     </w:tblStylePr>
   </w:style>
-  <w:style w:type="table" w:styleId="120">
+  <w:style w:type="table" w:styleId="796">
     <w:name w:val="List Table 3 - Accent 2"/>
-    <w:basedOn w:val="618"/>
+    <w:basedOn w:val="869"/>
     <w:uiPriority w:val="99"/>
     <w:pPr>
       <w:pBdr/>
@@ -20700,9 +21177,9 @@
       </w:tcPr>
     </w:tblStylePr>
   </w:style>
-  <w:style w:type="table" w:styleId="121">
+  <w:style w:type="table" w:styleId="797">
     <w:name w:val="List Table 3 - Accent 3"/>
-    <w:basedOn w:val="618"/>
+    <w:basedOn w:val="869"/>
     <w:uiPriority w:val="99"/>
     <w:pPr>
       <w:pBdr/>
@@ -20928,9 +21405,9 @@
       </w:tcPr>
     </w:tblStylePr>
   </w:style>
-  <w:style w:type="table" w:styleId="122">
+  <w:style w:type="table" w:styleId="798">
     <w:name w:val="List Table 3 - Accent 4"/>
-    <w:basedOn w:val="618"/>
+    <w:basedOn w:val="869"/>
     <w:uiPriority w:val="99"/>
     <w:pPr>
       <w:pBdr/>
@@ -21156,9 +21633,9 @@
       </w:tcPr>
     </w:tblStylePr>
   </w:style>
-  <w:style w:type="table" w:styleId="123">
+  <w:style w:type="table" w:styleId="799">
     <w:name w:val="List Table 3 - Accent 5"/>
-    <w:basedOn w:val="618"/>
+    <w:basedOn w:val="869"/>
     <w:uiPriority w:val="99"/>
     <w:pPr>
       <w:pBdr/>
@@ -21384,9 +21861,9 @@
       </w:tcPr>
     </w:tblStylePr>
   </w:style>
-  <w:style w:type="table" w:styleId="124">
+  <w:style w:type="table" w:styleId="800">
     <w:name w:val="List Table 3 - Accent 6"/>
-    <w:basedOn w:val="618"/>
+    <w:basedOn w:val="869"/>
     <w:uiPriority w:val="99"/>
     <w:pPr>
       <w:pBdr/>
@@ -21612,9 +22089,9 @@
       </w:tcPr>
     </w:tblStylePr>
   </w:style>
-  <w:style w:type="table" w:styleId="125">
+  <w:style w:type="table" w:styleId="801">
     <w:name w:val="List Table 4"/>
-    <w:basedOn w:val="618"/>
+    <w:basedOn w:val="869"/>
     <w:uiPriority w:val="99"/>
     <w:pPr>
       <w:pBdr/>
@@ -21837,9 +22314,9 @@
       </w:tcPr>
     </w:tblStylePr>
   </w:style>
-  <w:style w:type="table" w:styleId="126">
+  <w:style w:type="table" w:styleId="802">
     <w:name w:val="List Table 4 - Accent 1"/>
-    <w:basedOn w:val="618"/>
+    <w:basedOn w:val="869"/>
     <w:uiPriority w:val="99"/>
     <w:pPr>
       <w:pBdr/>
@@ -22062,9 +22539,9 @@
       </w:tcPr>
     </w:tblStylePr>
   </w:style>
-  <w:style w:type="table" w:styleId="127">
+  <w:style w:type="table" w:styleId="803">
     <w:name w:val="List Table 4 - Accent 2"/>
-    <w:basedOn w:val="618"/>
+    <w:basedOn w:val="869"/>
     <w:uiPriority w:val="99"/>
     <w:pPr>
       <w:pBdr/>
@@ -22287,9 +22764,9 @@
       </w:tcPr>
     </w:tblStylePr>
   </w:style>
-  <w:style w:type="table" w:styleId="128">
+  <w:style w:type="table" w:styleId="804">
     <w:name w:val="List Table 4 - Accent 3"/>
-    <w:basedOn w:val="618"/>
+    <w:basedOn w:val="869"/>
     <w:uiPriority w:val="99"/>
     <w:pPr>
       <w:pBdr/>
@@ -22512,9 +22989,9 @@
       </w:tcPr>
     </w:tblStylePr>
   </w:style>
-  <w:style w:type="table" w:styleId="129">
+  <w:style w:type="table" w:styleId="805">
     <w:name w:val="List Table 4 - Accent 4"/>
-    <w:basedOn w:val="618"/>
+    <w:basedOn w:val="869"/>
     <w:uiPriority w:val="99"/>
     <w:pPr>
       <w:pBdr/>
@@ -22737,9 +23214,9 @@
       </w:tcPr>
     </w:tblStylePr>
   </w:style>
-  <w:style w:type="table" w:styleId="130">
+  <w:style w:type="table" w:styleId="806">
     <w:name w:val="List Table 4 - Accent 5"/>
-    <w:basedOn w:val="618"/>
+    <w:basedOn w:val="869"/>
     <w:uiPriority w:val="99"/>
     <w:pPr>
       <w:pBdr/>
@@ -22962,9 +23439,9 @@
       </w:tcPr>
     </w:tblStylePr>
   </w:style>
-  <w:style w:type="table" w:styleId="131">
+  <w:style w:type="table" w:styleId="807">
     <w:name w:val="List Table 4 - Accent 6"/>
-    <w:basedOn w:val="618"/>
+    <w:basedOn w:val="869"/>
     <w:uiPriority w:val="99"/>
     <w:pPr>
       <w:pBdr/>
@@ -23187,9 +23664,9 @@
       </w:tcPr>
     </w:tblStylePr>
   </w:style>
-  <w:style w:type="table" w:styleId="132">
+  <w:style w:type="table" w:styleId="808">
     <w:name w:val="List Table 5 Dark"/>
-    <w:basedOn w:val="618"/>
+    <w:basedOn w:val="869"/>
     <w:uiPriority w:val="99"/>
     <w:pPr>
       <w:pBdr/>
@@ -23429,9 +23906,9 @@
       </w:tcPr>
     </w:tblStylePr>
   </w:style>
-  <w:style w:type="table" w:styleId="133">
+  <w:style w:type="table" w:styleId="809">
     <w:name w:val="List Table 5 Dark - Accent 1"/>
-    <w:basedOn w:val="618"/>
+    <w:basedOn w:val="869"/>
     <w:uiPriority w:val="99"/>
     <w:pPr>
       <w:pBdr/>
@@ -23671,9 +24148,9 @@
       </w:tcPr>
     </w:tblStylePr>
   </w:style>
-  <w:style w:type="table" w:styleId="134">
+  <w:style w:type="table" w:styleId="810">
     <w:name w:val="List Table 5 Dark - Accent 2"/>
-    <w:basedOn w:val="618"/>
+    <w:basedOn w:val="869"/>
     <w:uiPriority w:val="99"/>
     <w:pPr>
       <w:pBdr/>
@@ -23913,9 +24390,9 @@
       </w:tcPr>
     </w:tblStylePr>
   </w:style>
-  <w:style w:type="table" w:styleId="135">
+  <w:style w:type="table" w:styleId="811">
     <w:name w:val="List Table 5 Dark - Accent 3"/>
-    <w:basedOn w:val="618"/>
+    <w:basedOn w:val="869"/>
     <w:uiPriority w:val="99"/>
     <w:pPr>
       <w:pBdr/>
@@ -24155,9 +24632,9 @@
       </w:tcPr>
     </w:tblStylePr>
   </w:style>
-  <w:style w:type="table" w:styleId="136">
+  <w:style w:type="table" w:styleId="812">
     <w:name w:val="List Table 5 Dark - Accent 4"/>
-    <w:basedOn w:val="618"/>
+    <w:basedOn w:val="869"/>
     <w:uiPriority w:val="99"/>
     <w:pPr>
       <w:pBdr/>
@@ -24397,9 +24874,9 @@
       </w:tcPr>
     </w:tblStylePr>
   </w:style>
-  <w:style w:type="table" w:styleId="137">
+  <w:style w:type="table" w:styleId="813">
     <w:name w:val="List Table 5 Dark - Accent 5"/>
-    <w:basedOn w:val="618"/>
+    <w:basedOn w:val="869"/>
     <w:uiPriority w:val="99"/>
     <w:pPr>
       <w:pBdr/>
@@ -24639,9 +25116,9 @@
       </w:tcPr>
     </w:tblStylePr>
   </w:style>
-  <w:style w:type="table" w:styleId="138">
+  <w:style w:type="table" w:styleId="814">
     <w:name w:val="List Table 5 Dark - Accent 6"/>
-    <w:basedOn w:val="618"/>
+    <w:basedOn w:val="869"/>
     <w:uiPriority w:val="99"/>
     <w:pPr>
       <w:pBdr/>
@@ -24881,9 +25358,9 @@
       </w:tcPr>
     </w:tblStylePr>
   </w:style>
-  <w:style w:type="table" w:styleId="139">
+  <w:style w:type="table" w:styleId="815">
     <w:name w:val="List Table 6 Colorful"/>
-    <w:basedOn w:val="618"/>
+    <w:basedOn w:val="869"/>
     <w:uiPriority w:val="99"/>
     <w:pPr>
       <w:pBdr/>
@@ -25104,9 +25581,9 @@
       </w:tcPr>
     </w:tblStylePr>
   </w:style>
-  <w:style w:type="table" w:styleId="140">
+  <w:style w:type="table" w:styleId="816">
     <w:name w:val="List Table 6 Colorful - Accent 1"/>
-    <w:basedOn w:val="618"/>
+    <w:basedOn w:val="869"/>
     <w:uiPriority w:val="99"/>
     <w:pPr>
       <w:pBdr/>
@@ -25327,9 +25804,9 @@
       </w:tcPr>
     </w:tblStylePr>
   </w:style>
-  <w:style w:type="table" w:styleId="141">
+  <w:style w:type="table" w:styleId="817">
     <w:name w:val="List Table 6 Colorful - Accent 2"/>
-    <w:basedOn w:val="618"/>
+    <w:basedOn w:val="869"/>
     <w:uiPriority w:val="99"/>
     <w:pPr>
       <w:pBdr/>
@@ -25550,9 +26027,9 @@
       </w:tcPr>
     </w:tblStylePr>
   </w:style>
-  <w:style w:type="table" w:styleId="142">
+  <w:style w:type="table" w:styleId="818">
     <w:name w:val="List Table 6 Colorful - Accent 3"/>
-    <w:basedOn w:val="618"/>
+    <w:basedOn w:val="869"/>
     <w:uiPriority w:val="99"/>
     <w:pPr>
       <w:pBdr/>
@@ -25773,9 +26250,9 @@
       </w:tcPr>
     </w:tblStylePr>
   </w:style>
-  <w:style w:type="table" w:styleId="143">
+  <w:style w:type="table" w:styleId="819">
     <w:name w:val="List Table 6 Colorful - Accent 4"/>
-    <w:basedOn w:val="618"/>
+    <w:basedOn w:val="869"/>
     <w:uiPriority w:val="99"/>
     <w:pPr>
       <w:pBdr/>
@@ -25996,9 +26473,9 @@
       </w:tcPr>
     </w:tblStylePr>
   </w:style>
-  <w:style w:type="table" w:styleId="144">
+  <w:style w:type="table" w:styleId="820">
     <w:name w:val="List Table 6 Colorful - Accent 5"/>
-    <w:basedOn w:val="618"/>
+    <w:basedOn w:val="869"/>
     <w:uiPriority w:val="99"/>
     <w:pPr>
       <w:pBdr/>
@@ -26219,9 +26696,9 @@
       </w:tcPr>
     </w:tblStylePr>
   </w:style>
-  <w:style w:type="table" w:styleId="145">
+  <w:style w:type="table" w:styleId="821">
     <w:name w:val="List Table 6 Colorful - Accent 6"/>
-    <w:basedOn w:val="618"/>
+    <w:basedOn w:val="869"/>
     <w:uiPriority w:val="99"/>
     <w:pPr>
       <w:pBdr/>
@@ -26442,9 +26919,9 @@
       </w:tcPr>
     </w:tblStylePr>
   </w:style>
-  <w:style w:type="table" w:styleId="146">
+  <w:style w:type="table" w:styleId="822">
     <w:name w:val="List Table 7 Colorful"/>
-    <w:basedOn w:val="618"/>
+    <w:basedOn w:val="869"/>
     <w:uiPriority w:val="99"/>
     <w:pPr>
       <w:pBdr/>
@@ -26543,11 +27020,11 @@
         <w:tblBorders/>
       </w:tblPr>
       <w:tcPr>
-        <w:shd w:color="ffffff"/>
+        <w:shd w:val="clear" w:color="ffffff"/>
         <w:tcBorders>
-          <w:top w:val="none"/>
-          <w:left w:val="none"/>
-          <w:bottom w:val="none"/>
+          <w:top w:val="none" w:color="000000" w:sz="4" w:space="0"/>
+          <w:left w:val="none" w:color="000000" w:sz="4" w:space="0"/>
+          <w:bottom w:val="none" w:color="000000" w:sz="4" w:space="0"/>
           <w:right w:val="single" w:color="000000" w:themeColor="text1" w:themeTint="80" w:sz="4" w:space="0"/>
         </w:tcBorders>
       </w:tcPr>
@@ -26570,10 +27047,10 @@
       <w:tcPr>
         <w:shd w:val="clear" w:color="ffffff" w:themeColor="light1" w:fill="ffffff" w:themeFill="light1"/>
         <w:tcBorders>
-          <w:top w:val="none"/>
-          <w:left w:val="none"/>
+          <w:top w:val="none" w:color="000000" w:sz="4" w:space="0"/>
+          <w:left w:val="none" w:color="000000" w:sz="4" w:space="0"/>
           <w:bottom w:val="single" w:color="000000" w:themeColor="text1" w:themeTint="80" w:sz="4" w:space="0"/>
-          <w:right w:val="none"/>
+          <w:right w:val="none" w:color="000000" w:sz="4" w:space="0"/>
         </w:tcBorders>
       </w:tcPr>
     </w:tblStylePr>
@@ -26593,12 +27070,12 @@
         <w:tblBorders/>
       </w:tblPr>
       <w:tcPr>
-        <w:shd w:color="ffffff"/>
+        <w:shd w:val="clear" w:color="ffffff"/>
         <w:tcBorders>
-          <w:top w:val="none"/>
+          <w:top w:val="none" w:color="000000" w:sz="4" w:space="0"/>
           <w:left w:val="single" w:color="000000" w:themeColor="text1" w:themeTint="80" w:sz="4" w:space="0"/>
-          <w:bottom w:val="none"/>
-          <w:right w:val="none"/>
+          <w:bottom w:val="none" w:color="000000" w:sz="4" w:space="0"/>
+          <w:right w:val="none" w:color="000000" w:sz="4" w:space="0"/>
         </w:tcBorders>
       </w:tcPr>
     </w:tblStylePr>
@@ -26621,9 +27098,9 @@
         <w:shd w:val="clear" w:color="ffffff" w:themeColor="light1" w:fill="ffffff" w:themeFill="light1"/>
         <w:tcBorders>
           <w:top w:val="single" w:color="000000" w:themeColor="text1" w:themeTint="80" w:sz="4" w:space="0"/>
-          <w:left w:val="none"/>
-          <w:bottom w:val="none"/>
-          <w:right w:val="none"/>
+          <w:left w:val="none" w:color="000000" w:sz="4" w:space="0"/>
+          <w:bottom w:val="none" w:color="000000" w:sz="4" w:space="0"/>
+          <w:right w:val="none" w:color="000000" w:sz="4" w:space="0"/>
         </w:tcBorders>
       </w:tcPr>
     </w:tblStylePr>
@@ -26698,9 +27175,9 @@
       </w:tcPr>
     </w:tblStylePr>
   </w:style>
-  <w:style w:type="table" w:styleId="147">
+  <w:style w:type="table" w:styleId="823">
     <w:name w:val="List Table 7 Colorful - Accent 1"/>
-    <w:basedOn w:val="618"/>
+    <w:basedOn w:val="869"/>
     <w:uiPriority w:val="99"/>
     <w:pPr>
       <w:pBdr/>
@@ -26799,11 +27276,11 @@
         <w:tblBorders/>
       </w:tblPr>
       <w:tcPr>
-        <w:shd w:color="ffffff"/>
+        <w:shd w:val="clear" w:color="ffffff"/>
         <w:tcBorders>
-          <w:top w:val="none"/>
-          <w:left w:val="none"/>
-          <w:bottom w:val="none"/>
+          <w:top w:val="none" w:color="000000" w:sz="4" w:space="0"/>
+          <w:left w:val="none" w:color="000000" w:sz="4" w:space="0"/>
+          <w:bottom w:val="none" w:color="000000" w:sz="4" w:space="0"/>
           <w:right w:val="single" w:color="000000" w:themeColor="accent1" w:sz="4" w:space="0"/>
         </w:tcBorders>
       </w:tcPr>
@@ -26826,10 +27303,10 @@
       <w:tcPr>
         <w:shd w:val="clear" w:color="ffffff" w:themeColor="light1" w:fill="ffffff" w:themeFill="light1"/>
         <w:tcBorders>
-          <w:top w:val="none"/>
-          <w:left w:val="none"/>
+          <w:top w:val="none" w:color="000000" w:sz="4" w:space="0"/>
+          <w:left w:val="none" w:color="000000" w:sz="4" w:space="0"/>
           <w:bottom w:val="single" w:color="000000" w:themeColor="accent1" w:sz="4" w:space="0"/>
-          <w:right w:val="none"/>
+          <w:right w:val="none" w:color="000000" w:sz="4" w:space="0"/>
         </w:tcBorders>
       </w:tcPr>
     </w:tblStylePr>
@@ -26849,12 +27326,12 @@
         <w:tblBorders/>
       </w:tblPr>
       <w:tcPr>
-        <w:shd w:color="ffffff"/>
+        <w:shd w:val="clear" w:color="ffffff"/>
         <w:tcBorders>
-          <w:top w:val="none"/>
+          <w:top w:val="none" w:color="000000" w:sz="4" w:space="0"/>
           <w:left w:val="single" w:color="000000" w:themeColor="accent1" w:sz="4" w:space="0"/>
-          <w:bottom w:val="none"/>
-          <w:right w:val="none"/>
+          <w:bottom w:val="none" w:color="000000" w:sz="4" w:space="0"/>
+          <w:right w:val="none" w:color="000000" w:sz="4" w:space="0"/>
         </w:tcBorders>
       </w:tcPr>
     </w:tblStylePr>
@@ -26877,9 +27354,9 @@
         <w:shd w:val="clear" w:color="ffffff" w:themeColor="light1" w:fill="ffffff" w:themeFill="light1"/>
         <w:tcBorders>
           <w:top w:val="single" w:color="000000" w:themeColor="accent1" w:sz="4" w:space="0"/>
-          <w:left w:val="none"/>
-          <w:bottom w:val="none"/>
-          <w:right w:val="none"/>
+          <w:left w:val="none" w:color="000000" w:sz="4" w:space="0"/>
+          <w:bottom w:val="none" w:color="000000" w:sz="4" w:space="0"/>
+          <w:right w:val="none" w:color="000000" w:sz="4" w:space="0"/>
         </w:tcBorders>
       </w:tcPr>
     </w:tblStylePr>
@@ -26954,9 +27431,9 @@
       </w:tcPr>
     </w:tblStylePr>
   </w:style>
-  <w:style w:type="table" w:styleId="148">
+  <w:style w:type="table" w:styleId="824">
     <w:name w:val="List Table 7 Colorful - Accent 2"/>
-    <w:basedOn w:val="618"/>
+    <w:basedOn w:val="869"/>
     <w:uiPriority w:val="99"/>
     <w:pPr>
       <w:pBdr/>
@@ -27055,11 +27532,11 @@
         <w:tblBorders/>
       </w:tblPr>
       <w:tcPr>
-        <w:shd w:color="ffffff"/>
+        <w:shd w:val="clear" w:color="ffffff"/>
         <w:tcBorders>
-          <w:top w:val="none"/>
-          <w:left w:val="none"/>
-          <w:bottom w:val="none"/>
+          <w:top w:val="none" w:color="000000" w:sz="4" w:space="0"/>
+          <w:left w:val="none" w:color="000000" w:sz="4" w:space="0"/>
+          <w:bottom w:val="none" w:color="000000" w:sz="4" w:space="0"/>
           <w:right w:val="single" w:color="000000" w:themeColor="accent2" w:themeTint="97" w:sz="4" w:space="0"/>
         </w:tcBorders>
       </w:tcPr>
@@ -27082,10 +27559,10 @@
       <w:tcPr>
         <w:shd w:val="clear" w:color="ffffff" w:themeColor="light1" w:fill="ffffff" w:themeFill="light1"/>
         <w:tcBorders>
-          <w:top w:val="none"/>
-          <w:left w:val="none"/>
+          <w:top w:val="none" w:color="000000" w:sz="4" w:space="0"/>
+          <w:left w:val="none" w:color="000000" w:sz="4" w:space="0"/>
           <w:bottom w:val="single" w:color="000000" w:themeColor="accent2" w:themeTint="97" w:sz="4" w:space="0"/>
-          <w:right w:val="none"/>
+          <w:right w:val="none" w:color="000000" w:sz="4" w:space="0"/>
         </w:tcBorders>
       </w:tcPr>
     </w:tblStylePr>
@@ -27105,12 +27582,12 @@
         <w:tblBorders/>
       </w:tblPr>
       <w:tcPr>
-        <w:shd w:color="ffffff"/>
+        <w:shd w:val="clear" w:color="ffffff"/>
         <w:tcBorders>
-          <w:top w:val="none"/>
+          <w:top w:val="none" w:color="000000" w:sz="4" w:space="0"/>
           <w:left w:val="single" w:color="000000" w:themeColor="accent2" w:themeTint="97" w:sz="4" w:space="0"/>
-          <w:bottom w:val="none"/>
-          <w:right w:val="none"/>
+          <w:bottom w:val="none" w:color="000000" w:sz="4" w:space="0"/>
+          <w:right w:val="none" w:color="000000" w:sz="4" w:space="0"/>
         </w:tcBorders>
       </w:tcPr>
     </w:tblStylePr>
@@ -27133,9 +27610,9 @@
         <w:shd w:val="clear" w:color="ffffff" w:themeColor="light1" w:fill="ffffff" w:themeFill="light1"/>
         <w:tcBorders>
           <w:top w:val="single" w:color="000000" w:themeColor="accent2" w:themeTint="97" w:sz="4" w:space="0"/>
-          <w:left w:val="none"/>
-          <w:bottom w:val="none"/>
-          <w:right w:val="none"/>
+          <w:left w:val="none" w:color="000000" w:sz="4" w:space="0"/>
+          <w:bottom w:val="none" w:color="000000" w:sz="4" w:space="0"/>
+          <w:right w:val="none" w:color="000000" w:sz="4" w:space="0"/>
         </w:tcBorders>
       </w:tcPr>
     </w:tblStylePr>
@@ -27210,9 +27687,9 @@
       </w:tcPr>
     </w:tblStylePr>
   </w:style>
-  <w:style w:type="table" w:styleId="149">
+  <w:style w:type="table" w:styleId="825">
     <w:name w:val="List Table 7 Colorful - Accent 3"/>
-    <w:basedOn w:val="618"/>
+    <w:basedOn w:val="869"/>
     <w:uiPriority w:val="99"/>
     <w:pPr>
       <w:pBdr/>
@@ -27311,11 +27788,11 @@
         <w:tblBorders/>
       </w:tblPr>
       <w:tcPr>
-        <w:shd w:color="ffffff"/>
+        <w:shd w:val="clear" w:color="ffffff"/>
         <w:tcBorders>
-          <w:top w:val="none"/>
-          <w:left w:val="none"/>
-          <w:bottom w:val="none"/>
+          <w:top w:val="none" w:color="000000" w:sz="4" w:space="0"/>
+          <w:left w:val="none" w:color="000000" w:sz="4" w:space="0"/>
+          <w:bottom w:val="none" w:color="000000" w:sz="4" w:space="0"/>
           <w:right w:val="single" w:color="000000" w:themeColor="accent3" w:themeTint="98" w:sz="4" w:space="0"/>
         </w:tcBorders>
       </w:tcPr>
@@ -27338,10 +27815,10 @@
       <w:tcPr>
         <w:shd w:val="clear" w:color="ffffff" w:themeColor="light1" w:fill="ffffff" w:themeFill="light1"/>
         <w:tcBorders>
-          <w:top w:val="none"/>
-          <w:left w:val="none"/>
+          <w:top w:val="none" w:color="000000" w:sz="4" w:space="0"/>
+          <w:left w:val="none" w:color="000000" w:sz="4" w:space="0"/>
           <w:bottom w:val="single" w:color="000000" w:themeColor="accent3" w:themeTint="98" w:sz="4" w:space="0"/>
-          <w:right w:val="none"/>
+          <w:right w:val="none" w:color="000000" w:sz="4" w:space="0"/>
         </w:tcBorders>
       </w:tcPr>
     </w:tblStylePr>
@@ -27361,12 +27838,12 @@
         <w:tblBorders/>
       </w:tblPr>
       <w:tcPr>
-        <w:shd w:color="ffffff"/>
+        <w:shd w:val="clear" w:color="ffffff"/>
         <w:tcBorders>
-          <w:top w:val="none"/>
+          <w:top w:val="none" w:color="000000" w:sz="4" w:space="0"/>
           <w:left w:val="single" w:color="000000" w:themeColor="accent3" w:themeTint="98" w:sz="4" w:space="0"/>
-          <w:bottom w:val="none"/>
-          <w:right w:val="none"/>
+          <w:bottom w:val="none" w:color="000000" w:sz="4" w:space="0"/>
+          <w:right w:val="none" w:color="000000" w:sz="4" w:space="0"/>
         </w:tcBorders>
       </w:tcPr>
     </w:tblStylePr>
@@ -27389,9 +27866,9 @@
         <w:shd w:val="clear" w:color="ffffff" w:themeColor="light1" w:fill="ffffff" w:themeFill="light1"/>
         <w:tcBorders>
           <w:top w:val="single" w:color="000000" w:themeColor="accent3" w:themeTint="98" w:sz="4" w:space="0"/>
-          <w:left w:val="none"/>
-          <w:bottom w:val="none"/>
-          <w:right w:val="none"/>
+          <w:left w:val="none" w:color="000000" w:sz="4" w:space="0"/>
+          <w:bottom w:val="none" w:color="000000" w:sz="4" w:space="0"/>
+          <w:right w:val="none" w:color="000000" w:sz="4" w:space="0"/>
         </w:tcBorders>
       </w:tcPr>
     </w:tblStylePr>
@@ -27466,9 +27943,9 @@
       </w:tcPr>
     </w:tblStylePr>
   </w:style>
-  <w:style w:type="table" w:styleId="150">
+  <w:style w:type="table" w:styleId="826">
     <w:name w:val="List Table 7 Colorful - Accent 4"/>
-    <w:basedOn w:val="618"/>
+    <w:basedOn w:val="869"/>
     <w:uiPriority w:val="99"/>
     <w:pPr>
       <w:pBdr/>
@@ -27567,11 +28044,11 @@
         <w:tblBorders/>
       </w:tblPr>
       <w:tcPr>
-        <w:shd w:color="ffffff"/>
+        <w:shd w:val="clear" w:color="ffffff"/>
         <w:tcBorders>
-          <w:top w:val="none"/>
-          <w:left w:val="none"/>
-          <w:bottom w:val="none"/>
+          <w:top w:val="none" w:color="000000" w:sz="4" w:space="0"/>
+          <w:left w:val="none" w:color="000000" w:sz="4" w:space="0"/>
+          <w:bottom w:val="none" w:color="000000" w:sz="4" w:space="0"/>
           <w:right w:val="single" w:color="000000" w:themeColor="accent4" w:themeTint="9A" w:sz="4" w:space="0"/>
         </w:tcBorders>
       </w:tcPr>
@@ -27594,10 +28071,10 @@
       <w:tcPr>
         <w:shd w:val="clear" w:color="ffffff" w:themeColor="light1" w:fill="ffffff" w:themeFill="light1"/>
         <w:tcBorders>
-          <w:top w:val="none"/>
-          <w:left w:val="none"/>
+          <w:top w:val="none" w:color="000000" w:sz="4" w:space="0"/>
+          <w:left w:val="none" w:color="000000" w:sz="4" w:space="0"/>
           <w:bottom w:val="single" w:color="000000" w:themeColor="accent4" w:themeTint="9A" w:sz="4" w:space="0"/>
-          <w:right w:val="none"/>
+          <w:right w:val="none" w:color="000000" w:sz="4" w:space="0"/>
         </w:tcBorders>
       </w:tcPr>
     </w:tblStylePr>
@@ -27617,12 +28094,12 @@
         <w:tblBorders/>
       </w:tblPr>
       <w:tcPr>
-        <w:shd w:color="ffffff"/>
+        <w:shd w:val="clear" w:color="ffffff"/>
         <w:tcBorders>
-          <w:top w:val="none"/>
+          <w:top w:val="none" w:color="000000" w:sz="4" w:space="0"/>
           <w:left w:val="single" w:color="000000" w:themeColor="accent4" w:themeTint="9A" w:sz="4" w:space="0"/>
-          <w:bottom w:val="none"/>
-          <w:right w:val="none"/>
+          <w:bottom w:val="none" w:color="000000" w:sz="4" w:space="0"/>
+          <w:right w:val="none" w:color="000000" w:sz="4" w:space="0"/>
         </w:tcBorders>
       </w:tcPr>
     </w:tblStylePr>
@@ -27645,9 +28122,9 @@
         <w:shd w:val="clear" w:color="ffffff" w:themeColor="light1" w:fill="ffffff" w:themeFill="light1"/>
         <w:tcBorders>
           <w:top w:val="single" w:color="000000" w:themeColor="accent4" w:themeTint="9A" w:sz="4" w:space="0"/>
-          <w:left w:val="none"/>
-          <w:bottom w:val="none"/>
-          <w:right w:val="none"/>
+          <w:left w:val="none" w:color="000000" w:sz="4" w:space="0"/>
+          <w:bottom w:val="none" w:color="000000" w:sz="4" w:space="0"/>
+          <w:right w:val="none" w:color="000000" w:sz="4" w:space="0"/>
         </w:tcBorders>
       </w:tcPr>
     </w:tblStylePr>
@@ -27722,9 +28199,9 @@
       </w:tcPr>
     </w:tblStylePr>
   </w:style>
-  <w:style w:type="table" w:styleId="151">
+  <w:style w:type="table" w:styleId="827">
     <w:name w:val="List Table 7 Colorful - Accent 5"/>
-    <w:basedOn w:val="618"/>
+    <w:basedOn w:val="869"/>
     <w:uiPriority w:val="99"/>
     <w:pPr>
       <w:pBdr/>
@@ -27823,11 +28300,11 @@
         <w:tblBorders/>
       </w:tblPr>
       <w:tcPr>
-        <w:shd w:color="ffffff"/>
+        <w:shd w:val="clear" w:color="ffffff"/>
         <w:tcBorders>
-          <w:top w:val="none"/>
-          <w:left w:val="none"/>
-          <w:bottom w:val="none"/>
+          <w:top w:val="none" w:color="000000" w:sz="4" w:space="0"/>
+          <w:left w:val="none" w:color="000000" w:sz="4" w:space="0"/>
+          <w:bottom w:val="none" w:color="000000" w:sz="4" w:space="0"/>
           <w:right w:val="single" w:color="000000" w:themeColor="accent5" w:themeTint="9A" w:sz="4" w:space="0"/>
         </w:tcBorders>
       </w:tcPr>
@@ -27850,10 +28327,10 @@
       <w:tcPr>
         <w:shd w:val="clear" w:color="ffffff" w:themeColor="light1" w:fill="ffffff" w:themeFill="light1"/>
         <w:tcBorders>
-          <w:top w:val="none"/>
-          <w:left w:val="none"/>
+          <w:top w:val="none" w:color="000000" w:sz="4" w:space="0"/>
+          <w:left w:val="none" w:color="000000" w:sz="4" w:space="0"/>
           <w:bottom w:val="single" w:color="000000" w:themeColor="accent5" w:themeTint="9A" w:sz="4" w:space="0"/>
-          <w:right w:val="none"/>
+          <w:right w:val="none" w:color="000000" w:sz="4" w:space="0"/>
         </w:tcBorders>
       </w:tcPr>
     </w:tblStylePr>
@@ -27873,12 +28350,12 @@
         <w:tblBorders/>
       </w:tblPr>
       <w:tcPr>
-        <w:shd w:color="ffffff"/>
+        <w:shd w:val="clear" w:color="ffffff"/>
         <w:tcBorders>
-          <w:top w:val="none"/>
+          <w:top w:val="none" w:color="000000" w:sz="4" w:space="0"/>
           <w:left w:val="single" w:color="000000" w:themeColor="accent5" w:themeTint="9A" w:sz="4" w:space="0"/>
-          <w:bottom w:val="none"/>
-          <w:right w:val="none"/>
+          <w:bottom w:val="none" w:color="000000" w:sz="4" w:space="0"/>
+          <w:right w:val="none" w:color="000000" w:sz="4" w:space="0"/>
         </w:tcBorders>
       </w:tcPr>
     </w:tblStylePr>
@@ -27901,9 +28378,9 @@
         <w:shd w:val="clear" w:color="ffffff" w:themeColor="light1" w:fill="ffffff" w:themeFill="light1"/>
         <w:tcBorders>
           <w:top w:val="single" w:color="000000" w:themeColor="accent5" w:themeTint="9A" w:sz="4" w:space="0"/>
-          <w:left w:val="none"/>
-          <w:bottom w:val="none"/>
-          <w:right w:val="none"/>
+          <w:left w:val="none" w:color="000000" w:sz="4" w:space="0"/>
+          <w:bottom w:val="none" w:color="000000" w:sz="4" w:space="0"/>
+          <w:right w:val="none" w:color="000000" w:sz="4" w:space="0"/>
         </w:tcBorders>
       </w:tcPr>
     </w:tblStylePr>
@@ -27978,9 +28455,9 @@
       </w:tcPr>
     </w:tblStylePr>
   </w:style>
-  <w:style w:type="table" w:styleId="152">
+  <w:style w:type="table" w:styleId="828">
     <w:name w:val="List Table 7 Colorful - Accent 6"/>
-    <w:basedOn w:val="618"/>
+    <w:basedOn w:val="869"/>
     <w:uiPriority w:val="99"/>
     <w:pPr>
       <w:pBdr/>
@@ -28079,11 +28556,11 @@
         <w:tblBorders/>
       </w:tblPr>
       <w:tcPr>
-        <w:shd w:color="ffffff"/>
+        <w:shd w:val="clear" w:color="ffffff"/>
         <w:tcBorders>
-          <w:top w:val="none"/>
-          <w:left w:val="none"/>
-          <w:bottom w:val="none"/>
+          <w:top w:val="none" w:color="000000" w:sz="4" w:space="0"/>
+          <w:left w:val="none" w:color="000000" w:sz="4" w:space="0"/>
+          <w:bottom w:val="none" w:color="000000" w:sz="4" w:space="0"/>
           <w:right w:val="single" w:color="000000" w:themeColor="accent6" w:themeTint="98" w:sz="4" w:space="0"/>
         </w:tcBorders>
       </w:tcPr>
@@ -28106,10 +28583,10 @@
       <w:tcPr>
         <w:shd w:val="clear" w:color="ffffff" w:themeColor="light1" w:fill="ffffff" w:themeFill="light1"/>
         <w:tcBorders>
-          <w:top w:val="none"/>
-          <w:left w:val="none"/>
+          <w:top w:val="none" w:color="000000" w:sz="4" w:space="0"/>
+          <w:left w:val="none" w:color="000000" w:sz="4" w:space="0"/>
           <w:bottom w:val="single" w:color="000000" w:themeColor="accent6" w:themeTint="98" w:sz="4" w:space="0"/>
-          <w:right w:val="none"/>
+          <w:right w:val="none" w:color="000000" w:sz="4" w:space="0"/>
         </w:tcBorders>
       </w:tcPr>
     </w:tblStylePr>
@@ -28129,12 +28606,12 @@
         <w:tblBorders/>
       </w:tblPr>
       <w:tcPr>
-        <w:shd w:color="ffffff"/>
+        <w:shd w:val="clear" w:color="ffffff"/>
         <w:tcBorders>
-          <w:top w:val="none"/>
+          <w:top w:val="none" w:color="000000" w:sz="4" w:space="0"/>
           <w:left w:val="single" w:color="000000" w:themeColor="accent6" w:themeTint="98" w:sz="4" w:space="0"/>
-          <w:bottom w:val="none"/>
-          <w:right w:val="none"/>
+          <w:bottom w:val="none" w:color="000000" w:sz="4" w:space="0"/>
+          <w:right w:val="none" w:color="000000" w:sz="4" w:space="0"/>
         </w:tcBorders>
       </w:tcPr>
     </w:tblStylePr>
@@ -28157,9 +28634,9 @@
         <w:shd w:val="clear" w:color="ffffff" w:themeColor="light1" w:fill="ffffff" w:themeFill="light1"/>
         <w:tcBorders>
           <w:top w:val="single" w:color="000000" w:themeColor="accent6" w:themeTint="98" w:sz="4" w:space="0"/>
-          <w:left w:val="none"/>
-          <w:bottom w:val="none"/>
-          <w:right w:val="none"/>
+          <w:left w:val="none" w:color="000000" w:sz="4" w:space="0"/>
+          <w:bottom w:val="none" w:color="000000" w:sz="4" w:space="0"/>
+          <w:right w:val="none" w:color="000000" w:sz="4" w:space="0"/>
         </w:tcBorders>
       </w:tcPr>
     </w:tblStylePr>
@@ -28234,9 +28711,9 @@
       </w:tcPr>
     </w:tblStylePr>
   </w:style>
-  <w:style w:type="table" w:styleId="153">
+  <w:style w:type="table" w:styleId="829">
     <w:name w:val="Lined - Accent"/>
-    <w:basedOn w:val="618"/>
+    <w:basedOn w:val="869"/>
     <w:uiPriority w:val="99"/>
     <w:pPr>
       <w:pBdr/>
@@ -28471,9 +28948,9 @@
       </w:tcPr>
     </w:tblStylePr>
   </w:style>
-  <w:style w:type="table" w:styleId="154">
+  <w:style w:type="table" w:styleId="830">
     <w:name w:val="Lined - Accent 1"/>
-    <w:basedOn w:val="618"/>
+    <w:basedOn w:val="869"/>
     <w:uiPriority w:val="99"/>
     <w:pPr>
       <w:pBdr/>
@@ -28708,9 +29185,9 @@
       </w:tcPr>
     </w:tblStylePr>
   </w:style>
-  <w:style w:type="table" w:styleId="155">
+  <w:style w:type="table" w:styleId="831">
     <w:name w:val="Lined - Accent 2"/>
-    <w:basedOn w:val="618"/>
+    <w:basedOn w:val="869"/>
     <w:uiPriority w:val="99"/>
     <w:pPr>
       <w:pBdr/>
@@ -28945,9 +29422,9 @@
       </w:tcPr>
     </w:tblStylePr>
   </w:style>
-  <w:style w:type="table" w:styleId="156">
+  <w:style w:type="table" w:styleId="832">
     <w:name w:val="Lined - Accent 3"/>
-    <w:basedOn w:val="618"/>
+    <w:basedOn w:val="869"/>
     <w:uiPriority w:val="99"/>
     <w:pPr>
       <w:pBdr/>
@@ -29182,9 +29659,9 @@
       </w:tcPr>
     </w:tblStylePr>
   </w:style>
-  <w:style w:type="table" w:styleId="157">
+  <w:style w:type="table" w:styleId="833">
     <w:name w:val="Lined - Accent 4"/>
-    <w:basedOn w:val="618"/>
+    <w:basedOn w:val="869"/>
     <w:uiPriority w:val="99"/>
     <w:pPr>
       <w:pBdr/>
@@ -29419,9 +29896,9 @@
       </w:tcPr>
     </w:tblStylePr>
   </w:style>
-  <w:style w:type="table" w:styleId="158">
+  <w:style w:type="table" w:styleId="834">
     <w:name w:val="Lined - Accent 5"/>
-    <w:basedOn w:val="618"/>
+    <w:basedOn w:val="869"/>
     <w:uiPriority w:val="99"/>
     <w:pPr>
       <w:pBdr/>
@@ -29656,9 +30133,9 @@
       </w:tcPr>
     </w:tblStylePr>
   </w:style>
-  <w:style w:type="table" w:styleId="159">
+  <w:style w:type="table" w:styleId="835">
     <w:name w:val="Lined - Accent 6"/>
-    <w:basedOn w:val="618"/>
+    <w:basedOn w:val="869"/>
     <w:uiPriority w:val="99"/>
     <w:pPr>
       <w:pBdr/>
@@ -29893,9 +30370,9 @@
       </w:tcPr>
     </w:tblStylePr>
   </w:style>
-  <w:style w:type="table" w:styleId="160">
+  <w:style w:type="table" w:styleId="836">
     <w:name w:val="Bordered &amp; Lined - Accent"/>
-    <w:basedOn w:val="618"/>
+    <w:basedOn w:val="869"/>
     <w:uiPriority w:val="99"/>
     <w:pPr>
       <w:pBdr/>
@@ -30137,9 +30614,9 @@
       </w:tcPr>
     </w:tblStylePr>
   </w:style>
-  <w:style w:type="table" w:styleId="161">
+  <w:style w:type="table" w:styleId="837">
     <w:name w:val="Bordered &amp; Lined - Accent 1"/>
-    <w:basedOn w:val="618"/>
+    <w:basedOn w:val="869"/>
     <w:uiPriority w:val="99"/>
     <w:pPr>
       <w:pBdr/>
@@ -30381,9 +30858,9 @@
       </w:tcPr>
     </w:tblStylePr>
   </w:style>
-  <w:style w:type="table" w:styleId="162">
+  <w:style w:type="table" w:styleId="838">
     <w:name w:val="Bordered &amp; Lined - Accent 2"/>
-    <w:basedOn w:val="618"/>
+    <w:basedOn w:val="869"/>
     <w:uiPriority w:val="99"/>
     <w:pPr>
       <w:pBdr/>
@@ -30625,9 +31102,9 @@
       </w:tcPr>
     </w:tblStylePr>
   </w:style>
-  <w:style w:type="table" w:styleId="163">
+  <w:style w:type="table" w:styleId="839">
     <w:name w:val="Bordered &amp; Lined - Accent 3"/>
-    <w:basedOn w:val="618"/>
+    <w:basedOn w:val="869"/>
     <w:uiPriority w:val="99"/>
     <w:pPr>
       <w:pBdr/>
@@ -30869,9 +31346,9 @@
       </w:tcPr>
     </w:tblStylePr>
   </w:style>
-  <w:style w:type="table" w:styleId="164">
+  <w:style w:type="table" w:styleId="840">
     <w:name w:val="Bordered &amp; Lined - Accent 4"/>
-    <w:basedOn w:val="618"/>
+    <w:basedOn w:val="869"/>
     <w:uiPriority w:val="99"/>
     <w:pPr>
       <w:pBdr/>
@@ -31113,9 +31590,9 @@
       </w:tcPr>
     </w:tblStylePr>
   </w:style>
-  <w:style w:type="table" w:styleId="165">
+  <w:style w:type="table" w:styleId="841">
     <w:name w:val="Bordered &amp; Lined - Accent 5"/>
-    <w:basedOn w:val="618"/>
+    <w:basedOn w:val="869"/>
     <w:uiPriority w:val="99"/>
     <w:pPr>
       <w:pBdr/>
@@ -31357,9 +31834,9 @@
       </w:tcPr>
     </w:tblStylePr>
   </w:style>
-  <w:style w:type="table" w:styleId="166">
+  <w:style w:type="table" w:styleId="842">
     <w:name w:val="Bordered &amp; Lined - Accent 6"/>
-    <w:basedOn w:val="618"/>
+    <w:basedOn w:val="869"/>
     <w:uiPriority w:val="99"/>
     <w:pPr>
       <w:pBdr/>
@@ -31601,9 +32078,9 @@
       </w:tcPr>
     </w:tblStylePr>
   </w:style>
-  <w:style w:type="table" w:styleId="167">
+  <w:style w:type="table" w:styleId="843">
     <w:name w:val="Bordered"/>
-    <w:basedOn w:val="618"/>
+    <w:basedOn w:val="869"/>
     <w:uiPriority w:val="99"/>
     <w:pPr>
       <w:pBdr/>
@@ -31832,9 +32309,9 @@
       </w:tcPr>
     </w:tblStylePr>
   </w:style>
-  <w:style w:type="table" w:styleId="168">
+  <w:style w:type="table" w:styleId="844">
     <w:name w:val="Bordered - Accent 1"/>
-    <w:basedOn w:val="618"/>
+    <w:basedOn w:val="869"/>
     <w:uiPriority w:val="99"/>
     <w:pPr>
       <w:pBdr/>
@@ -32063,9 +32540,9 @@
       </w:tcPr>
     </w:tblStylePr>
   </w:style>
-  <w:style w:type="table" w:styleId="169">
+  <w:style w:type="table" w:styleId="845">
     <w:name w:val="Bordered - Accent 2"/>
-    <w:basedOn w:val="618"/>
+    <w:basedOn w:val="869"/>
     <w:uiPriority w:val="99"/>
     <w:pPr>
       <w:pBdr/>
@@ -32294,9 +32771,9 @@
       </w:tcPr>
     </w:tblStylePr>
   </w:style>
-  <w:style w:type="table" w:styleId="170">
+  <w:style w:type="table" w:styleId="846">
     <w:name w:val="Bordered - Accent 3"/>
-    <w:basedOn w:val="618"/>
+    <w:basedOn w:val="869"/>
     <w:uiPriority w:val="99"/>
     <w:pPr>
       <w:pBdr/>
@@ -32525,9 +33002,9 @@
       </w:tcPr>
     </w:tblStylePr>
   </w:style>
-  <w:style w:type="table" w:styleId="171">
+  <w:style w:type="table" w:styleId="847">
     <w:name w:val="Bordered - Accent 4"/>
-    <w:basedOn w:val="618"/>
+    <w:basedOn w:val="869"/>
     <w:uiPriority w:val="99"/>
     <w:pPr>
       <w:pBdr/>
@@ -32756,9 +33233,9 @@
       </w:tcPr>
     </w:tblStylePr>
   </w:style>
-  <w:style w:type="table" w:styleId="172">
+  <w:style w:type="table" w:styleId="848">
     <w:name w:val="Bordered - Accent 5"/>
-    <w:basedOn w:val="618"/>
+    <w:basedOn w:val="869"/>
     <w:uiPriority w:val="99"/>
     <w:pPr>
       <w:pBdr/>
@@ -32987,9 +33464,9 @@
       </w:tcPr>
     </w:tblStylePr>
   </w:style>
-  <w:style w:type="table" w:styleId="173">
+  <w:style w:type="table" w:styleId="849">
     <w:name w:val="Bordered - Accent 6"/>
-    <w:basedOn w:val="618"/>
+    <w:basedOn w:val="869"/>
     <w:uiPriority w:val="99"/>
     <w:pPr>
       <w:pBdr/>
@@ -33218,7 +33695,7 @@
       </w:tcPr>
     </w:tblStylePr>
   </w:style>
-  <w:style w:type="character" w:styleId="174">
+  <w:style w:type="character" w:styleId="850">
     <w:name w:val="Hyperlink"/>
     <w:uiPriority w:val="99"/>
     <w:unhideWhenUsed/>
@@ -33232,10 +33709,10 @@
       <w:u w:val="single"/>
     </w:rPr>
   </w:style>
-  <w:style w:type="paragraph" w:styleId="175">
+  <w:style w:type="paragraph" w:styleId="851">
     <w:name w:val="footnote text"/>
-    <w:basedOn w:val="617"/>
-    <w:link w:val="176"/>
+    <w:basedOn w:val="868"/>
+    <w:link w:val="852"/>
     <w:uiPriority w:val="99"/>
     <w:semiHidden/>
     <w:unhideWhenUsed/>
@@ -33248,9 +33725,9 @@
       <w:sz w:val="18"/>
     </w:rPr>
   </w:style>
-  <w:style w:type="character" w:styleId="176">
+  <w:style w:type="character" w:styleId="852">
     <w:name w:val="Footnote Text Char"/>
-    <w:link w:val="175"/>
+    <w:link w:val="851"/>
     <w:uiPriority w:val="99"/>
     <w:pPr>
       <w:pBdr/>
@@ -33261,9 +33738,8 @@
       <w:sz w:val="18"/>
     </w:rPr>
   </w:style>
-  <w:style w:type="character" w:styleId="177">
+  <w:style w:type="character" w:styleId="853">
     <w:name w:val="footnote reference"/>
-    <w:basedOn w:val="11"/>
     <w:uiPriority w:val="99"/>
     <w:unhideWhenUsed/>
     <w:pPr>
@@ -33275,10 +33751,10 @@
       <w:vertAlign w:val="superscript"/>
     </w:rPr>
   </w:style>
-  <w:style w:type="paragraph" w:styleId="178">
+  <w:style w:type="paragraph" w:styleId="854">
     <w:name w:val="endnote text"/>
-    <w:basedOn w:val="617"/>
-    <w:link w:val="179"/>
+    <w:basedOn w:val="868"/>
+    <w:link w:val="855"/>
     <w:uiPriority w:val="99"/>
     <w:semiHidden/>
     <w:unhideWhenUsed/>
@@ -33291,9 +33767,9 @@
       <w:sz w:val="20"/>
     </w:rPr>
   </w:style>
-  <w:style w:type="character" w:styleId="179">
+  <w:style w:type="character" w:styleId="855">
     <w:name w:val="Endnote Text Char"/>
-    <w:link w:val="178"/>
+    <w:link w:val="854"/>
     <w:uiPriority w:val="99"/>
     <w:pPr>
       <w:pBdr/>
@@ -33304,9 +33780,8 @@
       <w:sz w:val="20"/>
     </w:rPr>
   </w:style>
-  <w:style w:type="character" w:styleId="180">
+  <w:style w:type="character" w:styleId="856">
     <w:name w:val="endnote reference"/>
-    <w:basedOn w:val="11"/>
     <w:uiPriority w:val="99"/>
     <w:semiHidden/>
     <w:unhideWhenUsed/>
@@ -33319,10 +33794,10 @@
       <w:vertAlign w:val="superscript"/>
     </w:rPr>
   </w:style>
-  <w:style w:type="paragraph" w:styleId="181">
+  <w:style w:type="paragraph" w:styleId="857">
     <w:name w:val="toc 1"/>
-    <w:basedOn w:val="617"/>
-    <w:next w:val="617"/>
+    <w:basedOn w:val="868"/>
+    <w:next w:val="868"/>
     <w:uiPriority w:val="39"/>
     <w:unhideWhenUsed/>
     <w:pPr>
@@ -33331,10 +33806,10 @@
       <w:ind w:right="0" w:firstLine="0" w:left="0"/>
     </w:pPr>
   </w:style>
-  <w:style w:type="paragraph" w:styleId="182">
+  <w:style w:type="paragraph" w:styleId="858">
     <w:name w:val="toc 2"/>
-    <w:basedOn w:val="617"/>
-    <w:next w:val="617"/>
+    <w:basedOn w:val="868"/>
+    <w:next w:val="868"/>
     <w:uiPriority w:val="39"/>
     <w:unhideWhenUsed/>
     <w:pPr>
@@ -33343,10 +33818,10 @@
       <w:ind w:right="0" w:firstLine="0" w:left="283"/>
     </w:pPr>
   </w:style>
-  <w:style w:type="paragraph" w:styleId="183">
+  <w:style w:type="paragraph" w:styleId="859">
     <w:name w:val="toc 3"/>
-    <w:basedOn w:val="617"/>
-    <w:next w:val="617"/>
+    <w:basedOn w:val="868"/>
+    <w:next w:val="868"/>
     <w:uiPriority w:val="39"/>
     <w:unhideWhenUsed/>
     <w:pPr>
@@ -33355,10 +33830,10 @@
       <w:ind w:right="0" w:firstLine="0" w:left="567"/>
     </w:pPr>
   </w:style>
-  <w:style w:type="paragraph" w:styleId="184">
+  <w:style w:type="paragraph" w:styleId="860">
     <w:name w:val="toc 4"/>
-    <w:basedOn w:val="617"/>
-    <w:next w:val="617"/>
+    <w:basedOn w:val="868"/>
+    <w:next w:val="868"/>
     <w:uiPriority w:val="39"/>
     <w:unhideWhenUsed/>
     <w:pPr>
@@ -33367,10 +33842,10 @@
       <w:ind w:right="0" w:firstLine="0" w:left="850"/>
     </w:pPr>
   </w:style>
-  <w:style w:type="paragraph" w:styleId="185">
+  <w:style w:type="paragraph" w:styleId="861">
     <w:name w:val="toc 5"/>
-    <w:basedOn w:val="617"/>
-    <w:next w:val="617"/>
+    <w:basedOn w:val="868"/>
+    <w:next w:val="868"/>
     <w:uiPriority w:val="39"/>
     <w:unhideWhenUsed/>
     <w:pPr>
@@ -33379,10 +33854,10 @@
       <w:ind w:right="0" w:firstLine="0" w:left="1134"/>
     </w:pPr>
   </w:style>
-  <w:style w:type="paragraph" w:styleId="186">
+  <w:style w:type="paragraph" w:styleId="862">
     <w:name w:val="toc 6"/>
-    <w:basedOn w:val="617"/>
-    <w:next w:val="617"/>
+    <w:basedOn w:val="868"/>
+    <w:next w:val="868"/>
     <w:uiPriority w:val="39"/>
     <w:unhideWhenUsed/>
     <w:pPr>
@@ -33391,10 +33866,10 @@
       <w:ind w:right="0" w:firstLine="0" w:left="1417"/>
     </w:pPr>
   </w:style>
-  <w:style w:type="paragraph" w:styleId="187">
+  <w:style w:type="paragraph" w:styleId="863">
     <w:name w:val="toc 7"/>
-    <w:basedOn w:val="617"/>
-    <w:next w:val="617"/>
+    <w:basedOn w:val="868"/>
+    <w:next w:val="868"/>
     <w:uiPriority w:val="39"/>
     <w:unhideWhenUsed/>
     <w:pPr>
@@ -33403,10 +33878,10 @@
       <w:ind w:right="0" w:firstLine="0" w:left="1701"/>
     </w:pPr>
   </w:style>
-  <w:style w:type="paragraph" w:styleId="188">
+  <w:style w:type="paragraph" w:styleId="864">
     <w:name w:val="toc 8"/>
-    <w:basedOn w:val="617"/>
-    <w:next w:val="617"/>
+    <w:basedOn w:val="868"/>
+    <w:next w:val="868"/>
     <w:uiPriority w:val="39"/>
     <w:unhideWhenUsed/>
     <w:pPr>
@@ -33415,10 +33890,10 @@
       <w:ind w:right="0" w:firstLine="0" w:left="1984"/>
     </w:pPr>
   </w:style>
-  <w:style w:type="paragraph" w:styleId="189">
+  <w:style w:type="paragraph" w:styleId="865">
     <w:name w:val="toc 9"/>
-    <w:basedOn w:val="617"/>
-    <w:next w:val="617"/>
+    <w:basedOn w:val="868"/>
+    <w:next w:val="868"/>
     <w:uiPriority w:val="39"/>
     <w:unhideWhenUsed/>
     <w:pPr>
@@ -33427,7 +33902,7 @@
       <w:ind w:right="0" w:firstLine="0" w:left="2268"/>
     </w:pPr>
   </w:style>
-  <w:style w:type="paragraph" w:styleId="190">
+  <w:style w:type="paragraph" w:styleId="866">
     <w:name w:val="TOC Heading"/>
     <w:uiPriority w:val="39"/>
     <w:unhideWhenUsed/>
@@ -33437,10 +33912,10 @@
       <w:ind/>
     </w:pPr>
   </w:style>
-  <w:style w:type="paragraph" w:styleId="191">
+  <w:style w:type="paragraph" w:styleId="867">
     <w:name w:val="table of figures"/>
-    <w:basedOn w:val="617"/>
-    <w:next w:val="617"/>
+    <w:basedOn w:val="868"/>
+    <w:next w:val="868"/>
     <w:uiPriority w:val="99"/>
     <w:unhideWhenUsed/>
     <w:pPr>
@@ -33449,7 +33924,7 @@
       <w:ind/>
     </w:pPr>
   </w:style>
-  <w:style w:type="paragraph" w:styleId="617" w:default="1">
+  <w:style w:type="paragraph" w:styleId="868" w:default="1">
     <w:name w:val="Normal"/>
     <w:qFormat/>
     <w:pPr>
@@ -33458,7 +33933,7 @@
       <w:ind/>
     </w:pPr>
   </w:style>
-  <w:style w:type="table" w:styleId="618" w:default="1">
+  <w:style w:type="table" w:styleId="869" w:default="1">
     <w:name w:val="Normal Table"/>
     <w:uiPriority w:val="99"/>
     <w:semiHidden/>
@@ -33651,7 +34126,7 @@
       </w:tcPr>
     </w:tblStylePr>
   </w:style>
-  <w:style w:type="numbering" w:styleId="619" w:default="1">
+  <w:style w:type="numbering" w:styleId="870" w:default="1">
     <w:name w:val="No List"/>
     <w:uiPriority w:val="99"/>
     <w:semiHidden/>
@@ -33662,9 +34137,9 @@
       <w:ind/>
     </w:pPr>
   </w:style>
-  <w:style w:type="paragraph" w:styleId="620">
+  <w:style w:type="paragraph" w:styleId="871">
     <w:name w:val="No Spacing"/>
-    <w:basedOn w:val="617"/>
+    <w:basedOn w:val="868"/>
     <w:uiPriority w:val="1"/>
     <w:qFormat/>
     <w:pPr>
@@ -33673,9 +34148,9 @@
       <w:ind/>
     </w:pPr>
   </w:style>
-  <w:style w:type="paragraph" w:styleId="621">
+  <w:style w:type="paragraph" w:styleId="872">
     <w:name w:val="List Paragraph"/>
-    <w:basedOn w:val="617"/>
+    <w:basedOn w:val="868"/>
     <w:uiPriority w:val="34"/>
     <w:qFormat/>
     <w:pPr>
@@ -33685,7 +34160,7 @@
       <w:contextualSpacing w:val="true"/>
     </w:pPr>
   </w:style>
-  <w:style w:type="character" w:styleId="626" w:default="1">
+  <w:style w:type="character" w:styleId="873" w:default="1">
     <w:name w:val="Default Paragraph Font"/>
     <w:uiPriority w:val="1"/>
     <w:semiHidden/>
